--- a/writing/smile_R3_SI.docx
+++ b/writing/smile_R3_SI.docx
@@ -1,6 +1,6 @@
 
 <file path=word/document.xml><?xml version="1.0" encoding="utf-8"?>
-<w:document xmlns:wpc="http://schemas.microsoft.com/office/word/2010/wordprocessingCanvas" xmlns:cx="http://schemas.microsoft.com/office/drawing/2014/chartex" xmlns:cx1="http://schemas.microsoft.com/office/drawing/2015/9/8/chartex" xmlns:cx2="http://schemas.microsoft.com/office/drawing/2015/10/21/chartex" xmlns:cx3="http://schemas.microsoft.com/office/drawing/2016/5/9/chartex" xmlns:cx4="http://schemas.microsoft.com/office/drawing/2016/5/10/chartex" xmlns:cx5="http://schemas.microsoft.com/office/drawing/2016/5/11/chartex" xmlns:cx6="http://schemas.microsoft.com/office/drawing/2016/5/12/chartex" xmlns:cx7="http://schemas.microsoft.com/office/drawing/2016/5/13/chartex" xmlns:cx8="http://schemas.microsoft.com/office/drawing/2016/5/14/chartex" xmlns:mc="http://schemas.openxmlformats.org/markup-compatibility/2006" xmlns:m="http://schemas.openxmlformats.org/officeDocument/2006/math" xmlns:aink="http://schemas.microsoft.com/office/drawing/2016/ink" xmlns:am3d="http://schemas.microsoft.com/office/drawing/2017/model3d" xmlns:oel="http://schemas.microsoft.com/office/2019/extlst" xmlns:r="http://schemas.openxmlformats.org/officeDocument/2006/relationships" xmlns:wp14="http://schemas.microsoft.com/office/word/2010/wordprocessingDrawing" xmlns:wp="http://schemas.openxmlformats.org/drawingml/2006/wordprocessingDrawing" xmlns:wpg="http://schemas.microsoft.com/office/word/2010/wordprocessingGroup" xmlns:wpi="http://schemas.microsoft.com/office/word/2010/wordprocessingInk" xmlns:wps="http://schemas.microsoft.com/office/word/2010/wordprocessingShape" xmlns:o="urn:schemas-microsoft-com:office:office" xmlns:v="urn:schemas-microsoft-com:vml" xmlns:w10="urn:schemas-microsoft-com:office:word" xmlns:w="http://schemas.openxmlformats.org/wordprocessingml/2006/main" xmlns:w14="http://schemas.microsoft.com/office/word/2010/wordml" xmlns:w15="http://schemas.microsoft.com/office/word/2012/wordml" xmlns:w16cex="http://schemas.microsoft.com/office/word/2018/wordml/cex" xmlns:w16cid="http://schemas.microsoft.com/office/word/2016/wordml/cid" xmlns:w16="http://schemas.microsoft.com/office/word/2018/wordml" xmlns:w16sdtdh="http://schemas.microsoft.com/office/word/2020/wordml/sdtdatahash" xmlns:w16sdtfl="http://schemas.microsoft.com/office/word/2024/wordml/sdtformatlock" xmlns:w16se="http://schemas.microsoft.com/office/word/2015/wordml/symex" xmlns:w16du="http://schemas.microsoft.com/office/word/2023/wordml/word16du" xmlns:wne="http://schemas.microsoft.com/office/word/2006/wordml" mc:Ignorable="w14 w15 w16se w16cid w16 w16cex w16sdtdh w16sdtfl w16du wp14">
+<w:document xmlns:w="http://schemas.openxmlformats.org/wordprocessingml/2006/main" xmlns:m="http://schemas.openxmlformats.org/officeDocument/2006/math" xmlns:r="http://schemas.openxmlformats.org/officeDocument/2006/relationships" xmlns:o="urn:schemas-microsoft-com:office:office" xmlns:v="urn:schemas-microsoft-com:vml" xmlns:w10="urn:schemas-microsoft-com:office:word" xmlns:a="http://schemas.openxmlformats.org/drawingml/2006/main" xmlns:pic="http://schemas.openxmlformats.org/drawingml/2006/picture" xmlns:wp="http://schemas.openxmlformats.org/drawingml/2006/wordprocessingDrawing">
   <w:body>
     <w:p>
       <w:pPr>
@@ -18,19 +18,13 @@
         <w:t xml:space="preserve"> </w:t>
       </w:r>
     </w:p>
+    <w:bookmarkStart w:id="22" w:name="title"/>
     <w:p>
       <w:pPr>
         <w:pStyle w:val="Heading1"/>
       </w:pPr>
-      <w:bookmarkStart w:id="0" w:name="title"/>
-      <w:r>
-        <w:t>Supplemental Materials</w:t>
-      </w:r>
-      <w:r>
-        <w:t xml:space="preserve">: </w:t>
-      </w:r>
-      <w:r>
-        <w:t>Smiling your way to happiness or misery? Experimental tests of competing perspectives</w:t>
+      <w:r>
+        <w:t xml:space="preserve">Supplemental Materials: Smiling your way to happiness or misery? Experimental tests of competing perspectives</w:t>
       </w:r>
     </w:p>
     <w:p>
@@ -46,7 +40,7 @@
         <w:pStyle w:val="Author"/>
       </w:pPr>
       <w:r>
-        <w:t>Nicholas A. Coles, Annabel Dang, and Joao Francisco Goes Braga Takayanagi</w:t>
+        <w:t xml:space="preserve">Nicholas A. Coles, Annabel Dang, and Joao Francisco Goes Braga Takayanagi</w:t>
       </w:r>
     </w:p>
     <w:p>
@@ -54,7 +48,7 @@
         <w:pStyle w:val="Author"/>
       </w:pPr>
       <w:r>
-        <w:t>Department of Psychology, University of Florida</w:t>
+        <w:t xml:space="preserve">Department of Psychology, University of Florida</w:t>
       </w:r>
     </w:p>
     <w:p>
@@ -73,14 +67,14 @@
         <w:t xml:space="preserve"> </w:t>
       </w:r>
     </w:p>
+    <w:bookmarkEnd w:id="22"/>
+    <w:bookmarkStart w:id="24" w:name="author-note"/>
     <w:p>
       <w:pPr>
         <w:pStyle w:val="Heading1"/>
       </w:pPr>
-      <w:bookmarkStart w:id="1" w:name="author-note"/>
-      <w:bookmarkEnd w:id="0"/>
-      <w:r>
-        <w:t>Author Note</w:t>
+      <w:r>
+        <w:t xml:space="preserve">Author Note</w:t>
       </w:r>
     </w:p>
     <w:p>
@@ -88,14 +82,17 @@
         <w:pStyle w:val="FirstParagraph"/>
       </w:pPr>
       <w:r>
-        <w:t xml:space="preserve">Correspondence concerning this article should be addressed to Nicholas A. Coles, Department of Psychology, University of Florida, 945 Center Dr, Gainesville, FL 32611, Email: </w:t>
-      </w:r>
-      <w:hyperlink r:id="rId7">
+        <w:t xml:space="preserve">Correspondence concerning this article should be addressed to Nicholas A. Coles, Department of Psychology, University of Florida, 945 Center Dr, Gainesville, FL 32611, Email:</w:t>
+      </w:r>
+      <w:r>
+        <w:t xml:space="preserve"> </w:t>
+      </w:r>
+      <w:hyperlink r:id="rId23">
         <w:r>
           <w:rPr>
             <w:rStyle w:val="Hyperlink"/>
           </w:rPr>
-          <w:t>ncoles@ufl.edu</w:t>
+          <w:t xml:space="preserve">ncoles@ufl.edu</w:t>
         </w:r>
       </w:hyperlink>
     </w:p>
@@ -104,1095 +101,940 @@
         <w:br w:type="page"/>
       </w:r>
     </w:p>
+    <w:bookmarkEnd w:id="24"/>
+    <w:bookmarkStart w:id="26" w:name="firstheader"/>
     <w:p>
       <w:pPr>
-        <w:pStyle w:val="BodyText"/>
-        <w:sectPr>
-          <w:headerReference w:type="even" r:id="rId8"/>
-          <w:headerReference w:type="default" r:id="rId9"/>
-          <w:footerReference w:type="even" r:id="rId10"/>
-          <w:footerReference w:type="default" r:id="rId11"/>
-          <w:headerReference w:type="first" r:id="rId12"/>
-          <w:footerReference w:type="first" r:id="rId13"/>
-          <w:pgSz w:w="12240" w:h="15840"/>
-          <w:pgMar w:top="1440" w:right="1440" w:bottom="1440" w:left="1440" w:header="720" w:footer="720" w:gutter="0"/>
-          <w:cols w:space="720"/>
-        </w:sectPr>
-      </w:pPr>
-      <w:bookmarkStart w:id="2" w:name="supplemental-table-1"/>
-      <w:bookmarkEnd w:id="1"/>
-      <w:r>
-        <w:lastRenderedPageBreak/>
-        <w:t xml:space="preserve">In addition to the overview in the main manuscript, Table SI contains pairwise comparisons of </w:t>
-      </w:r>
-      <w:r>
-        <w:t xml:space="preserve">self-reported happiness </w:t>
-      </w:r>
-      <w:r>
-        <w:t>after</w:t>
-      </w:r>
-      <w:r>
-        <w:t xml:space="preserve"> participants posed smiles vs. expressed </w:t>
-      </w:r>
-      <w:r>
-        <w:t xml:space="preserve">themselves </w:t>
-      </w:r>
-      <w:r>
-        <w:t>naturally.</w:t>
+        <w:pStyle w:val="Heading1"/>
+      </w:pPr>
+      <w:r>
+        <w:t xml:space="preserve">Supplemental Materials: Smiling your way to happiness or misery? Experimental tests of competing perspectives</w:t>
       </w:r>
     </w:p>
     <w:p>
       <w:pPr>
         <w:pStyle w:val="FirstParagraph"/>
-        <w:ind w:firstLine="0"/>
+      </w:pPr>
+      <w:r>
+        <w:t xml:space="preserve">In addition to the overview in the main manuscript, Table S1 contains pairwise comparisons of self-reported happiness after participants posed smiles vs. expressed themselves naturally.</w:t>
+      </w:r>
+    </w:p>
+    <w:p>
+      <w:pPr>
+        <w:pStyle w:val="BodyText"/>
       </w:pPr>
       <w:r>
         <w:rPr>
           <w:b/>
           <w:bCs/>
         </w:rPr>
-        <w:lastRenderedPageBreak/>
-        <w:t xml:space="preserve">Table S1. </w:t>
-      </w:r>
-      <w:r>
-        <w:t xml:space="preserve">Pairwise </w:t>
-      </w:r>
-      <w:r>
-        <w:t>c</w:t>
-      </w:r>
-      <w:r>
-        <w:t xml:space="preserve">omparisons of </w:t>
-      </w:r>
-      <w:r>
-        <w:t xml:space="preserve">self-reported happiness when participants posed smiles </w:t>
-      </w:r>
-      <w:r>
-        <w:t>vs. </w:t>
-      </w:r>
-      <w:r>
-        <w:t>expressed naturally.</w:t>
+        <w:t xml:space="preserve">Table S1</w:t>
+      </w:r>
+    </w:p>
+    <w:p>
+      <w:pPr>
+        <w:pStyle w:val="BodyText"/>
+      </w:pPr>
+      <w:r>
+        <w:rPr>
+          <w:i/>
+          <w:iCs/>
+        </w:rPr>
+        <w:t xml:space="preserve">Pairwise Comparisons of Posed Smiles vs. Natural Expressions on Self-Reported Happiness</w:t>
       </w:r>
     </w:p>
     <w:tbl>
       <w:tblPr>
         <w:tblStyle w:val="Table"/>
-        <w:tblW w:w="5000" w:type="pct"/>
+        <w:tblW w:type="pct" w:w="5000"/>
         <w:tblLayout w:type="fixed"/>
-        <w:tblLook w:val="0020" w:firstRow="1" w:lastRow="0" w:firstColumn="0" w:lastColumn="0" w:noHBand="0" w:noVBand="0"/>
+        <w:tblLook w:firstRow="1" w:lastRow="0" w:firstColumn="0" w:lastColumn="0" w:noHBand="0" w:noVBand="0" w:val="0020"/>
       </w:tblPr>
       <w:tblGrid>
-        <w:gridCol w:w="2592"/>
-        <w:gridCol w:w="3024"/>
-        <w:gridCol w:w="1584"/>
-        <w:gridCol w:w="576"/>
-        <w:gridCol w:w="864"/>
-        <w:gridCol w:w="2304"/>
-        <w:gridCol w:w="720"/>
-        <w:gridCol w:w="1296"/>
+        <w:gridCol w:w="1620"/>
+        <w:gridCol w:w="1890"/>
+        <w:gridCol w:w="990"/>
+        <w:gridCol w:w="360"/>
+        <w:gridCol w:w="540"/>
+        <w:gridCol w:w="1440"/>
+        <w:gridCol w:w="450"/>
+        <w:gridCol w:w="630"/>
       </w:tblGrid>
       <w:tr>
         <w:trPr>
-          <w:cnfStyle w:val="100000000000" w:firstRow="1" w:lastRow="0" w:firstColumn="0" w:lastColumn="0" w:oddVBand="0" w:evenVBand="0" w:oddHBand="0" w:evenHBand="0" w:firstRowFirstColumn="0" w:firstRowLastColumn="0" w:lastRowFirstColumn="0" w:lastRowLastColumn="0"/>
-          <w:tblHeader/>
+          <w:tblHeader w:val="on"/>
         </w:trPr>
         <w:tc>
-          <w:tcPr>
-            <w:tcW w:w="1584" w:type="dxa"/>
-          </w:tcPr>
-          <w:p>
-            <w:pPr>
-              <w:pStyle w:val="Compact"/>
-            </w:pPr>
-            <w:r>
-              <w:t>Emotional Context</w:t>
-            </w:r>
-          </w:p>
-        </w:tc>
-        <w:tc>
-          <w:tcPr>
-            <w:tcW w:w="1848" w:type="dxa"/>
-          </w:tcPr>
-          <w:p>
-            <w:pPr>
-              <w:pStyle w:val="Compact"/>
-            </w:pPr>
-            <w:r>
-              <w:t>Movement Repetitions</w:t>
-            </w:r>
-          </w:p>
-        </w:tc>
-        <w:tc>
-          <w:tcPr>
-            <w:tcW w:w="968" w:type="dxa"/>
-          </w:tcPr>
-          <w:p>
-            <w:pPr>
-              <w:pStyle w:val="Compact"/>
-            </w:pPr>
-            <w:r>
-              <w:t>Punishment</w:t>
-            </w:r>
-          </w:p>
-        </w:tc>
-        <w:tc>
-          <w:tcPr>
-            <w:tcW w:w="352" w:type="dxa"/>
-          </w:tcPr>
+          <w:tcPr/>
+          <w:p>
+            <w:pPr>
+              <w:pStyle w:val="Compact"/>
+              <w:jc w:val="left"/>
+            </w:pPr>
+            <w:r>
+              <w:t xml:space="preserve">Emotional Context</w:t>
+            </w:r>
+          </w:p>
+        </w:tc>
+        <w:tc>
+          <w:tcPr/>
+          <w:p>
+            <w:pPr>
+              <w:pStyle w:val="Compact"/>
+              <w:jc w:val="left"/>
+            </w:pPr>
+            <w:r>
+              <w:t xml:space="preserve">Movement Repetitions</w:t>
+            </w:r>
+          </w:p>
+        </w:tc>
+        <w:tc>
+          <w:tcPr/>
+          <w:p>
+            <w:pPr>
+              <w:pStyle w:val="Compact"/>
+              <w:jc w:val="left"/>
+            </w:pPr>
+            <w:r>
+              <w:t xml:space="preserve">Punishment</w:t>
+            </w:r>
+          </w:p>
+        </w:tc>
+        <w:tc>
+          <w:tcPr/>
           <w:p>
             <w:pPr>
               <w:pStyle w:val="Compact"/>
               <w:jc w:val="right"/>
+            </w:pPr>
+            <w:r>
+              <w:t xml:space="preserve">N</w:t>
+            </w:r>
+          </w:p>
+        </w:tc>
+        <w:tc>
+          <w:tcPr/>
+          <w:p>
+            <w:pPr>
+              <w:pStyle w:val="Compact"/>
+              <w:jc w:val="right"/>
+            </w:pPr>
+            <w:r>
+              <w:t xml:space="preserve">EMM</w:t>
+            </w:r>
+          </w:p>
+        </w:tc>
+        <w:tc>
+          <w:tcPr/>
+          <w:p>
+            <w:pPr>
+              <w:pStyle w:val="Compact"/>
+              <w:jc w:val="center"/>
+            </w:pPr>
+            <w:r>
+              <w:t xml:space="preserve">95% CI</w:t>
+            </w:r>
+          </w:p>
+        </w:tc>
+        <w:tc>
+          <w:tcPr/>
+          <w:p>
+            <w:pPr>
+              <w:pStyle w:val="Compact"/>
+              <w:jc w:val="center"/>
+            </w:pPr>
+            <w:r>
+              <w:t xml:space="preserve">p</w:t>
+            </w:r>
+          </w:p>
+        </w:tc>
+        <w:tc>
+          <w:tcPr/>
+          <w:p>
+            <w:pPr>
+              <w:pStyle w:val="Compact"/>
+              <w:jc w:val="right"/>
+            </w:pPr>
+            <w:r>
+              <w:t xml:space="preserve">BF</w:t>
+            </w:r>
+            <w:r>
               <w:rPr>
-                <w:i/>
-                <w:iCs/>
-              </w:rPr>
-            </w:pPr>
-            <w:r>
-              <w:rPr>
-                <w:i/>
-                <w:iCs/>
-              </w:rPr>
-              <w:t>N</w:t>
-            </w:r>
-          </w:p>
-        </w:tc>
-        <w:tc>
-          <w:tcPr>
-            <w:tcW w:w="528" w:type="dxa"/>
-          </w:tcPr>
-          <w:p>
-            <w:pPr>
-              <w:pStyle w:val="Compact"/>
-              <w:jc w:val="right"/>
-              <w:rPr>
-                <w:i/>
-                <w:iCs/>
-              </w:rPr>
-            </w:pPr>
-            <w:r>
-              <w:rPr>
-                <w:i/>
-                <w:iCs/>
-              </w:rPr>
-              <w:t>EMM</w:t>
-            </w:r>
-          </w:p>
-        </w:tc>
-        <w:tc>
-          <w:tcPr>
-            <w:tcW w:w="1408" w:type="dxa"/>
-          </w:tcPr>
-          <w:p>
-            <w:pPr>
-              <w:pStyle w:val="Compact"/>
-              <w:jc w:val="center"/>
-            </w:pPr>
-            <w:r>
-              <w:t>95% CI</w:t>
-            </w:r>
-          </w:p>
-        </w:tc>
-        <w:tc>
-          <w:tcPr>
-            <w:tcW w:w="440" w:type="dxa"/>
-          </w:tcPr>
-          <w:p>
-            <w:pPr>
-              <w:pStyle w:val="Compact"/>
-              <w:jc w:val="center"/>
-              <w:rPr>
-                <w:i/>
-                <w:iCs/>
-              </w:rPr>
-            </w:pPr>
-            <w:r>
-              <w:rPr>
-                <w:i/>
-                <w:iCs/>
-              </w:rPr>
-              <w:t>p</w:t>
-            </w:r>
-          </w:p>
-        </w:tc>
-        <w:tc>
-          <w:tcPr>
-            <w:tcW w:w="792" w:type="dxa"/>
-          </w:tcPr>
-          <w:p>
-            <w:pPr>
-              <w:pStyle w:val="Compact"/>
-              <w:jc w:val="right"/>
-              <w:rPr>
-                <w:i/>
-                <w:iCs/>
-              </w:rPr>
-            </w:pPr>
-            <w:r>
-              <w:rPr>
-                <w:i/>
-                <w:iCs/>
-              </w:rPr>
-              <w:t>BF</w:t>
-            </w:r>
-            <w:r>
-              <w:rPr>
-                <w:i/>
-                <w:iCs/>
                 <w:vertAlign w:val="subscript"/>
               </w:rPr>
-              <w:t>10</w:t>
+              <w:t xml:space="preserve">10</w:t>
             </w:r>
           </w:p>
         </w:tc>
       </w:tr>
       <w:tr>
         <w:tc>
-          <w:tcPr>
-            <w:tcW w:w="1584" w:type="dxa"/>
-          </w:tcPr>
-          <w:p>
-            <w:pPr>
-              <w:pStyle w:val="Compact"/>
-            </w:pPr>
-            <w:r>
-              <w:t>positive</w:t>
-            </w:r>
-          </w:p>
-        </w:tc>
-        <w:tc>
-          <w:tcPr>
-            <w:tcW w:w="1848" w:type="dxa"/>
-          </w:tcPr>
-          <w:p>
-            <w:pPr>
-              <w:pStyle w:val="Compact"/>
-            </w:pPr>
-            <w:r>
-              <w:t>one</w:t>
-            </w:r>
-          </w:p>
-        </w:tc>
-        <w:tc>
-          <w:tcPr>
-            <w:tcW w:w="968" w:type="dxa"/>
-          </w:tcPr>
-          <w:p>
-            <w:pPr>
-              <w:pStyle w:val="Compact"/>
-            </w:pPr>
-            <w:r>
-              <w:t>no</w:t>
-            </w:r>
-          </w:p>
-        </w:tc>
-        <w:tc>
-          <w:tcPr>
-            <w:tcW w:w="352" w:type="dxa"/>
-          </w:tcPr>
+          <w:tcPr/>
+          <w:p>
+            <w:pPr>
+              <w:pStyle w:val="Compact"/>
+              <w:jc w:val="left"/>
+            </w:pPr>
+            <w:r>
+              <w:t xml:space="preserve">positive</w:t>
+            </w:r>
+          </w:p>
+        </w:tc>
+        <w:tc>
+          <w:tcPr/>
+          <w:p>
+            <w:pPr>
+              <w:pStyle w:val="Compact"/>
+              <w:jc w:val="left"/>
+            </w:pPr>
+            <w:r>
+              <w:t xml:space="preserve">one</w:t>
+            </w:r>
+          </w:p>
+        </w:tc>
+        <w:tc>
+          <w:tcPr/>
+          <w:p>
+            <w:pPr>
+              <w:pStyle w:val="Compact"/>
+              <w:jc w:val="left"/>
+            </w:pPr>
+            <w:r>
+              <w:t xml:space="preserve">no</w:t>
+            </w:r>
+          </w:p>
+        </w:tc>
+        <w:tc>
+          <w:tcPr/>
           <w:p>
             <w:pPr>
               <w:pStyle w:val="Compact"/>
               <w:jc w:val="right"/>
             </w:pPr>
             <w:r>
-              <w:t>149</w:t>
-            </w:r>
-          </w:p>
-        </w:tc>
-        <w:tc>
-          <w:tcPr>
-            <w:tcW w:w="528" w:type="dxa"/>
-          </w:tcPr>
+              <w:t xml:space="preserve">149</w:t>
+            </w:r>
+          </w:p>
+        </w:tc>
+        <w:tc>
+          <w:tcPr/>
           <w:p>
             <w:pPr>
               <w:pStyle w:val="Compact"/>
               <w:jc w:val="right"/>
             </w:pPr>
             <w:r>
-              <w:t>-0.09</w:t>
-            </w:r>
-          </w:p>
-        </w:tc>
-        <w:tc>
-          <w:tcPr>
-            <w:tcW w:w="1408" w:type="dxa"/>
-          </w:tcPr>
+              <w:t xml:space="preserve">-0.09</w:t>
+            </w:r>
+          </w:p>
+        </w:tc>
+        <w:tc>
+          <w:tcPr/>
           <w:p>
             <w:pPr>
               <w:pStyle w:val="Compact"/>
               <w:jc w:val="center"/>
             </w:pPr>
             <w:r>
-              <w:t>[-0.27, 0.10]</w:t>
-            </w:r>
-          </w:p>
-        </w:tc>
-        <w:tc>
-          <w:tcPr>
-            <w:tcW w:w="440" w:type="dxa"/>
-          </w:tcPr>
-          <w:p>
-            <w:pPr>
-              <w:pStyle w:val="Compact"/>
-            </w:pPr>
-          </w:p>
-        </w:tc>
-        <w:tc>
-          <w:tcPr>
-            <w:tcW w:w="792" w:type="dxa"/>
-          </w:tcPr>
+              <w:t xml:space="preserve">[-0.27, 0.10]</w:t>
+            </w:r>
+          </w:p>
+        </w:tc>
+        <w:tc>
+          <w:tcPr/>
+          <w:p>
+            <w:pPr>
+              <w:pStyle w:val="Compact"/>
+            </w:pPr>
+          </w:p>
+        </w:tc>
+        <w:tc>
+          <w:tcPr/>
           <w:p>
             <w:pPr>
               <w:pStyle w:val="Compact"/>
               <w:jc w:val="right"/>
             </w:pPr>
             <w:r>
-              <w:t>0.12</w:t>
+              <w:t xml:space="preserve">0.12</w:t>
             </w:r>
           </w:p>
         </w:tc>
       </w:tr>
       <w:tr>
         <w:tc>
-          <w:tcPr>
-            <w:tcW w:w="1584" w:type="dxa"/>
-          </w:tcPr>
-          <w:p>
-            <w:pPr>
-              <w:pStyle w:val="Compact"/>
-            </w:pPr>
-          </w:p>
-        </w:tc>
-        <w:tc>
-          <w:tcPr>
-            <w:tcW w:w="1848" w:type="dxa"/>
-          </w:tcPr>
-          <w:p>
-            <w:pPr>
-              <w:pStyle w:val="Compact"/>
-            </w:pPr>
-          </w:p>
-        </w:tc>
-        <w:tc>
-          <w:tcPr>
-            <w:tcW w:w="968" w:type="dxa"/>
-          </w:tcPr>
-          <w:p>
-            <w:pPr>
-              <w:pStyle w:val="Compact"/>
-            </w:pPr>
-            <w:r>
-              <w:t>yes</w:t>
-            </w:r>
-          </w:p>
-        </w:tc>
-        <w:tc>
-          <w:tcPr>
-            <w:tcW w:w="352" w:type="dxa"/>
-          </w:tcPr>
+          <w:tcPr/>
+          <w:p>
+            <w:pPr>
+              <w:pStyle w:val="Compact"/>
+              <w:jc w:val="left"/>
+            </w:pPr>
+            <w:r>
+              <w:t xml:space="preserve">positive</w:t>
+            </w:r>
+          </w:p>
+        </w:tc>
+        <w:tc>
+          <w:tcPr/>
+          <w:p>
+            <w:pPr>
+              <w:pStyle w:val="Compact"/>
+              <w:jc w:val="left"/>
+            </w:pPr>
+            <w:r>
+              <w:t xml:space="preserve">one</w:t>
+            </w:r>
+          </w:p>
+        </w:tc>
+        <w:tc>
+          <w:tcPr/>
+          <w:p>
+            <w:pPr>
+              <w:pStyle w:val="Compact"/>
+              <w:jc w:val="left"/>
+            </w:pPr>
+            <w:r>
+              <w:t xml:space="preserve">yes</w:t>
+            </w:r>
+          </w:p>
+        </w:tc>
+        <w:tc>
+          <w:tcPr/>
           <w:p>
             <w:pPr>
               <w:pStyle w:val="Compact"/>
               <w:jc w:val="right"/>
             </w:pPr>
             <w:r>
-              <w:t>148</w:t>
-            </w:r>
-          </w:p>
-        </w:tc>
-        <w:tc>
-          <w:tcPr>
-            <w:tcW w:w="528" w:type="dxa"/>
-          </w:tcPr>
+              <w:t xml:space="preserve">148</w:t>
+            </w:r>
+          </w:p>
+        </w:tc>
+        <w:tc>
+          <w:tcPr/>
           <w:p>
             <w:pPr>
               <w:pStyle w:val="Compact"/>
               <w:jc w:val="right"/>
             </w:pPr>
             <w:r>
-              <w:t>-0.25</w:t>
-            </w:r>
-          </w:p>
-        </w:tc>
-        <w:tc>
-          <w:tcPr>
-            <w:tcW w:w="1408" w:type="dxa"/>
-          </w:tcPr>
+              <w:t xml:space="preserve">-0.25</w:t>
+            </w:r>
+          </w:p>
+        </w:tc>
+        <w:tc>
+          <w:tcPr/>
           <w:p>
             <w:pPr>
               <w:pStyle w:val="Compact"/>
               <w:jc w:val="center"/>
             </w:pPr>
             <w:r>
-              <w:t>[-0.43, -0.06]</w:t>
-            </w:r>
-          </w:p>
-        </w:tc>
-        <w:tc>
-          <w:tcPr>
-            <w:tcW w:w="440" w:type="dxa"/>
-          </w:tcPr>
+              <w:t xml:space="preserve">[-0.43, -0.06]</w:t>
+            </w:r>
+          </w:p>
+        </w:tc>
+        <w:tc>
+          <w:tcPr/>
           <w:p>
             <w:pPr>
               <w:pStyle w:val="Compact"/>
               <w:jc w:val="center"/>
             </w:pPr>
             <w:r>
-              <w:t>**</w:t>
-            </w:r>
-          </w:p>
-        </w:tc>
-        <w:tc>
-          <w:tcPr>
-            <w:tcW w:w="792" w:type="dxa"/>
-          </w:tcPr>
+              <w:t xml:space="preserve">**</w:t>
+            </w:r>
+          </w:p>
+        </w:tc>
+        <w:tc>
+          <w:tcPr/>
           <w:p>
             <w:pPr>
               <w:pStyle w:val="Compact"/>
               <w:jc w:val="right"/>
             </w:pPr>
             <w:r>
-              <w:t>2.30</w:t>
+              <w:t xml:space="preserve">2.30</w:t>
             </w:r>
           </w:p>
         </w:tc>
       </w:tr>
       <w:tr>
         <w:tc>
-          <w:tcPr>
-            <w:tcW w:w="1584" w:type="dxa"/>
-          </w:tcPr>
-          <w:p>
-            <w:pPr>
-              <w:pStyle w:val="Compact"/>
-            </w:pPr>
-            <w:r>
-              <w:t>positive</w:t>
-            </w:r>
-          </w:p>
-        </w:tc>
-        <w:tc>
-          <w:tcPr>
-            <w:tcW w:w="1848" w:type="dxa"/>
-          </w:tcPr>
-          <w:p>
-            <w:pPr>
-              <w:pStyle w:val="Compact"/>
-            </w:pPr>
-            <w:r>
-              <w:t>ten</w:t>
-            </w:r>
-          </w:p>
-        </w:tc>
-        <w:tc>
-          <w:tcPr>
-            <w:tcW w:w="968" w:type="dxa"/>
-          </w:tcPr>
-          <w:p>
-            <w:pPr>
-              <w:pStyle w:val="Compact"/>
-            </w:pPr>
-            <w:r>
-              <w:t>no</w:t>
-            </w:r>
-          </w:p>
-        </w:tc>
-        <w:tc>
-          <w:tcPr>
-            <w:tcW w:w="352" w:type="dxa"/>
-          </w:tcPr>
+          <w:tcPr/>
+          <w:p>
+            <w:pPr>
+              <w:pStyle w:val="Compact"/>
+              <w:jc w:val="left"/>
+            </w:pPr>
+            <w:r>
+              <w:t xml:space="preserve">positive</w:t>
+            </w:r>
+          </w:p>
+        </w:tc>
+        <w:tc>
+          <w:tcPr/>
+          <w:p>
+            <w:pPr>
+              <w:pStyle w:val="Compact"/>
+              <w:jc w:val="left"/>
+            </w:pPr>
+            <w:r>
+              <w:t xml:space="preserve">ten</w:t>
+            </w:r>
+          </w:p>
+        </w:tc>
+        <w:tc>
+          <w:tcPr/>
+          <w:p>
+            <w:pPr>
+              <w:pStyle w:val="Compact"/>
+              <w:jc w:val="left"/>
+            </w:pPr>
+            <w:r>
+              <w:t xml:space="preserve">no</w:t>
+            </w:r>
+          </w:p>
+        </w:tc>
+        <w:tc>
+          <w:tcPr/>
           <w:p>
             <w:pPr>
               <w:pStyle w:val="Compact"/>
               <w:jc w:val="right"/>
             </w:pPr>
             <w:r>
-              <w:t>148</w:t>
-            </w:r>
-          </w:p>
-        </w:tc>
-        <w:tc>
-          <w:tcPr>
-            <w:tcW w:w="528" w:type="dxa"/>
-          </w:tcPr>
+              <w:t xml:space="preserve">148</w:t>
+            </w:r>
+          </w:p>
+        </w:tc>
+        <w:tc>
+          <w:tcPr/>
           <w:p>
             <w:pPr>
               <w:pStyle w:val="Compact"/>
               <w:jc w:val="right"/>
             </w:pPr>
             <w:r>
-              <w:t>-0.58</w:t>
-            </w:r>
-          </w:p>
-        </w:tc>
-        <w:tc>
-          <w:tcPr>
-            <w:tcW w:w="1408" w:type="dxa"/>
-          </w:tcPr>
+              <w:t xml:space="preserve">-0.58</w:t>
+            </w:r>
+          </w:p>
+        </w:tc>
+        <w:tc>
+          <w:tcPr/>
           <w:p>
             <w:pPr>
               <w:pStyle w:val="Compact"/>
               <w:jc w:val="center"/>
             </w:pPr>
             <w:r>
-              <w:t>[-0.76, -0.39]</w:t>
-            </w:r>
-          </w:p>
-        </w:tc>
-        <w:tc>
-          <w:tcPr>
-            <w:tcW w:w="440" w:type="dxa"/>
-          </w:tcPr>
+              <w:t xml:space="preserve">[-0.76, -0.39]</w:t>
+            </w:r>
+          </w:p>
+        </w:tc>
+        <w:tc>
+          <w:tcPr/>
           <w:p>
             <w:pPr>
               <w:pStyle w:val="Compact"/>
               <w:jc w:val="center"/>
             </w:pPr>
             <w:r>
-              <w:t>***</w:t>
-            </w:r>
-          </w:p>
-        </w:tc>
-        <w:tc>
-          <w:tcPr>
-            <w:tcW w:w="792" w:type="dxa"/>
-          </w:tcPr>
+              <w:t xml:space="preserve">***</w:t>
+            </w:r>
+          </w:p>
+        </w:tc>
+        <w:tc>
+          <w:tcPr/>
           <w:p>
             <w:pPr>
               <w:pStyle w:val="Compact"/>
               <w:jc w:val="right"/>
             </w:pPr>
             <w:r>
-              <w:t>8.54e+03</w:t>
+              <w:t xml:space="preserve">&gt; 100</w:t>
             </w:r>
           </w:p>
         </w:tc>
       </w:tr>
       <w:tr>
         <w:tc>
-          <w:tcPr>
-            <w:tcW w:w="1584" w:type="dxa"/>
-          </w:tcPr>
-          <w:p>
-            <w:pPr>
-              <w:pStyle w:val="Compact"/>
-            </w:pPr>
-          </w:p>
-        </w:tc>
-        <w:tc>
-          <w:tcPr>
-            <w:tcW w:w="1848" w:type="dxa"/>
-          </w:tcPr>
-          <w:p>
-            <w:pPr>
-              <w:pStyle w:val="Compact"/>
-            </w:pPr>
-          </w:p>
-        </w:tc>
-        <w:tc>
-          <w:tcPr>
-            <w:tcW w:w="968" w:type="dxa"/>
-          </w:tcPr>
-          <w:p>
-            <w:pPr>
-              <w:pStyle w:val="Compact"/>
-            </w:pPr>
-            <w:r>
-              <w:t>yes</w:t>
-            </w:r>
-          </w:p>
-        </w:tc>
-        <w:tc>
-          <w:tcPr>
-            <w:tcW w:w="352" w:type="dxa"/>
-          </w:tcPr>
+          <w:tcPr/>
+          <w:p>
+            <w:pPr>
+              <w:pStyle w:val="Compact"/>
+              <w:jc w:val="left"/>
+            </w:pPr>
+            <w:r>
+              <w:t xml:space="preserve">positive</w:t>
+            </w:r>
+          </w:p>
+        </w:tc>
+        <w:tc>
+          <w:tcPr/>
+          <w:p>
+            <w:pPr>
+              <w:pStyle w:val="Compact"/>
+              <w:jc w:val="left"/>
+            </w:pPr>
+            <w:r>
+              <w:t xml:space="preserve">ten</w:t>
+            </w:r>
+          </w:p>
+        </w:tc>
+        <w:tc>
+          <w:tcPr/>
+          <w:p>
+            <w:pPr>
+              <w:pStyle w:val="Compact"/>
+              <w:jc w:val="left"/>
+            </w:pPr>
+            <w:r>
+              <w:t xml:space="preserve">yes</w:t>
+            </w:r>
+          </w:p>
+        </w:tc>
+        <w:tc>
+          <w:tcPr/>
           <w:p>
             <w:pPr>
               <w:pStyle w:val="Compact"/>
               <w:jc w:val="right"/>
             </w:pPr>
             <w:r>
-              <w:t>139</w:t>
-            </w:r>
-          </w:p>
-        </w:tc>
-        <w:tc>
-          <w:tcPr>
-            <w:tcW w:w="528" w:type="dxa"/>
-          </w:tcPr>
+              <w:t xml:space="preserve">139</w:t>
+            </w:r>
+          </w:p>
+        </w:tc>
+        <w:tc>
+          <w:tcPr/>
           <w:p>
             <w:pPr>
               <w:pStyle w:val="Compact"/>
               <w:jc w:val="right"/>
             </w:pPr>
             <w:r>
-              <w:t>-0.85</w:t>
-            </w:r>
-          </w:p>
-        </w:tc>
-        <w:tc>
-          <w:tcPr>
-            <w:tcW w:w="1408" w:type="dxa"/>
-          </w:tcPr>
+              <w:t xml:space="preserve">-0.85</w:t>
+            </w:r>
+          </w:p>
+        </w:tc>
+        <w:tc>
+          <w:tcPr/>
           <w:p>
             <w:pPr>
               <w:pStyle w:val="Compact"/>
               <w:jc w:val="center"/>
             </w:pPr>
             <w:r>
-              <w:t>[-1.04, -0.66]</w:t>
-            </w:r>
-          </w:p>
-        </w:tc>
-        <w:tc>
-          <w:tcPr>
-            <w:tcW w:w="440" w:type="dxa"/>
-          </w:tcPr>
+              <w:t xml:space="preserve">[-1.04, -0.66]</w:t>
+            </w:r>
+          </w:p>
+        </w:tc>
+        <w:tc>
+          <w:tcPr/>
           <w:p>
             <w:pPr>
               <w:pStyle w:val="Compact"/>
               <w:jc w:val="center"/>
             </w:pPr>
             <w:r>
-              <w:t>***</w:t>
-            </w:r>
-          </w:p>
-        </w:tc>
-        <w:tc>
-          <w:tcPr>
-            <w:tcW w:w="792" w:type="dxa"/>
-          </w:tcPr>
+              <w:t xml:space="preserve">***</w:t>
+            </w:r>
+          </w:p>
+        </w:tc>
+        <w:tc>
+          <w:tcPr/>
           <w:p>
             <w:pPr>
               <w:pStyle w:val="Compact"/>
               <w:jc w:val="right"/>
             </w:pPr>
             <w:r>
-              <w:t>2.21e+07</w:t>
+              <w:t xml:space="preserve">&gt; 100</w:t>
             </w:r>
           </w:p>
         </w:tc>
       </w:tr>
       <w:tr>
         <w:tc>
-          <w:tcPr>
-            <w:tcW w:w="1584" w:type="dxa"/>
-          </w:tcPr>
-          <w:p>
-            <w:pPr>
-              <w:pStyle w:val="Compact"/>
-            </w:pPr>
-            <w:r>
-              <w:t>negative</w:t>
-            </w:r>
-          </w:p>
-        </w:tc>
-        <w:tc>
-          <w:tcPr>
-            <w:tcW w:w="1848" w:type="dxa"/>
-          </w:tcPr>
-          <w:p>
-            <w:pPr>
-              <w:pStyle w:val="Compact"/>
-            </w:pPr>
-            <w:r>
-              <w:t>one</w:t>
-            </w:r>
-          </w:p>
-        </w:tc>
-        <w:tc>
-          <w:tcPr>
-            <w:tcW w:w="968" w:type="dxa"/>
-          </w:tcPr>
-          <w:p>
-            <w:pPr>
-              <w:pStyle w:val="Compact"/>
-            </w:pPr>
-            <w:r>
-              <w:t>no</w:t>
-            </w:r>
-          </w:p>
-        </w:tc>
-        <w:tc>
-          <w:tcPr>
-            <w:tcW w:w="352" w:type="dxa"/>
-          </w:tcPr>
+          <w:tcPr/>
+          <w:p>
+            <w:pPr>
+              <w:pStyle w:val="Compact"/>
+              <w:jc w:val="left"/>
+            </w:pPr>
+            <w:r>
+              <w:t xml:space="preserve">negative</w:t>
+            </w:r>
+          </w:p>
+        </w:tc>
+        <w:tc>
+          <w:tcPr/>
+          <w:p>
+            <w:pPr>
+              <w:pStyle w:val="Compact"/>
+              <w:jc w:val="left"/>
+            </w:pPr>
+            <w:r>
+              <w:t xml:space="preserve">one</w:t>
+            </w:r>
+          </w:p>
+        </w:tc>
+        <w:tc>
+          <w:tcPr/>
+          <w:p>
+            <w:pPr>
+              <w:pStyle w:val="Compact"/>
+              <w:jc w:val="left"/>
+            </w:pPr>
+            <w:r>
+              <w:t xml:space="preserve">no</w:t>
+            </w:r>
+          </w:p>
+        </w:tc>
+        <w:tc>
+          <w:tcPr/>
           <w:p>
             <w:pPr>
               <w:pStyle w:val="Compact"/>
               <w:jc w:val="right"/>
             </w:pPr>
             <w:r>
-              <w:t>144</w:t>
-            </w:r>
-          </w:p>
-        </w:tc>
-        <w:tc>
-          <w:tcPr>
-            <w:tcW w:w="528" w:type="dxa"/>
-          </w:tcPr>
+              <w:t xml:space="preserve">144</w:t>
+            </w:r>
+          </w:p>
+        </w:tc>
+        <w:tc>
+          <w:tcPr/>
           <w:p>
             <w:pPr>
               <w:pStyle w:val="Compact"/>
               <w:jc w:val="right"/>
             </w:pPr>
             <w:r>
-              <w:t>0.25</w:t>
-            </w:r>
-          </w:p>
-        </w:tc>
-        <w:tc>
-          <w:tcPr>
-            <w:tcW w:w="1408" w:type="dxa"/>
-          </w:tcPr>
+              <w:t xml:space="preserve">0.25</w:t>
+            </w:r>
+          </w:p>
+        </w:tc>
+        <w:tc>
+          <w:tcPr/>
           <w:p>
             <w:pPr>
               <w:pStyle w:val="Compact"/>
               <w:jc w:val="center"/>
             </w:pPr>
             <w:r>
-              <w:t>[0.06, 0.44]</w:t>
-            </w:r>
-          </w:p>
-        </w:tc>
-        <w:tc>
-          <w:tcPr>
-            <w:tcW w:w="440" w:type="dxa"/>
-          </w:tcPr>
+              <w:t xml:space="preserve">[0.06, 0.44]</w:t>
+            </w:r>
+          </w:p>
+        </w:tc>
+        <w:tc>
+          <w:tcPr/>
           <w:p>
             <w:pPr>
               <w:pStyle w:val="Compact"/>
               <w:jc w:val="center"/>
             </w:pPr>
             <w:r>
-              <w:t>**</w:t>
-            </w:r>
-          </w:p>
-        </w:tc>
-        <w:tc>
-          <w:tcPr>
-            <w:tcW w:w="792" w:type="dxa"/>
-          </w:tcPr>
+              <w:t xml:space="preserve">**</w:t>
+            </w:r>
+          </w:p>
+        </w:tc>
+        <w:tc>
+          <w:tcPr/>
           <w:p>
             <w:pPr>
               <w:pStyle w:val="Compact"/>
               <w:jc w:val="right"/>
             </w:pPr>
             <w:r>
-              <w:t>6.22</w:t>
+              <w:t xml:space="preserve">6.22</w:t>
             </w:r>
           </w:p>
         </w:tc>
       </w:tr>
       <w:tr>
         <w:tc>
-          <w:tcPr>
-            <w:tcW w:w="1584" w:type="dxa"/>
-          </w:tcPr>
-          <w:p>
-            <w:pPr>
-              <w:pStyle w:val="Compact"/>
-            </w:pPr>
-          </w:p>
-        </w:tc>
-        <w:tc>
-          <w:tcPr>
-            <w:tcW w:w="1848" w:type="dxa"/>
-          </w:tcPr>
-          <w:p>
-            <w:pPr>
-              <w:pStyle w:val="Compact"/>
-            </w:pPr>
-          </w:p>
-        </w:tc>
-        <w:tc>
-          <w:tcPr>
-            <w:tcW w:w="968" w:type="dxa"/>
-          </w:tcPr>
-          <w:p>
-            <w:pPr>
-              <w:pStyle w:val="Compact"/>
-            </w:pPr>
-            <w:r>
-              <w:t>yes</w:t>
-            </w:r>
-          </w:p>
-        </w:tc>
-        <w:tc>
-          <w:tcPr>
-            <w:tcW w:w="352" w:type="dxa"/>
-          </w:tcPr>
+          <w:tcPr/>
+          <w:p>
+            <w:pPr>
+              <w:pStyle w:val="Compact"/>
+              <w:jc w:val="left"/>
+            </w:pPr>
+            <w:r>
+              <w:t xml:space="preserve">negative</w:t>
+            </w:r>
+          </w:p>
+        </w:tc>
+        <w:tc>
+          <w:tcPr/>
+          <w:p>
+            <w:pPr>
+              <w:pStyle w:val="Compact"/>
+              <w:jc w:val="left"/>
+            </w:pPr>
+            <w:r>
+              <w:t xml:space="preserve">one</w:t>
+            </w:r>
+          </w:p>
+        </w:tc>
+        <w:tc>
+          <w:tcPr/>
+          <w:p>
+            <w:pPr>
+              <w:pStyle w:val="Compact"/>
+              <w:jc w:val="left"/>
+            </w:pPr>
+            <w:r>
+              <w:t xml:space="preserve">yes</w:t>
+            </w:r>
+          </w:p>
+        </w:tc>
+        <w:tc>
+          <w:tcPr/>
           <w:p>
             <w:pPr>
               <w:pStyle w:val="Compact"/>
               <w:jc w:val="right"/>
             </w:pPr>
             <w:r>
-              <w:t>154</w:t>
-            </w:r>
-          </w:p>
-        </w:tc>
-        <w:tc>
-          <w:tcPr>
-            <w:tcW w:w="528" w:type="dxa"/>
-          </w:tcPr>
+              <w:t xml:space="preserve">154</w:t>
+            </w:r>
+          </w:p>
+        </w:tc>
+        <w:tc>
+          <w:tcPr/>
           <w:p>
             <w:pPr>
               <w:pStyle w:val="Compact"/>
               <w:jc w:val="right"/>
             </w:pPr>
             <w:r>
-              <w:t>0.23</w:t>
-            </w:r>
-          </w:p>
-        </w:tc>
-        <w:tc>
-          <w:tcPr>
-            <w:tcW w:w="1408" w:type="dxa"/>
-          </w:tcPr>
+              <w:t xml:space="preserve">0.23</w:t>
+            </w:r>
+          </w:p>
+        </w:tc>
+        <w:tc>
+          <w:tcPr/>
           <w:p>
             <w:pPr>
               <w:pStyle w:val="Compact"/>
               <w:jc w:val="center"/>
             </w:pPr>
             <w:r>
-              <w:t>[0.05, 0.41]</w:t>
-            </w:r>
-          </w:p>
-        </w:tc>
-        <w:tc>
-          <w:tcPr>
-            <w:tcW w:w="440" w:type="dxa"/>
-          </w:tcPr>
+              <w:t xml:space="preserve">[0.05, 0.41]</w:t>
+            </w:r>
+          </w:p>
+        </w:tc>
+        <w:tc>
+          <w:tcPr/>
           <w:p>
             <w:pPr>
               <w:pStyle w:val="Compact"/>
               <w:jc w:val="center"/>
             </w:pPr>
             <w:r>
-              <w:t>*</w:t>
-            </w:r>
-          </w:p>
-        </w:tc>
-        <w:tc>
-          <w:tcPr>
-            <w:tcW w:w="792" w:type="dxa"/>
-          </w:tcPr>
+              <w:t xml:space="preserve">*</w:t>
+            </w:r>
+          </w:p>
+        </w:tc>
+        <w:tc>
+          <w:tcPr/>
           <w:p>
             <w:pPr>
               <w:pStyle w:val="Compact"/>
               <w:jc w:val="right"/>
             </w:pPr>
             <w:r>
-              <w:t>2.41</w:t>
+              <w:t xml:space="preserve">2.41</w:t>
             </w:r>
           </w:p>
         </w:tc>
       </w:tr>
       <w:tr>
         <w:tc>
-          <w:tcPr>
-            <w:tcW w:w="1584" w:type="dxa"/>
-          </w:tcPr>
-          <w:p>
-            <w:pPr>
-              <w:pStyle w:val="Compact"/>
-            </w:pPr>
-            <w:r>
-              <w:t>negative</w:t>
-            </w:r>
-          </w:p>
-        </w:tc>
-        <w:tc>
-          <w:tcPr>
-            <w:tcW w:w="1848" w:type="dxa"/>
-          </w:tcPr>
-          <w:p>
-            <w:pPr>
-              <w:pStyle w:val="Compact"/>
-            </w:pPr>
-            <w:r>
-              <w:t>ten</w:t>
-            </w:r>
-          </w:p>
-        </w:tc>
-        <w:tc>
-          <w:tcPr>
-            <w:tcW w:w="968" w:type="dxa"/>
-          </w:tcPr>
-          <w:p>
-            <w:pPr>
-              <w:pStyle w:val="Compact"/>
-            </w:pPr>
-            <w:r>
-              <w:t>no</w:t>
-            </w:r>
-          </w:p>
-        </w:tc>
-        <w:tc>
-          <w:tcPr>
-            <w:tcW w:w="352" w:type="dxa"/>
-          </w:tcPr>
+          <w:tcPr/>
+          <w:p>
+            <w:pPr>
+              <w:pStyle w:val="Compact"/>
+              <w:jc w:val="left"/>
+            </w:pPr>
+            <w:r>
+              <w:t xml:space="preserve">negative</w:t>
+            </w:r>
+          </w:p>
+        </w:tc>
+        <w:tc>
+          <w:tcPr/>
+          <w:p>
+            <w:pPr>
+              <w:pStyle w:val="Compact"/>
+              <w:jc w:val="left"/>
+            </w:pPr>
+            <w:r>
+              <w:t xml:space="preserve">ten</w:t>
+            </w:r>
+          </w:p>
+        </w:tc>
+        <w:tc>
+          <w:tcPr/>
+          <w:p>
+            <w:pPr>
+              <w:pStyle w:val="Compact"/>
+              <w:jc w:val="left"/>
+            </w:pPr>
+            <w:r>
+              <w:t xml:space="preserve">no</w:t>
+            </w:r>
+          </w:p>
+        </w:tc>
+        <w:tc>
+          <w:tcPr/>
           <w:p>
             <w:pPr>
               <w:pStyle w:val="Compact"/>
               <w:jc w:val="right"/>
             </w:pPr>
             <w:r>
-              <w:t>147</w:t>
-            </w:r>
-          </w:p>
-        </w:tc>
-        <w:tc>
-          <w:tcPr>
-            <w:tcW w:w="528" w:type="dxa"/>
-          </w:tcPr>
+              <w:t xml:space="preserve">147</w:t>
+            </w:r>
+          </w:p>
+        </w:tc>
+        <w:tc>
+          <w:tcPr/>
           <w:p>
             <w:pPr>
               <w:pStyle w:val="Compact"/>
               <w:jc w:val="right"/>
             </w:pPr>
             <w:r>
-              <w:t>0.14</w:t>
-            </w:r>
-          </w:p>
-        </w:tc>
-        <w:tc>
-          <w:tcPr>
-            <w:tcW w:w="1408" w:type="dxa"/>
-          </w:tcPr>
+              <w:t xml:space="preserve">0.14</w:t>
+            </w:r>
+          </w:p>
+        </w:tc>
+        <w:tc>
+          <w:tcPr/>
           <w:p>
             <w:pPr>
               <w:pStyle w:val="Compact"/>
               <w:jc w:val="center"/>
             </w:pPr>
             <w:r>
-              <w:t>[-0.05, 0.32]</w:t>
-            </w:r>
-          </w:p>
-        </w:tc>
-        <w:tc>
-          <w:tcPr>
-            <w:tcW w:w="440" w:type="dxa"/>
-          </w:tcPr>
-          <w:p>
-            <w:pPr>
-              <w:pStyle w:val="Compact"/>
-            </w:pPr>
-          </w:p>
-        </w:tc>
-        <w:tc>
-          <w:tcPr>
-            <w:tcW w:w="792" w:type="dxa"/>
-          </w:tcPr>
+              <w:t xml:space="preserve">[-0.05, 0.32]</w:t>
+            </w:r>
+          </w:p>
+        </w:tc>
+        <w:tc>
+          <w:tcPr/>
+          <w:p>
+            <w:pPr>
+              <w:pStyle w:val="Compact"/>
+            </w:pPr>
+          </w:p>
+        </w:tc>
+        <w:tc>
+          <w:tcPr/>
           <w:p>
             <w:pPr>
               <w:pStyle w:val="Compact"/>
               <w:jc w:val="right"/>
             </w:pPr>
             <w:r>
-              <w:t>1.44</w:t>
+              <w:t xml:space="preserve">1.44</w:t>
             </w:r>
           </w:p>
         </w:tc>
       </w:tr>
       <w:tr>
         <w:tc>
-          <w:tcPr>
-            <w:tcW w:w="1584" w:type="dxa"/>
-          </w:tcPr>
-          <w:p>
-            <w:pPr>
-              <w:pStyle w:val="Compact"/>
-            </w:pPr>
-          </w:p>
-        </w:tc>
-        <w:tc>
-          <w:tcPr>
-            <w:tcW w:w="1848" w:type="dxa"/>
-          </w:tcPr>
-          <w:p>
-            <w:pPr>
-              <w:pStyle w:val="Compact"/>
-            </w:pPr>
-          </w:p>
-        </w:tc>
-        <w:tc>
-          <w:tcPr>
-            <w:tcW w:w="968" w:type="dxa"/>
-          </w:tcPr>
-          <w:p>
-            <w:pPr>
-              <w:pStyle w:val="Compact"/>
-            </w:pPr>
-            <w:r>
-              <w:t>yes</w:t>
-            </w:r>
-          </w:p>
-        </w:tc>
-        <w:tc>
-          <w:tcPr>
-            <w:tcW w:w="352" w:type="dxa"/>
-          </w:tcPr>
+          <w:tcPr/>
+          <w:p>
+            <w:pPr>
+              <w:pStyle w:val="Compact"/>
+              <w:jc w:val="left"/>
+            </w:pPr>
+            <w:r>
+              <w:t xml:space="preserve">negative</w:t>
+            </w:r>
+          </w:p>
+        </w:tc>
+        <w:tc>
+          <w:tcPr/>
+          <w:p>
+            <w:pPr>
+              <w:pStyle w:val="Compact"/>
+              <w:jc w:val="left"/>
+            </w:pPr>
+            <w:r>
+              <w:t xml:space="preserve">ten</w:t>
+            </w:r>
+          </w:p>
+        </w:tc>
+        <w:tc>
+          <w:tcPr/>
+          <w:p>
+            <w:pPr>
+              <w:pStyle w:val="Compact"/>
+              <w:jc w:val="left"/>
+            </w:pPr>
+            <w:r>
+              <w:t xml:space="preserve">yes</w:t>
+            </w:r>
+          </w:p>
+        </w:tc>
+        <w:tc>
+          <w:tcPr/>
           <w:p>
             <w:pPr>
               <w:pStyle w:val="Compact"/>
               <w:jc w:val="right"/>
             </w:pPr>
             <w:r>
-              <w:t>145</w:t>
-            </w:r>
-          </w:p>
-        </w:tc>
-        <w:tc>
-          <w:tcPr>
-            <w:tcW w:w="528" w:type="dxa"/>
-          </w:tcPr>
+              <w:t xml:space="preserve">145</w:t>
+            </w:r>
+          </w:p>
+        </w:tc>
+        <w:tc>
+          <w:tcPr/>
           <w:p>
             <w:pPr>
               <w:pStyle w:val="Compact"/>
               <w:jc w:val="right"/>
             </w:pPr>
             <w:r>
-              <w:t>-0.03</w:t>
-            </w:r>
-          </w:p>
-        </w:tc>
-        <w:tc>
-          <w:tcPr>
-            <w:tcW w:w="1408" w:type="dxa"/>
-          </w:tcPr>
+              <w:t xml:space="preserve">-0.03</w:t>
+            </w:r>
+          </w:p>
+        </w:tc>
+        <w:tc>
+          <w:tcPr/>
           <w:p>
             <w:pPr>
               <w:pStyle w:val="Compact"/>
               <w:jc w:val="center"/>
             </w:pPr>
             <w:r>
-              <w:t>[-0.22, 0.16]</w:t>
-            </w:r>
-          </w:p>
-        </w:tc>
-        <w:tc>
-          <w:tcPr>
-            <w:tcW w:w="440" w:type="dxa"/>
-          </w:tcPr>
-          <w:p>
-            <w:pPr>
-              <w:pStyle w:val="Compact"/>
-            </w:pPr>
-          </w:p>
-        </w:tc>
-        <w:tc>
-          <w:tcPr>
-            <w:tcW w:w="792" w:type="dxa"/>
-          </w:tcPr>
+              <w:t xml:space="preserve">[-0.22, 0.16]</w:t>
+            </w:r>
+          </w:p>
+        </w:tc>
+        <w:tc>
+          <w:tcPr/>
+          <w:p>
+            <w:pPr>
+              <w:pStyle w:val="Compact"/>
+            </w:pPr>
+          </w:p>
+        </w:tc>
+        <w:tc>
+          <w:tcPr/>
           <w:p>
             <w:pPr>
               <w:pStyle w:val="Compact"/>
               <w:jc w:val="right"/>
             </w:pPr>
             <w:r>
-              <w:t>0.12</w:t>
+              <w:t xml:space="preserve">0.12</w:t>
             </w:r>
           </w:p>
         </w:tc>
@@ -1200,15 +1042,59 @@
     </w:tbl>
     <w:p>
       <w:pPr>
-        <w:pStyle w:val="AfterWithoutNote"/>
-        <w:ind w:firstLine="0"/>
+        <w:pStyle w:val="BodyText"/>
       </w:pPr>
       <w:r>
         <w:rPr>
           <w:i/>
           <w:iCs/>
         </w:rPr>
-        <w:t>Note.</w:t>
+        <w:t xml:space="preserve">Note.</w:t>
+      </w:r>
+      <w:r>
+        <w:t xml:space="preserve"> </w:t>
+      </w:r>
+      <w:r>
+        <w:t xml:space="preserve">EMM = estimated marginal mean of the pose difference (smile − natural), derived</w:t>
+      </w:r>
+      <w:r>
+        <w:t xml:space="preserve"> </w:t>
+      </w:r>
+      <w:r>
+        <w:t xml:space="preserve">from</w:t>
+      </w:r>
+      <w:r>
+        <w:t xml:space="preserve"> </w:t>
+      </w:r>
+      <w:r>
+        <w:rPr>
+          <w:rStyle w:val="VerbatimChar"/>
+        </w:rPr>
+        <w:t xml:space="preserve">emmeans</w:t>
+      </w:r>
+      <w:r>
+        <w:t xml:space="preserve"> </w:t>
+      </w:r>
+      <w:r>
+        <w:t xml:space="preserve">pairwise comparisons. CI = confidence interval. BF</w:t>
+      </w:r>
+      <w:r>
+        <w:rPr>
+          <w:vertAlign w:val="subscript"/>
+        </w:rPr>
+        <w:t xml:space="preserve">10</w:t>
+      </w:r>
+      <w:r>
+        <w:t xml:space="preserve"> </w:t>
+      </w:r>
+      <w:r>
+        <w:t xml:space="preserve">= Bayes factor for</w:t>
+      </w:r>
+      <w:r>
+        <w:t xml:space="preserve"> </w:t>
+      </w:r>
+      <w:r>
+        <w:t xml:space="preserve">the alternative hypothesis (a pose difference) over the null. *</w:t>
       </w:r>
       <w:r>
         <w:t xml:space="preserve"> </w:t>
@@ -1218,165 +1104,195 @@
           <w:i/>
           <w:iCs/>
         </w:rPr>
-        <w:t>EMM</w:t>
-      </w:r>
-      <w:r>
-        <w:t xml:space="preserve"> = estimated marginal mean difference (smile − natural). CI = confidence interval. </w:t>
+        <w:t xml:space="preserve">p</w:t>
+      </w:r>
+      <w:r>
+        <w:t xml:space="preserve"> </w:t>
+      </w:r>
+      <w:r>
+        <w:t xml:space="preserve">&lt; .05. **</w:t>
+      </w:r>
+      <w:r>
+        <w:t xml:space="preserve"> </w:t>
       </w:r>
       <w:r>
         <w:rPr>
           <w:i/>
           <w:iCs/>
         </w:rPr>
-        <w:t>BF</w:t>
-      </w:r>
-      <w:r>
-        <w:rPr>
-          <w:i/>
-          <w:iCs/>
-          <w:vertAlign w:val="subscript"/>
-        </w:rPr>
-        <w:t>10</w:t>
-      </w:r>
-      <w:r>
-        <w:t xml:space="preserve"> = Bayes factor for the alternative hypothesis. * </w:t>
+        <w:t xml:space="preserve">p</w:t>
+      </w:r>
+      <w:r>
+        <w:t xml:space="preserve"> </w:t>
+      </w:r>
+      <w:r>
+        <w:t xml:space="preserve">&lt;</w:t>
+      </w:r>
+      <w:r>
+        <w:t xml:space="preserve"> </w:t>
+      </w:r>
+      <w:r>
+        <w:t xml:space="preserve">.01. ***</w:t>
+      </w:r>
+      <w:r>
+        <w:t xml:space="preserve"> </w:t>
       </w:r>
       <w:r>
         <w:rPr>
           <w:i/>
           <w:iCs/>
         </w:rPr>
-        <w:t>p</w:t>
-      </w:r>
-      <w:r>
-        <w:t xml:space="preserve"> &lt; .05. ** </w:t>
+        <w:t xml:space="preserve">p</w:t>
+      </w:r>
+      <w:r>
+        <w:t xml:space="preserve"> </w:t>
+      </w:r>
+      <w:r>
+        <w:t xml:space="preserve">&lt; .001.</w:t>
+      </w:r>
+    </w:p>
+    <w:p>
+      <w:pPr>
+        <w:pStyle w:val="BodyText"/>
+      </w:pPr>
+      <w:r>
+        <w:t xml:space="preserve">Supplemental Figure 1 provides an overview of our sensitivity analyses. Across all sensitivity analyses, we excluded (1)</w:t>
+      </w:r>
+      <w:r>
+        <w:t xml:space="preserve"> </w:t>
       </w:r>
       <w:r>
         <w:rPr>
           <w:i/>
           <w:iCs/>
         </w:rPr>
-        <w:t>p</w:t>
-      </w:r>
-      <w:r>
-        <w:t xml:space="preserve"> &lt; .01. *** </w:t>
+        <w:t xml:space="preserve">n</w:t>
+      </w:r>
+      <w:r>
+        <w:t xml:space="preserve"> </w:t>
+      </w:r>
+      <w:r>
+        <w:t xml:space="preserve">= 135 (11% of total sample) participants for failing to correctly answer filler math problems, and (2)</w:t>
+      </w:r>
+      <w:r>
+        <w:t xml:space="preserve"> </w:t>
       </w:r>
       <w:r>
         <w:rPr>
           <w:i/>
           <w:iCs/>
         </w:rPr>
-        <w:t>p</w:t>
-      </w:r>
-      <w:r>
-        <w:t xml:space="preserve"> &lt; .001.</w:t>
+        <w:t xml:space="preserve">n</w:t>
+      </w:r>
+      <w:r>
+        <w:t xml:space="preserve"> </w:t>
+      </w:r>
+      <w:r>
+        <w:t xml:space="preserve">= 72 (6% of total sample) participants for exhibiting some awareness of the study hypothesis. In addition, we excluded participants who did not exhibit sufficient levels of smiling activity during the happy posing trials. Using Facial Action Coding System classifications, this was operationalized as Action Unit 12 activity, which is associated with pulling the corner of the lips back towards the ear.</w:t>
       </w:r>
     </w:p>
     <w:p>
       <w:pPr>
         <w:pStyle w:val="BodyText"/>
-        <w:sectPr>
-          <w:pgSz w:w="15840" w:h="12240" w:orient="landscape"/>
-          <w:pgMar w:top="1440" w:right="1440" w:bottom="1440" w:left="1440" w:header="720" w:footer="720" w:gutter="0"/>
-          <w:cols w:space="720"/>
-          <w:docGrid w:linePitch="326"/>
-        </w:sectPr>
-      </w:pPr>
+      </w:pPr>
+      <w:r>
+        <w:t xml:space="preserve">For facial expression analysis, we initially planned a moderate cutoff: 1.5 / 5.</w:t>
+      </w:r>
+      <w:r>
+        <w:rPr>
+          <w:rStyle w:val="FootnoteReference"/>
+        </w:rPr>
+        <w:footnoteReference w:id="25"/>
+      </w:r>
+      <w:r>
+        <w:t xml:space="preserve"> </w:t>
+      </w:r>
+      <w:r>
+        <w:t xml:space="preserve">This led to an unexpectedly large number of exclusions (</w:t>
+      </w:r>
+      <w:r>
+        <w:rPr>
+          <w:i/>
+          <w:iCs/>
+        </w:rPr>
+        <w:t xml:space="preserve">n</w:t>
+      </w:r>
+      <w:r>
+        <w:t xml:space="preserve"> </w:t>
+      </w:r>
+      <w:r>
+        <w:t xml:space="preserve">= 563; 48% of total sample). We thus conducted an additional sensitivity analysis with a less stringent cutoff of 0.5/5 (</w:t>
+      </w:r>
+      <w:r>
+        <w:rPr>
+          <w:i/>
+          <w:iCs/>
+        </w:rPr>
+        <w:t xml:space="preserve">n</w:t>
+      </w:r>
+      <w:r>
+        <w:t xml:space="preserve"> </w:t>
+      </w:r>
+      <w:r>
+        <w:t xml:space="preserve">= 365 excluded; 31% of total sample).</w:t>
+      </w:r>
     </w:p>
     <w:p>
       <w:pPr>
         <w:pStyle w:val="BodyText"/>
       </w:pPr>
       <w:r>
-        <w:lastRenderedPageBreak/>
-        <w:t>Supplemental Figure 1 provides an overview of our primary results when participants were excluded for not exhibiting moderate increases in smiling activity during the happy posing trials. Using Facial Action Coding System classifications, this was operationalized as Action Unit 12 activity, which is associated with pulling the corner of the lips back towards the ear. For facial expression analysis, we originally planned to use Hume AI. However, we later switched to OpenFace 2.2.0 because Hume AI deprecated their expression analysis application before we completed our study. Because Hume AI (0-1) and OpenFace (0-5) have different scaling, we adjusted our initial .3/1 cutoff to 1.5/5. This led to an unexpectedly large number of exclusions (n = 658; 56% of total sample). We thus conducted an additional sensitivity analysis with a less stringent cutoff of 0.5/5 (n = 410 excluded; 35% of total sample).</w:t>
+        <w:t xml:space="preserve">As shown in Supplemental Figure 1, Panel B, our main results replicated when using a less stringent cutoff. When using a more stringent cutoff, patterns were numerically similar (Supplemental Figure 1, Panel C). However, the mood-boosting effects of voluntarily posing smiles in negative contexts were no longer statistically significant.</w:t>
+      </w:r>
+    </w:p>
+    <w:bookmarkEnd w:id="26"/>
+    <w:bookmarkStart w:id="31" w:name="supplemental-figure-1"/>
+    <w:p>
+      <w:pPr>
+        <w:pStyle w:val="Heading1"/>
+      </w:pPr>
+      <w:r>
+        <w:t xml:space="preserve">Supplemental Figure 1</w:t>
+      </w:r>
+    </w:p>
+    <w:bookmarkStart w:id="30" w:name="fig-si1"/>
+    <w:p>
+      <w:pPr>
+        <w:pStyle w:val="FigureTitle"/>
+      </w:pPr>
+      <w:r>
+        <w:t xml:space="preserve">Figure 1</w:t>
       </w:r>
     </w:p>
     <w:p>
       <w:pPr>
-        <w:pStyle w:val="BodyText"/>
-      </w:pPr>
-      <w:r>
-        <w:t>As shown in Supplemental Figure 1, Panel A, our main results replicated when using a less stringent cutoff. When using a more stringent cutoff, patterns were numerically similar (Supplemental Figure 1, Panel B). However, the mood-boosting effects of voluntarily posing smiles in negative contexts were no longer statistically significant.</w:t>
+        <w:pStyle w:val="Caption"/>
+      </w:pPr>
+      <w:r>
+        <w:t xml:space="preserve">Fig S1. Results from full sample (Panel A), sensitivity analyses wherein participants were only required to pose weak smiles (Panel B), and sensitivity analyses wherein participants were required to pose strong smiles (Panel C). Y-axis denotes differences in self-reported happiness after participants posed happy vs. neutral expressions. Points represent the estimated marginal mean and error bars represent 95% confidence intervals. Results are visualized separately for each combination of the three experimentally manipulated factors (denoted by x-axis and legend).</w:t>
       </w:r>
     </w:p>
     <w:p>
       <w:pPr>
-        <w:pStyle w:val="FigureTitle"/>
-        <w:rPr>
-          <w:b w:val="0"/>
-          <w:bCs/>
-        </w:rPr>
-      </w:pPr>
-      <w:bookmarkStart w:id="3" w:name="supplemental-figure-1"/>
-      <w:bookmarkStart w:id="4" w:name="fig-si1"/>
-      <w:bookmarkEnd w:id="2"/>
-      <w:r>
-        <w:lastRenderedPageBreak/>
-        <w:t>Figure </w:t>
-      </w:r>
-      <w:r>
-        <w:t>S</w:t>
-      </w:r>
-      <w:r>
-        <w:t>1</w:t>
-      </w:r>
-      <w:r>
-        <w:rPr>
-          <w:b w:val="0"/>
-          <w:i/>
-        </w:rPr>
-        <w:t xml:space="preserve">. </w:t>
-      </w:r>
-      <w:r>
-        <w:rPr>
-          <w:b w:val="0"/>
-          <w:bCs/>
-        </w:rPr>
-        <w:t xml:space="preserve">Results from sensitivity analysis wherein participants with weak smiles were included (Panel A) and excluded (Panel B). Y-axis denotes differences in self-reported happiness after participants posed happy vs. neutral expressions. Points represent the estimated marginal </w:t>
-      </w:r>
-      <w:proofErr w:type="gramStart"/>
-      <w:r>
-        <w:rPr>
-          <w:b w:val="0"/>
-          <w:bCs/>
-        </w:rPr>
-        <w:t>mean</w:t>
-      </w:r>
-      <w:proofErr w:type="gramEnd"/>
-      <w:r>
-        <w:rPr>
-          <w:b w:val="0"/>
-          <w:bCs/>
-        </w:rPr>
-        <w:t xml:space="preserve"> and error bars represent 95% confidence intervals. Results are visualized separately for each combination of the three experimentally manipulated factors (denoted by x-axis and legend).</w:t>
-      </w:r>
-    </w:p>
-    <w:p>
-      <w:pPr>
         <w:pStyle w:val="FigureWithoutNote"/>
       </w:pPr>
       <w:r>
-        <w:rPr>
-          <w:noProof/>
-        </w:rPr>
         <w:drawing>
-          <wp:inline distT="0" distB="0" distL="0" distR="0" wp14:anchorId="7EF10EDC" wp14:editId="00D40D01">
-            <wp:extent cx="5943600" cy="2971800"/>
-            <wp:effectExtent l="0" t="0" r="0" b="0"/>
-            <wp:docPr id="29" name="Picture"/>
-            <wp:cNvGraphicFramePr/>
-            <a:graphic xmlns:a="http://schemas.openxmlformats.org/drawingml/2006/main">
+          <wp:inline>
+            <wp:extent cx="5943600" cy="1981200"/>
+            <wp:effectExtent b="0" l="0" r="0" t="0"/>
+            <wp:docPr descr="" title="" id="28" name="Picture"/>
+            <a:graphic>
               <a:graphicData uri="http://schemas.openxmlformats.org/drawingml/2006/picture">
-                <pic:pic xmlns:pic="http://schemas.openxmlformats.org/drawingml/2006/picture">
+                <pic:pic>
                   <pic:nvPicPr>
-                    <pic:cNvPr id="30" name="Picture" descr="../figures/smile25b_sens_plot.jpg"/>
+                    <pic:cNvPr descr="../figures/smile25b_sens_plot.jpg" id="29" name="Picture"/>
                     <pic:cNvPicPr>
-                      <a:picLocks noChangeAspect="1" noChangeArrowheads="1"/>
+                      <a:picLocks noChangeArrowheads="1" noChangeAspect="1"/>
                     </pic:cNvPicPr>
                   </pic:nvPicPr>
                   <pic:blipFill>
-                    <a:blip r:embed="rId14"/>
+                    <a:blip r:embed="rId27"/>
                     <a:stretch>
                       <a:fillRect/>
                     </a:stretch>
@@ -1384,7 +1300,7 @@
                   <pic:spPr bwMode="auto">
                     <a:xfrm>
                       <a:off x="0" y="0"/>
-                      <a:ext cx="5943600" cy="2971800"/>
+                      <a:ext cx="5943600" cy="1981200"/>
                     </a:xfrm>
                     <a:prstGeom prst="rect">
                       <a:avLst/>
@@ -1402,46 +1318,30 @@
           </wp:inline>
         </w:drawing>
       </w:r>
-      <w:bookmarkEnd w:id="3"/>
-      <w:bookmarkEnd w:id="4"/>
     </w:p>
+    <w:bookmarkEnd w:id="30"/>
+    <w:bookmarkEnd w:id="31"/>
     <w:sectPr>
-      <w:pgSz w:w="12240" w:h="15840"/>
-      <w:pgMar w:top="1440" w:right="1440" w:bottom="1440" w:left="1440" w:header="720" w:footer="720" w:gutter="0"/>
+      <w:headerReference r:id="rId8" w:type="even"/>
+      <w:headerReference r:id="rId9" w:type="default"/>
+      <w:footerReference r:id="rId10" w:type="even"/>
+      <w:footerReference r:id="rId11" w:type="default"/>
+      <w:headerReference r:id="rId12" w:type="first"/>
+      <w:footerReference r:id="rId13" w:type="first"/>
+      <w:pgSz w:h="15840" w:w="12240"/>
+      <w:pgMar w:bottom="1440" w:footer="720" w:gutter="0" w:header="720" w:left="1440" w:right="1440" w:top="1440"/>
       <w:cols w:space="720"/>
-      <w:docGrid w:linePitch="326"/>
     </w:sectPr>
   </w:body>
 </w:document>
 </file>
 
-<file path=word/endnotes.xml><?xml version="1.0" encoding="utf-8"?>
-<w:endnotes xmlns:wpc="http://schemas.microsoft.com/office/word/2010/wordprocessingCanvas" xmlns:cx="http://schemas.microsoft.com/office/drawing/2014/chartex" xmlns:cx1="http://schemas.microsoft.com/office/drawing/2015/9/8/chartex" xmlns:cx2="http://schemas.microsoft.com/office/drawing/2015/10/21/chartex" xmlns:cx3="http://schemas.microsoft.com/office/drawing/2016/5/9/chartex" xmlns:cx4="http://schemas.microsoft.com/office/drawing/2016/5/10/chartex" xmlns:cx5="http://schemas.microsoft.com/office/drawing/2016/5/11/chartex" xmlns:cx6="http://schemas.microsoft.com/office/drawing/2016/5/12/chartex" xmlns:cx7="http://schemas.microsoft.com/office/drawing/2016/5/13/chartex" xmlns:cx8="http://schemas.microsoft.com/office/drawing/2016/5/14/chartex" xmlns:mc="http://schemas.openxmlformats.org/markup-compatibility/2006" xmlns:m="http://schemas.openxmlformats.org/officeDocument/2006/math" xmlns:aink="http://schemas.microsoft.com/office/drawing/2016/ink" xmlns:am3d="http://schemas.microsoft.com/office/drawing/2017/model3d" xmlns:oel="http://schemas.microsoft.com/office/2019/extlst" xmlns:r="http://schemas.openxmlformats.org/officeDocument/2006/relationships" xmlns:wp14="http://schemas.microsoft.com/office/word/2010/wordprocessingDrawing" xmlns:wp="http://schemas.openxmlformats.org/drawingml/2006/wordprocessingDrawing" xmlns:wpg="http://schemas.microsoft.com/office/word/2010/wordprocessingGroup" xmlns:wpi="http://schemas.microsoft.com/office/word/2010/wordprocessingInk" xmlns:wps="http://schemas.microsoft.com/office/word/2010/wordprocessingShape" xmlns:o="urn:schemas-microsoft-com:office:office" xmlns:v="urn:schemas-microsoft-com:vml" xmlns:w10="urn:schemas-microsoft-com:office:word" xmlns:w="http://schemas.openxmlformats.org/wordprocessingml/2006/main" xmlns:w14="http://schemas.microsoft.com/office/word/2010/wordml" xmlns:w15="http://schemas.microsoft.com/office/word/2012/wordml" xmlns:w16cex="http://schemas.microsoft.com/office/word/2018/wordml/cex" xmlns:w16cid="http://schemas.microsoft.com/office/word/2016/wordml/cid" xmlns:w16="http://schemas.microsoft.com/office/word/2018/wordml" xmlns:w16sdtdh="http://schemas.microsoft.com/office/word/2020/wordml/sdtdatahash" xmlns:w16sdtfl="http://schemas.microsoft.com/office/word/2024/wordml/sdtformatlock" xmlns:w16se="http://schemas.microsoft.com/office/word/2015/wordml/symex" xmlns:w16du="http://schemas.microsoft.com/office/word/2023/wordml/word16du" xmlns:wne="http://schemas.microsoft.com/office/word/2006/wordml" mc:Ignorable="w14 w15 w16se w16cid w16 w16cex w16sdtdh w16sdtfl w16du wp14">
-  <w:endnote w:type="separator" w:id="-1">
-    <w:p>
-      <w:pPr>
-        <w:spacing w:line="240" w:lineRule="auto"/>
-      </w:pPr>
-      <w:r>
-        <w:separator/>
-      </w:r>
-    </w:p>
-  </w:endnote>
-  <w:endnote w:type="continuationSeparator" w:id="0">
-    <w:p>
-      <w:pPr>
-        <w:spacing w:line="240" w:lineRule="auto"/>
-      </w:pPr>
-      <w:r>
-        <w:continuationSeparator/>
-      </w:r>
-    </w:p>
-  </w:endnote>
-</w:endnotes>
+<file path=word/comments.xml><?xml version="1.0" encoding="utf-8"?>
+<w:comments xmlns:w="http://schemas.openxmlformats.org/wordprocessingml/2006/main" xmlns:m="http://schemas.openxmlformats.org/officeDocument/2006/math" xmlns:r="http://schemas.openxmlformats.org/officeDocument/2006/relationships" xmlns:o="urn:schemas-microsoft-com:office:office" xmlns:v="urn:schemas-microsoft-com:vml" xmlns:w10="urn:schemas-microsoft-com:office:word" xmlns:a="http://schemas.openxmlformats.org/drawingml/2006/main" xmlns:pic="http://schemas.openxmlformats.org/drawingml/2006/picture" xmlns:wp="http://schemas.openxmlformats.org/drawingml/2006/wordprocessingDrawing"/>
 </file>
 
 <file path=word/footer1.xml><?xml version="1.0" encoding="utf-8"?>
-<w:ftr xmlns:wpc="http://schemas.microsoft.com/office/word/2010/wordprocessingCanvas" xmlns:cx="http://schemas.microsoft.com/office/drawing/2014/chartex" xmlns:cx1="http://schemas.microsoft.com/office/drawing/2015/9/8/chartex" xmlns:cx2="http://schemas.microsoft.com/office/drawing/2015/10/21/chartex" xmlns:cx3="http://schemas.microsoft.com/office/drawing/2016/5/9/chartex" xmlns:cx4="http://schemas.microsoft.com/office/drawing/2016/5/10/chartex" xmlns:cx5="http://schemas.microsoft.com/office/drawing/2016/5/11/chartex" xmlns:cx6="http://schemas.microsoft.com/office/drawing/2016/5/12/chartex" xmlns:cx7="http://schemas.microsoft.com/office/drawing/2016/5/13/chartex" xmlns:cx8="http://schemas.microsoft.com/office/drawing/2016/5/14/chartex" xmlns:mc="http://schemas.openxmlformats.org/markup-compatibility/2006" xmlns:m="http://schemas.openxmlformats.org/officeDocument/2006/math" xmlns:aink="http://schemas.microsoft.com/office/drawing/2016/ink" xmlns:am3d="http://schemas.microsoft.com/office/drawing/2017/model3d" xmlns:oel="http://schemas.microsoft.com/office/2019/extlst" xmlns:r="http://schemas.openxmlformats.org/officeDocument/2006/relationships" xmlns:wp14="http://schemas.microsoft.com/office/word/2010/wordprocessingDrawing" xmlns:wp="http://schemas.openxmlformats.org/drawingml/2006/wordprocessingDrawing" xmlns:wpg="http://schemas.microsoft.com/office/word/2010/wordprocessingGroup" xmlns:wpi="http://schemas.microsoft.com/office/word/2010/wordprocessingInk" xmlns:wps="http://schemas.microsoft.com/office/word/2010/wordprocessingShape" xmlns:o="urn:schemas-microsoft-com:office:office" xmlns:v="urn:schemas-microsoft-com:vml" xmlns:w10="urn:schemas-microsoft-com:office:word" xmlns:w="http://schemas.openxmlformats.org/wordprocessingml/2006/main" xmlns:w14="http://schemas.microsoft.com/office/word/2010/wordml" xmlns:w15="http://schemas.microsoft.com/office/word/2012/wordml" xmlns:w16cex="http://schemas.microsoft.com/office/word/2018/wordml/cex" xmlns:w16cid="http://schemas.microsoft.com/office/word/2016/wordml/cid" xmlns:w16="http://schemas.microsoft.com/office/word/2018/wordml" xmlns:w16sdtdh="http://schemas.microsoft.com/office/word/2020/wordml/sdtdatahash" xmlns:w16sdtfl="http://schemas.microsoft.com/office/word/2024/wordml/sdtformatlock" xmlns:w16se="http://schemas.microsoft.com/office/word/2015/wordml/symex" xmlns:w16du="http://schemas.microsoft.com/office/word/2023/wordml/word16du" xmlns:wne="http://schemas.microsoft.com/office/word/2006/wordml" mc:Ignorable="w14 w15 w16se w16cid w16 w16cex w16sdtdh w16sdtfl w16du wp14">
+<w:ftr xmlns:wpc="http://schemas.microsoft.com/office/word/2010/wordprocessingCanvas" xmlns:cx="http://schemas.microsoft.com/office/drawing/2014/chartex" xmlns:cx1="http://schemas.microsoft.com/office/drawing/2015/9/8/chartex" xmlns:cx2="http://schemas.microsoft.com/office/drawing/2015/10/21/chartex" xmlns:cx3="http://schemas.microsoft.com/office/drawing/2016/5/9/chartex" xmlns:cx4="http://schemas.microsoft.com/office/drawing/2016/5/10/chartex" xmlns:cx5="http://schemas.microsoft.com/office/drawing/2016/5/11/chartex" xmlns:cx6="http://schemas.microsoft.com/office/drawing/2016/5/12/chartex" xmlns:cx7="http://schemas.microsoft.com/office/drawing/2016/5/13/chartex" xmlns:cx8="http://schemas.microsoft.com/office/drawing/2016/5/14/chartex" xmlns:mc="http://schemas.openxmlformats.org/markup-compatibility/2006" xmlns:aink="http://schemas.microsoft.com/office/drawing/2016/ink" xmlns:am3d="http://schemas.microsoft.com/office/drawing/2017/model3d" xmlns:o="urn:schemas-microsoft-com:office:office" xmlns:oel="http://schemas.microsoft.com/office/2019/extlst" xmlns:r="http://schemas.openxmlformats.org/officeDocument/2006/relationships" xmlns:m="http://schemas.openxmlformats.org/officeDocument/2006/math" xmlns:v="urn:schemas-microsoft-com:vml" xmlns:wp14="http://schemas.microsoft.com/office/word/2010/wordprocessingDrawing" xmlns:wp="http://schemas.openxmlformats.org/drawingml/2006/wordprocessingDrawing" xmlns:w10="urn:schemas-microsoft-com:office:word" xmlns:w="http://schemas.openxmlformats.org/wordprocessingml/2006/main" xmlns:w14="http://schemas.microsoft.com/office/word/2010/wordml" xmlns:w15="http://schemas.microsoft.com/office/word/2012/wordml" xmlns:w16cex="http://schemas.microsoft.com/office/word/2018/wordml/cex" xmlns:w16cid="http://schemas.microsoft.com/office/word/2016/wordml/cid" xmlns:w16="http://schemas.microsoft.com/office/word/2018/wordml" xmlns:w16du="http://schemas.microsoft.com/office/word/2023/wordml/word16du" xmlns:w16sdtdh="http://schemas.microsoft.com/office/word/2020/wordml/sdtdatahash" xmlns:w16sdtfl="http://schemas.microsoft.com/office/word/2024/wordml/sdtformatlock" xmlns:w16se="http://schemas.microsoft.com/office/word/2015/wordml/symex" xmlns:wpg="http://schemas.microsoft.com/office/word/2010/wordprocessingGroup" xmlns:wpi="http://schemas.microsoft.com/office/word/2010/wordprocessingInk" xmlns:wne="http://schemas.microsoft.com/office/word/2006/wordml" xmlns:wps="http://schemas.microsoft.com/office/word/2010/wordprocessingShape" mc:Ignorable="w14 w15 w16se w16cid w16 w16cex w16sdtdh w16sdtfl w16du wp14">
   <w:p>
     <w:pPr>
       <w:pStyle w:val="Footer"/>
@@ -1451,7 +1351,7 @@
 </file>
 
 <file path=word/footer2.xml><?xml version="1.0" encoding="utf-8"?>
-<w:ftr xmlns:wpc="http://schemas.microsoft.com/office/word/2010/wordprocessingCanvas" xmlns:cx="http://schemas.microsoft.com/office/drawing/2014/chartex" xmlns:cx1="http://schemas.microsoft.com/office/drawing/2015/9/8/chartex" xmlns:cx2="http://schemas.microsoft.com/office/drawing/2015/10/21/chartex" xmlns:cx3="http://schemas.microsoft.com/office/drawing/2016/5/9/chartex" xmlns:cx4="http://schemas.microsoft.com/office/drawing/2016/5/10/chartex" xmlns:cx5="http://schemas.microsoft.com/office/drawing/2016/5/11/chartex" xmlns:cx6="http://schemas.microsoft.com/office/drawing/2016/5/12/chartex" xmlns:cx7="http://schemas.microsoft.com/office/drawing/2016/5/13/chartex" xmlns:cx8="http://schemas.microsoft.com/office/drawing/2016/5/14/chartex" xmlns:mc="http://schemas.openxmlformats.org/markup-compatibility/2006" xmlns:m="http://schemas.openxmlformats.org/officeDocument/2006/math" xmlns:aink="http://schemas.microsoft.com/office/drawing/2016/ink" xmlns:am3d="http://schemas.microsoft.com/office/drawing/2017/model3d" xmlns:oel="http://schemas.microsoft.com/office/2019/extlst" xmlns:r="http://schemas.openxmlformats.org/officeDocument/2006/relationships" xmlns:wp14="http://schemas.microsoft.com/office/word/2010/wordprocessingDrawing" xmlns:wp="http://schemas.openxmlformats.org/drawingml/2006/wordprocessingDrawing" xmlns:wpg="http://schemas.microsoft.com/office/word/2010/wordprocessingGroup" xmlns:wpi="http://schemas.microsoft.com/office/word/2010/wordprocessingInk" xmlns:wps="http://schemas.microsoft.com/office/word/2010/wordprocessingShape" xmlns:o="urn:schemas-microsoft-com:office:office" xmlns:v="urn:schemas-microsoft-com:vml" xmlns:w10="urn:schemas-microsoft-com:office:word" xmlns:w="http://schemas.openxmlformats.org/wordprocessingml/2006/main" xmlns:w14="http://schemas.microsoft.com/office/word/2010/wordml" xmlns:w15="http://schemas.microsoft.com/office/word/2012/wordml" xmlns:w16cex="http://schemas.microsoft.com/office/word/2018/wordml/cex" xmlns:w16cid="http://schemas.microsoft.com/office/word/2016/wordml/cid" xmlns:w16="http://schemas.microsoft.com/office/word/2018/wordml" xmlns:w16sdtdh="http://schemas.microsoft.com/office/word/2020/wordml/sdtdatahash" xmlns:w16sdtfl="http://schemas.microsoft.com/office/word/2024/wordml/sdtformatlock" xmlns:w16se="http://schemas.microsoft.com/office/word/2015/wordml/symex" xmlns:w16du="http://schemas.microsoft.com/office/word/2023/wordml/word16du" xmlns:wne="http://schemas.microsoft.com/office/word/2006/wordml" mc:Ignorable="w14 w15 w16se w16cid w16 w16cex w16sdtdh w16sdtfl w16du wp14">
+<w:ftr xmlns:wpc="http://schemas.microsoft.com/office/word/2010/wordprocessingCanvas" xmlns:cx="http://schemas.microsoft.com/office/drawing/2014/chartex" xmlns:cx1="http://schemas.microsoft.com/office/drawing/2015/9/8/chartex" xmlns:cx2="http://schemas.microsoft.com/office/drawing/2015/10/21/chartex" xmlns:cx3="http://schemas.microsoft.com/office/drawing/2016/5/9/chartex" xmlns:cx4="http://schemas.microsoft.com/office/drawing/2016/5/10/chartex" xmlns:cx5="http://schemas.microsoft.com/office/drawing/2016/5/11/chartex" xmlns:cx6="http://schemas.microsoft.com/office/drawing/2016/5/12/chartex" xmlns:cx7="http://schemas.microsoft.com/office/drawing/2016/5/13/chartex" xmlns:cx8="http://schemas.microsoft.com/office/drawing/2016/5/14/chartex" xmlns:mc="http://schemas.openxmlformats.org/markup-compatibility/2006" xmlns:aink="http://schemas.microsoft.com/office/drawing/2016/ink" xmlns:am3d="http://schemas.microsoft.com/office/drawing/2017/model3d" xmlns:o="urn:schemas-microsoft-com:office:office" xmlns:oel="http://schemas.microsoft.com/office/2019/extlst" xmlns:r="http://schemas.openxmlformats.org/officeDocument/2006/relationships" xmlns:m="http://schemas.openxmlformats.org/officeDocument/2006/math" xmlns:v="urn:schemas-microsoft-com:vml" xmlns:wp14="http://schemas.microsoft.com/office/word/2010/wordprocessingDrawing" xmlns:wp="http://schemas.openxmlformats.org/drawingml/2006/wordprocessingDrawing" xmlns:w10="urn:schemas-microsoft-com:office:word" xmlns:w="http://schemas.openxmlformats.org/wordprocessingml/2006/main" xmlns:w14="http://schemas.microsoft.com/office/word/2010/wordml" xmlns:w15="http://schemas.microsoft.com/office/word/2012/wordml" xmlns:w16cex="http://schemas.microsoft.com/office/word/2018/wordml/cex" xmlns:w16cid="http://schemas.microsoft.com/office/word/2016/wordml/cid" xmlns:w16="http://schemas.microsoft.com/office/word/2018/wordml" xmlns:w16du="http://schemas.microsoft.com/office/word/2023/wordml/word16du" xmlns:w16sdtdh="http://schemas.microsoft.com/office/word/2020/wordml/sdtdatahash" xmlns:w16sdtfl="http://schemas.microsoft.com/office/word/2024/wordml/sdtformatlock" xmlns:w16se="http://schemas.microsoft.com/office/word/2015/wordml/symex" xmlns:wpg="http://schemas.microsoft.com/office/word/2010/wordprocessingGroup" xmlns:wpi="http://schemas.microsoft.com/office/word/2010/wordprocessingInk" xmlns:wne="http://schemas.microsoft.com/office/word/2006/wordml" xmlns:wps="http://schemas.microsoft.com/office/word/2010/wordprocessingShape" mc:Ignorable="w14 w15 w16se w16cid w16 w16cex w16sdtdh w16sdtfl w16du wp14">
   <w:p>
     <w:pPr>
       <w:pStyle w:val="Footer"/>
@@ -1461,7 +1361,7 @@
 </file>
 
 <file path=word/footer3.xml><?xml version="1.0" encoding="utf-8"?>
-<w:ftr xmlns:wpc="http://schemas.microsoft.com/office/word/2010/wordprocessingCanvas" xmlns:cx="http://schemas.microsoft.com/office/drawing/2014/chartex" xmlns:cx1="http://schemas.microsoft.com/office/drawing/2015/9/8/chartex" xmlns:cx2="http://schemas.microsoft.com/office/drawing/2015/10/21/chartex" xmlns:cx3="http://schemas.microsoft.com/office/drawing/2016/5/9/chartex" xmlns:cx4="http://schemas.microsoft.com/office/drawing/2016/5/10/chartex" xmlns:cx5="http://schemas.microsoft.com/office/drawing/2016/5/11/chartex" xmlns:cx6="http://schemas.microsoft.com/office/drawing/2016/5/12/chartex" xmlns:cx7="http://schemas.microsoft.com/office/drawing/2016/5/13/chartex" xmlns:cx8="http://schemas.microsoft.com/office/drawing/2016/5/14/chartex" xmlns:mc="http://schemas.openxmlformats.org/markup-compatibility/2006" xmlns:m="http://schemas.openxmlformats.org/officeDocument/2006/math" xmlns:aink="http://schemas.microsoft.com/office/drawing/2016/ink" xmlns:am3d="http://schemas.microsoft.com/office/drawing/2017/model3d" xmlns:oel="http://schemas.microsoft.com/office/2019/extlst" xmlns:r="http://schemas.openxmlformats.org/officeDocument/2006/relationships" xmlns:wp14="http://schemas.microsoft.com/office/word/2010/wordprocessingDrawing" xmlns:wp="http://schemas.openxmlformats.org/drawingml/2006/wordprocessingDrawing" xmlns:wpg="http://schemas.microsoft.com/office/word/2010/wordprocessingGroup" xmlns:wpi="http://schemas.microsoft.com/office/word/2010/wordprocessingInk" xmlns:wps="http://schemas.microsoft.com/office/word/2010/wordprocessingShape" xmlns:o="urn:schemas-microsoft-com:office:office" xmlns:v="urn:schemas-microsoft-com:vml" xmlns:w10="urn:schemas-microsoft-com:office:word" xmlns:w="http://schemas.openxmlformats.org/wordprocessingml/2006/main" xmlns:w14="http://schemas.microsoft.com/office/word/2010/wordml" xmlns:w15="http://schemas.microsoft.com/office/word/2012/wordml" xmlns:w16cex="http://schemas.microsoft.com/office/word/2018/wordml/cex" xmlns:w16cid="http://schemas.microsoft.com/office/word/2016/wordml/cid" xmlns:w16="http://schemas.microsoft.com/office/word/2018/wordml" xmlns:w16sdtdh="http://schemas.microsoft.com/office/word/2020/wordml/sdtdatahash" xmlns:w16sdtfl="http://schemas.microsoft.com/office/word/2024/wordml/sdtformatlock" xmlns:w16se="http://schemas.microsoft.com/office/word/2015/wordml/symex" xmlns:w16du="http://schemas.microsoft.com/office/word/2023/wordml/word16du" xmlns:wne="http://schemas.microsoft.com/office/word/2006/wordml" mc:Ignorable="w14 w15 w16se w16cid w16 w16cex w16sdtdh w16sdtfl w16du wp14">
+<w:ftr xmlns:wpc="http://schemas.microsoft.com/office/word/2010/wordprocessingCanvas" xmlns:cx="http://schemas.microsoft.com/office/drawing/2014/chartex" xmlns:cx1="http://schemas.microsoft.com/office/drawing/2015/9/8/chartex" xmlns:cx2="http://schemas.microsoft.com/office/drawing/2015/10/21/chartex" xmlns:cx3="http://schemas.microsoft.com/office/drawing/2016/5/9/chartex" xmlns:cx4="http://schemas.microsoft.com/office/drawing/2016/5/10/chartex" xmlns:cx5="http://schemas.microsoft.com/office/drawing/2016/5/11/chartex" xmlns:cx6="http://schemas.microsoft.com/office/drawing/2016/5/12/chartex" xmlns:cx7="http://schemas.microsoft.com/office/drawing/2016/5/13/chartex" xmlns:cx8="http://schemas.microsoft.com/office/drawing/2016/5/14/chartex" xmlns:mc="http://schemas.openxmlformats.org/markup-compatibility/2006" xmlns:aink="http://schemas.microsoft.com/office/drawing/2016/ink" xmlns:am3d="http://schemas.microsoft.com/office/drawing/2017/model3d" xmlns:o="urn:schemas-microsoft-com:office:office" xmlns:oel="http://schemas.microsoft.com/office/2019/extlst" xmlns:r="http://schemas.openxmlformats.org/officeDocument/2006/relationships" xmlns:m="http://schemas.openxmlformats.org/officeDocument/2006/math" xmlns:v="urn:schemas-microsoft-com:vml" xmlns:wp14="http://schemas.microsoft.com/office/word/2010/wordprocessingDrawing" xmlns:wp="http://schemas.openxmlformats.org/drawingml/2006/wordprocessingDrawing" xmlns:w10="urn:schemas-microsoft-com:office:word" xmlns:w="http://schemas.openxmlformats.org/wordprocessingml/2006/main" xmlns:w14="http://schemas.microsoft.com/office/word/2010/wordml" xmlns:w15="http://schemas.microsoft.com/office/word/2012/wordml" xmlns:w16cex="http://schemas.microsoft.com/office/word/2018/wordml/cex" xmlns:w16cid="http://schemas.microsoft.com/office/word/2016/wordml/cid" xmlns:w16="http://schemas.microsoft.com/office/word/2018/wordml" xmlns:w16du="http://schemas.microsoft.com/office/word/2023/wordml/word16du" xmlns:w16sdtdh="http://schemas.microsoft.com/office/word/2020/wordml/sdtdatahash" xmlns:w16sdtfl="http://schemas.microsoft.com/office/word/2024/wordml/sdtformatlock" xmlns:w16se="http://schemas.microsoft.com/office/word/2015/wordml/symex" xmlns:wpg="http://schemas.microsoft.com/office/word/2010/wordprocessingGroup" xmlns:wpi="http://schemas.microsoft.com/office/word/2010/wordprocessingInk" xmlns:wne="http://schemas.microsoft.com/office/word/2006/wordml" xmlns:wps="http://schemas.microsoft.com/office/word/2010/wordprocessingShape" mc:Ignorable="w14 w15 w16se w16cid w16 w16cex w16sdtdh w16sdtfl w16du wp14">
   <w:p>
     <w:pPr>
       <w:pStyle w:val="Footer"/>
@@ -1471,24 +1371,37 @@
 </file>
 
 <file path=word/footnotes.xml><?xml version="1.0" encoding="utf-8"?>
-<w:footnotes xmlns:wpc="http://schemas.microsoft.com/office/word/2010/wordprocessingCanvas" xmlns:cx="http://schemas.microsoft.com/office/drawing/2014/chartex" xmlns:cx1="http://schemas.microsoft.com/office/drawing/2015/9/8/chartex" xmlns:cx2="http://schemas.microsoft.com/office/drawing/2015/10/21/chartex" xmlns:cx3="http://schemas.microsoft.com/office/drawing/2016/5/9/chartex" xmlns:cx4="http://schemas.microsoft.com/office/drawing/2016/5/10/chartex" xmlns:cx5="http://schemas.microsoft.com/office/drawing/2016/5/11/chartex" xmlns:cx6="http://schemas.microsoft.com/office/drawing/2016/5/12/chartex" xmlns:cx7="http://schemas.microsoft.com/office/drawing/2016/5/13/chartex" xmlns:cx8="http://schemas.microsoft.com/office/drawing/2016/5/14/chartex" xmlns:mc="http://schemas.openxmlformats.org/markup-compatibility/2006" xmlns:m="http://schemas.openxmlformats.org/officeDocument/2006/math" xmlns:aink="http://schemas.microsoft.com/office/drawing/2016/ink" xmlns:am3d="http://schemas.microsoft.com/office/drawing/2017/model3d" xmlns:oel="http://schemas.microsoft.com/office/2019/extlst" xmlns:r="http://schemas.openxmlformats.org/officeDocument/2006/relationships" xmlns:wp14="http://schemas.microsoft.com/office/word/2010/wordprocessingDrawing" xmlns:wp="http://schemas.openxmlformats.org/drawingml/2006/wordprocessingDrawing" xmlns:wpg="http://schemas.microsoft.com/office/word/2010/wordprocessingGroup" xmlns:wpi="http://schemas.microsoft.com/office/word/2010/wordprocessingInk" xmlns:wps="http://schemas.microsoft.com/office/word/2010/wordprocessingShape" xmlns:o="urn:schemas-microsoft-com:office:office" xmlns:v="urn:schemas-microsoft-com:vml" xmlns:w10="urn:schemas-microsoft-com:office:word" xmlns:w="http://schemas.openxmlformats.org/wordprocessingml/2006/main" xmlns:w14="http://schemas.microsoft.com/office/word/2010/wordml" xmlns:w15="http://schemas.microsoft.com/office/word/2012/wordml" xmlns:w16cex="http://schemas.microsoft.com/office/word/2018/wordml/cex" xmlns:w16cid="http://schemas.microsoft.com/office/word/2016/wordml/cid" xmlns:w16="http://schemas.microsoft.com/office/word/2018/wordml" xmlns:w16sdtdh="http://schemas.microsoft.com/office/word/2020/wordml/sdtdatahash" xmlns:w16sdtfl="http://schemas.microsoft.com/office/word/2024/wordml/sdtformatlock" xmlns:w16se="http://schemas.microsoft.com/office/word/2015/wordml/symex" xmlns:w16du="http://schemas.microsoft.com/office/word/2023/wordml/word16du" xmlns:wne="http://schemas.microsoft.com/office/word/2006/wordml" mc:Ignorable="w14 w15 w16se w16cid w16 w16cex w16sdtdh w16sdtfl w16du wp14">
+<w:footnotes xmlns:w="http://schemas.openxmlformats.org/wordprocessingml/2006/main" xmlns:m="http://schemas.openxmlformats.org/officeDocument/2006/math" xmlns:r="http://schemas.openxmlformats.org/officeDocument/2006/relationships" xmlns:o="urn:schemas-microsoft-com:office:office" xmlns:v="urn:schemas-microsoft-com:vml" xmlns:w10="urn:schemas-microsoft-com:office:word" xmlns:a="http://schemas.openxmlformats.org/drawingml/2006/main" xmlns:pic="http://schemas.openxmlformats.org/drawingml/2006/picture" xmlns:wp="http://schemas.openxmlformats.org/drawingml/2006/wordprocessingDrawing">
+  <w:footnote w:type="continuationSeparator" w:id="0">
+    <w:p>
+      <w:r>
+        <w:continuationSeparator/>
+      </w:r>
+    </w:p>
+  </w:footnote>
   <w:footnote w:type="separator" w:id="-1">
     <w:p>
-      <w:pPr>
-        <w:spacing w:line="240" w:lineRule="auto"/>
-      </w:pPr>
       <w:r>
         <w:separator/>
       </w:r>
     </w:p>
   </w:footnote>
-  <w:footnote w:type="continuationSeparator" w:id="0">
+  <w:footnote w:id="25">
     <w:p>
       <w:pPr>
-        <w:spacing w:line="240" w:lineRule="auto"/>
-      </w:pPr>
-      <w:r>
-        <w:continuationSeparator/>
+        <w:pStyle w:val="FootnoteText"/>
+      </w:pPr>
+      <w:r>
+        <w:rPr>
+          <w:rStyle w:val="FootnoteReference"/>
+        </w:rPr>
+        <w:footnoteRef/>
+      </w:r>
+      <w:r>
+        <w:t xml:space="preserve"> </w:t>
+      </w:r>
+      <w:r>
+        <w:t xml:space="preserve">As a reminder, we switched from Hume AI to OpenFace 2.2.0 because the former deprecated their expression analysis application before we completed our study. Because Hume AI (0-1) and OpenFace (0-5) have different scaling, we adjusted our initial .3/1 cutoff to 1.5/5.</w:t>
       </w:r>
     </w:p>
   </w:footnote>
@@ -1496,7 +1409,7 @@
 </file>
 
 <file path=word/header1.xml><?xml version="1.0" encoding="utf-8"?>
-<w:hdr xmlns:wpc="http://schemas.microsoft.com/office/word/2010/wordprocessingCanvas" xmlns:cx="http://schemas.microsoft.com/office/drawing/2014/chartex" xmlns:cx1="http://schemas.microsoft.com/office/drawing/2015/9/8/chartex" xmlns:cx2="http://schemas.microsoft.com/office/drawing/2015/10/21/chartex" xmlns:cx3="http://schemas.microsoft.com/office/drawing/2016/5/9/chartex" xmlns:cx4="http://schemas.microsoft.com/office/drawing/2016/5/10/chartex" xmlns:cx5="http://schemas.microsoft.com/office/drawing/2016/5/11/chartex" xmlns:cx6="http://schemas.microsoft.com/office/drawing/2016/5/12/chartex" xmlns:cx7="http://schemas.microsoft.com/office/drawing/2016/5/13/chartex" xmlns:cx8="http://schemas.microsoft.com/office/drawing/2016/5/14/chartex" xmlns:mc="http://schemas.openxmlformats.org/markup-compatibility/2006" xmlns:m="http://schemas.openxmlformats.org/officeDocument/2006/math" xmlns:aink="http://schemas.microsoft.com/office/drawing/2016/ink" xmlns:am3d="http://schemas.microsoft.com/office/drawing/2017/model3d" xmlns:oel="http://schemas.microsoft.com/office/2019/extlst" xmlns:r="http://schemas.openxmlformats.org/officeDocument/2006/relationships" xmlns:wp14="http://schemas.microsoft.com/office/word/2010/wordprocessingDrawing" xmlns:wp="http://schemas.openxmlformats.org/drawingml/2006/wordprocessingDrawing" xmlns:wpg="http://schemas.microsoft.com/office/word/2010/wordprocessingGroup" xmlns:wpi="http://schemas.microsoft.com/office/word/2010/wordprocessingInk" xmlns:wps="http://schemas.microsoft.com/office/word/2010/wordprocessingShape" xmlns:o="urn:schemas-microsoft-com:office:office" xmlns:v="urn:schemas-microsoft-com:vml" xmlns:w10="urn:schemas-microsoft-com:office:word" xmlns:w="http://schemas.openxmlformats.org/wordprocessingml/2006/main" xmlns:w14="http://schemas.microsoft.com/office/word/2010/wordml" xmlns:w15="http://schemas.microsoft.com/office/word/2012/wordml" xmlns:w16cex="http://schemas.microsoft.com/office/word/2018/wordml/cex" xmlns:w16cid="http://schemas.microsoft.com/office/word/2016/wordml/cid" xmlns:w16="http://schemas.microsoft.com/office/word/2018/wordml" xmlns:w16sdtdh="http://schemas.microsoft.com/office/word/2020/wordml/sdtdatahash" xmlns:w16sdtfl="http://schemas.microsoft.com/office/word/2024/wordml/sdtformatlock" xmlns:w16se="http://schemas.microsoft.com/office/word/2015/wordml/symex" xmlns:w16du="http://schemas.microsoft.com/office/word/2023/wordml/word16du" xmlns:wne="http://schemas.microsoft.com/office/word/2006/wordml" mc:Ignorable="w14 w15 w16se w16cid w16 w16cex w16sdtdh w16sdtfl w16du wp14">
+<w:hdr xmlns:wpc="http://schemas.microsoft.com/office/word/2010/wordprocessingCanvas" xmlns:cx="http://schemas.microsoft.com/office/drawing/2014/chartex" xmlns:cx1="http://schemas.microsoft.com/office/drawing/2015/9/8/chartex" xmlns:cx2="http://schemas.microsoft.com/office/drawing/2015/10/21/chartex" xmlns:cx3="http://schemas.microsoft.com/office/drawing/2016/5/9/chartex" xmlns:cx4="http://schemas.microsoft.com/office/drawing/2016/5/10/chartex" xmlns:cx5="http://schemas.microsoft.com/office/drawing/2016/5/11/chartex" xmlns:cx6="http://schemas.microsoft.com/office/drawing/2016/5/12/chartex" xmlns:cx7="http://schemas.microsoft.com/office/drawing/2016/5/13/chartex" xmlns:cx8="http://schemas.microsoft.com/office/drawing/2016/5/14/chartex" xmlns:mc="http://schemas.openxmlformats.org/markup-compatibility/2006" xmlns:aink="http://schemas.microsoft.com/office/drawing/2016/ink" xmlns:am3d="http://schemas.microsoft.com/office/drawing/2017/model3d" xmlns:o="urn:schemas-microsoft-com:office:office" xmlns:oel="http://schemas.microsoft.com/office/2019/extlst" xmlns:r="http://schemas.openxmlformats.org/officeDocument/2006/relationships" xmlns:m="http://schemas.openxmlformats.org/officeDocument/2006/math" xmlns:v="urn:schemas-microsoft-com:vml" xmlns:wp14="http://schemas.microsoft.com/office/word/2010/wordprocessingDrawing" xmlns:wp="http://schemas.openxmlformats.org/drawingml/2006/wordprocessingDrawing" xmlns:w10="urn:schemas-microsoft-com:office:word" xmlns:w="http://schemas.openxmlformats.org/wordprocessingml/2006/main" xmlns:w14="http://schemas.microsoft.com/office/word/2010/wordml" xmlns:w15="http://schemas.microsoft.com/office/word/2012/wordml" xmlns:w16cex="http://schemas.microsoft.com/office/word/2018/wordml/cex" xmlns:w16cid="http://schemas.microsoft.com/office/word/2016/wordml/cid" xmlns:w16="http://schemas.microsoft.com/office/word/2018/wordml" xmlns:w16du="http://schemas.microsoft.com/office/word/2023/wordml/word16du" xmlns:w16sdtdh="http://schemas.microsoft.com/office/word/2020/wordml/sdtdatahash" xmlns:w16sdtfl="http://schemas.microsoft.com/office/word/2024/wordml/sdtformatlock" xmlns:w16se="http://schemas.microsoft.com/office/word/2015/wordml/symex" xmlns:wpg="http://schemas.microsoft.com/office/word/2010/wordprocessingGroup" xmlns:wpi="http://schemas.microsoft.com/office/word/2010/wordprocessingInk" xmlns:wne="http://schemas.microsoft.com/office/word/2006/wordml" xmlns:wps="http://schemas.microsoft.com/office/word/2010/wordprocessingShape" mc:Ignorable="w14 w15 w16se w16cid w16 w16cex w16sdtdh w16sdtfl w16du wp14">
   <w:p>
     <w:pPr>
       <w:pStyle w:val="Header"/>
@@ -1506,7 +1419,7 @@
 </file>
 
 <file path=word/header2.xml><?xml version="1.0" encoding="utf-8"?>
-<w:hdr xmlns:wpc="http://schemas.microsoft.com/office/word/2010/wordprocessingCanvas" xmlns:cx="http://schemas.microsoft.com/office/drawing/2014/chartex" xmlns:cx1="http://schemas.microsoft.com/office/drawing/2015/9/8/chartex" xmlns:cx2="http://schemas.microsoft.com/office/drawing/2015/10/21/chartex" xmlns:cx3="http://schemas.microsoft.com/office/drawing/2016/5/9/chartex" xmlns:cx4="http://schemas.microsoft.com/office/drawing/2016/5/10/chartex" xmlns:cx5="http://schemas.microsoft.com/office/drawing/2016/5/11/chartex" xmlns:cx6="http://schemas.microsoft.com/office/drawing/2016/5/12/chartex" xmlns:cx7="http://schemas.microsoft.com/office/drawing/2016/5/13/chartex" xmlns:cx8="http://schemas.microsoft.com/office/drawing/2016/5/14/chartex" xmlns:mc="http://schemas.openxmlformats.org/markup-compatibility/2006" xmlns:m="http://schemas.openxmlformats.org/officeDocument/2006/math" xmlns:aink="http://schemas.microsoft.com/office/drawing/2016/ink" xmlns:am3d="http://schemas.microsoft.com/office/drawing/2017/model3d" xmlns:oel="http://schemas.microsoft.com/office/2019/extlst" xmlns:r="http://schemas.openxmlformats.org/officeDocument/2006/relationships" xmlns:wp14="http://schemas.microsoft.com/office/word/2010/wordprocessingDrawing" xmlns:wp="http://schemas.openxmlformats.org/drawingml/2006/wordprocessingDrawing" xmlns:wpg="http://schemas.microsoft.com/office/word/2010/wordprocessingGroup" xmlns:wpi="http://schemas.microsoft.com/office/word/2010/wordprocessingInk" xmlns:wps="http://schemas.microsoft.com/office/word/2010/wordprocessingShape" xmlns:o="urn:schemas-microsoft-com:office:office" xmlns:v="urn:schemas-microsoft-com:vml" xmlns:w10="urn:schemas-microsoft-com:office:word" xmlns:w="http://schemas.openxmlformats.org/wordprocessingml/2006/main" xmlns:w14="http://schemas.microsoft.com/office/word/2010/wordml" xmlns:w15="http://schemas.microsoft.com/office/word/2012/wordml" xmlns:w16cex="http://schemas.microsoft.com/office/word/2018/wordml/cex" xmlns:w16cid="http://schemas.microsoft.com/office/word/2016/wordml/cid" xmlns:w16="http://schemas.microsoft.com/office/word/2018/wordml" xmlns:w16sdtdh="http://schemas.microsoft.com/office/word/2020/wordml/sdtdatahash" xmlns:w16sdtfl="http://schemas.microsoft.com/office/word/2024/wordml/sdtformatlock" xmlns:w16se="http://schemas.microsoft.com/office/word/2015/wordml/symex" xmlns:w16du="http://schemas.microsoft.com/office/word/2023/wordml/word16du" xmlns:wne="http://schemas.microsoft.com/office/word/2006/wordml" mc:Ignorable="w14 w15 w16se w16cid w16 w16cex w16sdtdh w16sdtfl w16du wp14">
+<w:hdr xmlns:wpc="http://schemas.microsoft.com/office/word/2010/wordprocessingCanvas" xmlns:cx="http://schemas.microsoft.com/office/drawing/2014/chartex" xmlns:cx1="http://schemas.microsoft.com/office/drawing/2015/9/8/chartex" xmlns:cx2="http://schemas.microsoft.com/office/drawing/2015/10/21/chartex" xmlns:cx3="http://schemas.microsoft.com/office/drawing/2016/5/9/chartex" xmlns:cx4="http://schemas.microsoft.com/office/drawing/2016/5/10/chartex" xmlns:cx5="http://schemas.microsoft.com/office/drawing/2016/5/11/chartex" xmlns:cx6="http://schemas.microsoft.com/office/drawing/2016/5/12/chartex" xmlns:cx7="http://schemas.microsoft.com/office/drawing/2016/5/13/chartex" xmlns:cx8="http://schemas.microsoft.com/office/drawing/2016/5/14/chartex" xmlns:mc="http://schemas.openxmlformats.org/markup-compatibility/2006" xmlns:aink="http://schemas.microsoft.com/office/drawing/2016/ink" xmlns:am3d="http://schemas.microsoft.com/office/drawing/2017/model3d" xmlns:o="urn:schemas-microsoft-com:office:office" xmlns:oel="http://schemas.microsoft.com/office/2019/extlst" xmlns:r="http://schemas.openxmlformats.org/officeDocument/2006/relationships" xmlns:m="http://schemas.openxmlformats.org/officeDocument/2006/math" xmlns:v="urn:schemas-microsoft-com:vml" xmlns:wp14="http://schemas.microsoft.com/office/word/2010/wordprocessingDrawing" xmlns:wp="http://schemas.openxmlformats.org/drawingml/2006/wordprocessingDrawing" xmlns:w10="urn:schemas-microsoft-com:office:word" xmlns:w="http://schemas.openxmlformats.org/wordprocessingml/2006/main" xmlns:w14="http://schemas.microsoft.com/office/word/2010/wordml" xmlns:w15="http://schemas.microsoft.com/office/word/2012/wordml" xmlns:w16cex="http://schemas.microsoft.com/office/word/2018/wordml/cex" xmlns:w16cid="http://schemas.microsoft.com/office/word/2016/wordml/cid" xmlns:w16="http://schemas.microsoft.com/office/word/2018/wordml" xmlns:w16du="http://schemas.microsoft.com/office/word/2023/wordml/word16du" xmlns:w16sdtdh="http://schemas.microsoft.com/office/word/2020/wordml/sdtdatahash" xmlns:w16sdtfl="http://schemas.microsoft.com/office/word/2024/wordml/sdtformatlock" xmlns:w16se="http://schemas.microsoft.com/office/word/2015/wordml/symex" xmlns:wpg="http://schemas.microsoft.com/office/word/2010/wordprocessingGroup" xmlns:wpi="http://schemas.microsoft.com/office/word/2010/wordprocessingInk" xmlns:wne="http://schemas.microsoft.com/office/word/2006/wordml" xmlns:wps="http://schemas.microsoft.com/office/word/2010/wordprocessingShape" mc:Ignorable="w14 w15 w16se w16cid w16 w16cex w16sdtdh w16sdtfl w16du wp14">
   <w:p>
     <w:pPr>
       <w:tabs>
@@ -1518,12 +1431,19 @@
         <w:alias w:val="Comments"/>
         <w:tag w:val=""/>
         <w:id w:val="411821190"/>
+        <w:placeholder>
+          <w:docPart w:val="0C02FC99099648D19246354A6487E13A"/>
+        </w:placeholder>
+        <w:showingPlcHdr/>
         <w:dataBinding w:prefixMappings="xmlns:ns0='http://purl.org/dc/elements/1.1/' xmlns:ns1='http://schemas.openxmlformats.org/package/2006/metadata/core-properties' " w:xpath="/ns1:coreProperties[1]/ns0:description[1]" w:storeItemID="{6C3C8BC8-F283-45AE-878A-BAB7291924A1}"/>
         <w:text w:multiLine="1"/>
       </w:sdtPr>
       <w:sdtContent>
         <w:r>
-          <w:t>SMILING AND HAPPINESS: SUPPLEMENT</w:t>
+          <w:rPr>
+            <w:rStyle w:val="PlaceholderText"/>
+          </w:rPr>
+          <w:t>[Comments]</w:t>
         </w:r>
       </w:sdtContent>
     </w:sdt>
@@ -1561,7 +1481,7 @@
 </file>
 
 <file path=word/header3.xml><?xml version="1.0" encoding="utf-8"?>
-<w:hdr xmlns:wpc="http://schemas.microsoft.com/office/word/2010/wordprocessingCanvas" xmlns:cx="http://schemas.microsoft.com/office/drawing/2014/chartex" xmlns:cx1="http://schemas.microsoft.com/office/drawing/2015/9/8/chartex" xmlns:cx2="http://schemas.microsoft.com/office/drawing/2015/10/21/chartex" xmlns:cx3="http://schemas.microsoft.com/office/drawing/2016/5/9/chartex" xmlns:cx4="http://schemas.microsoft.com/office/drawing/2016/5/10/chartex" xmlns:cx5="http://schemas.microsoft.com/office/drawing/2016/5/11/chartex" xmlns:cx6="http://schemas.microsoft.com/office/drawing/2016/5/12/chartex" xmlns:cx7="http://schemas.microsoft.com/office/drawing/2016/5/13/chartex" xmlns:cx8="http://schemas.microsoft.com/office/drawing/2016/5/14/chartex" xmlns:mc="http://schemas.openxmlformats.org/markup-compatibility/2006" xmlns:m="http://schemas.openxmlformats.org/officeDocument/2006/math" xmlns:aink="http://schemas.microsoft.com/office/drawing/2016/ink" xmlns:am3d="http://schemas.microsoft.com/office/drawing/2017/model3d" xmlns:oel="http://schemas.microsoft.com/office/2019/extlst" xmlns:r="http://schemas.openxmlformats.org/officeDocument/2006/relationships" xmlns:wp14="http://schemas.microsoft.com/office/word/2010/wordprocessingDrawing" xmlns:wp="http://schemas.openxmlformats.org/drawingml/2006/wordprocessingDrawing" xmlns:wpg="http://schemas.microsoft.com/office/word/2010/wordprocessingGroup" xmlns:wpi="http://schemas.microsoft.com/office/word/2010/wordprocessingInk" xmlns:wps="http://schemas.microsoft.com/office/word/2010/wordprocessingShape" xmlns:o="urn:schemas-microsoft-com:office:office" xmlns:v="urn:schemas-microsoft-com:vml" xmlns:w10="urn:schemas-microsoft-com:office:word" xmlns:w="http://schemas.openxmlformats.org/wordprocessingml/2006/main" xmlns:w14="http://schemas.microsoft.com/office/word/2010/wordml" xmlns:w15="http://schemas.microsoft.com/office/word/2012/wordml" xmlns:w16cex="http://schemas.microsoft.com/office/word/2018/wordml/cex" xmlns:w16cid="http://schemas.microsoft.com/office/word/2016/wordml/cid" xmlns:w16="http://schemas.microsoft.com/office/word/2018/wordml" xmlns:w16sdtdh="http://schemas.microsoft.com/office/word/2020/wordml/sdtdatahash" xmlns:w16sdtfl="http://schemas.microsoft.com/office/word/2024/wordml/sdtformatlock" xmlns:w16se="http://schemas.microsoft.com/office/word/2015/wordml/symex" xmlns:w16du="http://schemas.microsoft.com/office/word/2023/wordml/word16du" xmlns:wne="http://schemas.microsoft.com/office/word/2006/wordml" mc:Ignorable="w14 w15 w16se w16cid w16 w16cex w16sdtdh w16sdtfl w16du wp14">
+<w:hdr xmlns:wpc="http://schemas.microsoft.com/office/word/2010/wordprocessingCanvas" xmlns:cx="http://schemas.microsoft.com/office/drawing/2014/chartex" xmlns:cx1="http://schemas.microsoft.com/office/drawing/2015/9/8/chartex" xmlns:cx2="http://schemas.microsoft.com/office/drawing/2015/10/21/chartex" xmlns:cx3="http://schemas.microsoft.com/office/drawing/2016/5/9/chartex" xmlns:cx4="http://schemas.microsoft.com/office/drawing/2016/5/10/chartex" xmlns:cx5="http://schemas.microsoft.com/office/drawing/2016/5/11/chartex" xmlns:cx6="http://schemas.microsoft.com/office/drawing/2016/5/12/chartex" xmlns:cx7="http://schemas.microsoft.com/office/drawing/2016/5/13/chartex" xmlns:cx8="http://schemas.microsoft.com/office/drawing/2016/5/14/chartex" xmlns:mc="http://schemas.openxmlformats.org/markup-compatibility/2006" xmlns:aink="http://schemas.microsoft.com/office/drawing/2016/ink" xmlns:am3d="http://schemas.microsoft.com/office/drawing/2017/model3d" xmlns:o="urn:schemas-microsoft-com:office:office" xmlns:oel="http://schemas.microsoft.com/office/2019/extlst" xmlns:r="http://schemas.openxmlformats.org/officeDocument/2006/relationships" xmlns:m="http://schemas.openxmlformats.org/officeDocument/2006/math" xmlns:v="urn:schemas-microsoft-com:vml" xmlns:wp14="http://schemas.microsoft.com/office/word/2010/wordprocessingDrawing" xmlns:wp="http://schemas.openxmlformats.org/drawingml/2006/wordprocessingDrawing" xmlns:w10="urn:schemas-microsoft-com:office:word" xmlns:w="http://schemas.openxmlformats.org/wordprocessingml/2006/main" xmlns:w14="http://schemas.microsoft.com/office/word/2010/wordml" xmlns:w15="http://schemas.microsoft.com/office/word/2012/wordml" xmlns:w16cex="http://schemas.microsoft.com/office/word/2018/wordml/cex" xmlns:w16cid="http://schemas.microsoft.com/office/word/2016/wordml/cid" xmlns:w16="http://schemas.microsoft.com/office/word/2018/wordml" xmlns:w16du="http://schemas.microsoft.com/office/word/2023/wordml/word16du" xmlns:w16sdtdh="http://schemas.microsoft.com/office/word/2020/wordml/sdtdatahash" xmlns:w16sdtfl="http://schemas.microsoft.com/office/word/2024/wordml/sdtformatlock" xmlns:w16se="http://schemas.microsoft.com/office/word/2015/wordml/symex" xmlns:wpg="http://schemas.microsoft.com/office/word/2010/wordprocessingGroup" xmlns:wpi="http://schemas.microsoft.com/office/word/2010/wordprocessingInk" xmlns:wne="http://schemas.microsoft.com/office/word/2006/wordml" xmlns:wps="http://schemas.microsoft.com/office/word/2010/wordprocessingShape" mc:Ignorable="w14 w15 w16se w16cid w16 w16cex w16sdtdh w16sdtfl w16du wp14">
   <w:p>
     <w:pPr>
       <w:pStyle w:val="Header"/>
@@ -1571,8 +1491,8 @@
 </file>
 
 <file path=word/numbering.xml><?xml version="1.0" encoding="utf-8"?>
-<w:numbering xmlns:wpc="http://schemas.microsoft.com/office/word/2010/wordprocessingCanvas" xmlns:cx="http://schemas.microsoft.com/office/drawing/2014/chartex" xmlns:cx1="http://schemas.microsoft.com/office/drawing/2015/9/8/chartex" xmlns:cx2="http://schemas.microsoft.com/office/drawing/2015/10/21/chartex" xmlns:cx3="http://schemas.microsoft.com/office/drawing/2016/5/9/chartex" xmlns:cx4="http://schemas.microsoft.com/office/drawing/2016/5/10/chartex" xmlns:cx5="http://schemas.microsoft.com/office/drawing/2016/5/11/chartex" xmlns:cx6="http://schemas.microsoft.com/office/drawing/2016/5/12/chartex" xmlns:cx7="http://schemas.microsoft.com/office/drawing/2016/5/13/chartex" xmlns:cx8="http://schemas.microsoft.com/office/drawing/2016/5/14/chartex" xmlns:mc="http://schemas.openxmlformats.org/markup-compatibility/2006" xmlns:m="http://schemas.openxmlformats.org/officeDocument/2006/math" xmlns:aink="http://schemas.microsoft.com/office/drawing/2016/ink" xmlns:am3d="http://schemas.microsoft.com/office/drawing/2017/model3d" xmlns:oel="http://schemas.microsoft.com/office/2019/extlst" xmlns:r="http://schemas.openxmlformats.org/officeDocument/2006/relationships" xmlns:wp14="http://schemas.microsoft.com/office/word/2010/wordprocessingDrawing" xmlns:wp="http://schemas.openxmlformats.org/drawingml/2006/wordprocessingDrawing" xmlns:wpg="http://schemas.microsoft.com/office/word/2010/wordprocessingGroup" xmlns:wpi="http://schemas.microsoft.com/office/word/2010/wordprocessingInk" xmlns:wps="http://schemas.microsoft.com/office/word/2010/wordprocessingShape" xmlns:o="urn:schemas-microsoft-com:office:office" xmlns:v="urn:schemas-microsoft-com:vml" xmlns:w10="urn:schemas-microsoft-com:office:word" xmlns:w="http://schemas.openxmlformats.org/wordprocessingml/2006/main" xmlns:w14="http://schemas.microsoft.com/office/word/2010/wordml" xmlns:w15="http://schemas.microsoft.com/office/word/2012/wordml" xmlns:w16cex="http://schemas.microsoft.com/office/word/2018/wordml/cex" xmlns:w16cid="http://schemas.microsoft.com/office/word/2016/wordml/cid" xmlns:w16="http://schemas.microsoft.com/office/word/2018/wordml" xmlns:w16sdtdh="http://schemas.microsoft.com/office/word/2020/wordml/sdtdatahash" xmlns:w16sdtfl="http://schemas.microsoft.com/office/word/2024/wordml/sdtformatlock" xmlns:w16se="http://schemas.microsoft.com/office/word/2015/wordml/symex" xmlns:w16du="http://schemas.microsoft.com/office/word/2023/wordml/word16du" xmlns:wne="http://schemas.microsoft.com/office/word/2006/wordml" mc:Ignorable="w14 w15 w16se w16cid w16 w16cex w16sdtdh w16sdtfl w16du wp14">
-  <w:abstractNum w:abstractNumId="0" w15:restartNumberingAfterBreak="0">
+<w:numbering xmlns:aink="http://schemas.microsoft.com/office/drawing/2016/ink" xmlns:am3d="http://schemas.microsoft.com/office/drawing/2017/model3d" xmlns:cx="http://schemas.microsoft.com/office/drawing/2014/chartex" xmlns:cx1="http://schemas.microsoft.com/office/drawing/2015/9/8/chartex" xmlns:cx2="http://schemas.microsoft.com/office/drawing/2015/10/21/chartex" xmlns:cx3="http://schemas.microsoft.com/office/drawing/2016/5/9/chartex" xmlns:cx4="http://schemas.microsoft.com/office/drawing/2016/5/10/chartex" xmlns:cx5="http://schemas.microsoft.com/office/drawing/2016/5/11/chartex" xmlns:cx6="http://schemas.microsoft.com/office/drawing/2016/5/12/chartex" xmlns:cx7="http://schemas.microsoft.com/office/drawing/2016/5/13/chartex" xmlns:cx8="http://schemas.microsoft.com/office/drawing/2016/5/14/chartex" xmlns:m="http://schemas.openxmlformats.org/officeDocument/2006/math" xmlns:mc="http://schemas.openxmlformats.org/markup-compatibility/2006" xmlns:o="urn:schemas-microsoft-com:office:office" xmlns:oel="http://schemas.microsoft.com/office/2019/extlst" xmlns:r="http://schemas.openxmlformats.org/officeDocument/2006/relationships" xmlns:v="urn:schemas-microsoft-com:vml" xmlns:w="http://schemas.openxmlformats.org/wordprocessingml/2006/main" xmlns:w10="urn:schemas-microsoft-com:office:word" xmlns:w14="http://schemas.microsoft.com/office/word/2010/wordml" xmlns:w15="http://schemas.microsoft.com/office/word/2012/wordml" xmlns:w16="http://schemas.microsoft.com/office/word/2018/wordml" xmlns:w16cex="http://schemas.microsoft.com/office/word/2018/wordml/cex" xmlns:w16cid="http://schemas.microsoft.com/office/word/2016/wordml/cid" xmlns:w16du="http://schemas.microsoft.com/office/word/2023/wordml/word16du" xmlns:w16sdtdh="http://schemas.microsoft.com/office/word/2020/wordml/sdtdatahash" xmlns:w16sdtfl="http://schemas.microsoft.com/office/word/2024/wordml/sdtformatlock" xmlns:w16se="http://schemas.microsoft.com/office/word/2015/wordml/symex" xmlns:wne="http://schemas.microsoft.com/office/word/2006/wordml" xmlns:wp="http://schemas.openxmlformats.org/drawingml/2006/wordprocessingDrawing" xmlns:wp14="http://schemas.microsoft.com/office/word/2010/wordprocessingDrawing" xmlns:wpc="http://schemas.microsoft.com/office/word/2010/wordprocessingCanvas" xmlns:wpg="http://schemas.microsoft.com/office/word/2010/wordprocessingGroup" xmlns:wpi="http://schemas.microsoft.com/office/word/2010/wordprocessingInk" xmlns:wps="http://schemas.microsoft.com/office/word/2010/wordprocessingShape" mc:Ignorable="w14 w15 w16se w16cid w16 w16cex w16sdtdh w16sdtfl w16du wp14">
+  <w:abstractNum w15:restartNumberingAfterBreak="0" w:abstractNumId="0">
     <w:nsid w:val="FFFFFF7C"/>
     <w:multiLevelType w:val="singleLevel"/>
     <w:tmpl w:val="631A5F20"/>
@@ -1583,13 +1503,13 @@
       <w:lvlJc w:val="left"/>
       <w:pPr>
         <w:tabs>
-          <w:tab w:val="num" w:pos="1800"/>
+          <w:tab w:pos="1800" w:val="num"/>
         </w:tabs>
-        <w:ind w:left="1800" w:hanging="360"/>
+        <w:ind w:hanging="360" w:left="1800"/>
       </w:pPr>
     </w:lvl>
   </w:abstractNum>
-  <w:abstractNum w:abstractNumId="1" w15:restartNumberingAfterBreak="0">
+  <w:abstractNum w15:restartNumberingAfterBreak="0" w:abstractNumId="1">
     <w:nsid w:val="FFFFFF7D"/>
     <w:multiLevelType w:val="singleLevel"/>
     <w:tmpl w:val="8AA8C720"/>
@@ -1600,13 +1520,13 @@
       <w:lvlJc w:val="left"/>
       <w:pPr>
         <w:tabs>
-          <w:tab w:val="num" w:pos="1440"/>
+          <w:tab w:pos="1440" w:val="num"/>
         </w:tabs>
-        <w:ind w:left="1440" w:hanging="360"/>
+        <w:ind w:hanging="360" w:left="1440"/>
       </w:pPr>
     </w:lvl>
   </w:abstractNum>
-  <w:abstractNum w:abstractNumId="2" w15:restartNumberingAfterBreak="0">
+  <w:abstractNum w15:restartNumberingAfterBreak="0" w:abstractNumId="2">
     <w:nsid w:val="FFFFFF7E"/>
     <w:multiLevelType w:val="singleLevel"/>
     <w:tmpl w:val="0A3E2FDE"/>
@@ -1617,13 +1537,13 @@
       <w:lvlJc w:val="left"/>
       <w:pPr>
         <w:tabs>
-          <w:tab w:val="num" w:pos="1080"/>
+          <w:tab w:pos="1080" w:val="num"/>
         </w:tabs>
-        <w:ind w:left="1080" w:hanging="360"/>
+        <w:ind w:hanging="360" w:left="1080"/>
       </w:pPr>
     </w:lvl>
   </w:abstractNum>
-  <w:abstractNum w:abstractNumId="3" w15:restartNumberingAfterBreak="0">
+  <w:abstractNum w15:restartNumberingAfterBreak="0" w:abstractNumId="3">
     <w:nsid w:val="FFFFFF7F"/>
     <w:multiLevelType w:val="singleLevel"/>
     <w:tmpl w:val="DC147E68"/>
@@ -1634,13 +1554,13 @@
       <w:lvlJc w:val="left"/>
       <w:pPr>
         <w:tabs>
-          <w:tab w:val="num" w:pos="720"/>
+          <w:tab w:pos="720" w:val="num"/>
         </w:tabs>
-        <w:ind w:left="720" w:hanging="360"/>
+        <w:ind w:hanging="360" w:left="720"/>
       </w:pPr>
     </w:lvl>
   </w:abstractNum>
-  <w:abstractNum w:abstractNumId="4" w15:restartNumberingAfterBreak="0">
+  <w:abstractNum w15:restartNumberingAfterBreak="0" w:abstractNumId="4">
     <w:nsid w:val="FFFFFF80"/>
     <w:multiLevelType w:val="singleLevel"/>
     <w:tmpl w:val="839682B4"/>
@@ -1651,16 +1571,16 @@
       <w:lvlJc w:val="left"/>
       <w:pPr>
         <w:tabs>
-          <w:tab w:val="num" w:pos="1800"/>
+          <w:tab w:pos="1800" w:val="num"/>
         </w:tabs>
-        <w:ind w:left="1800" w:hanging="360"/>
+        <w:ind w:hanging="360" w:left="1800"/>
       </w:pPr>
       <w:rPr>
         <w:rFonts w:ascii="Symbol" w:hAnsi="Symbol" w:hint="default"/>
       </w:rPr>
     </w:lvl>
   </w:abstractNum>
-  <w:abstractNum w:abstractNumId="5" w15:restartNumberingAfterBreak="0">
+  <w:abstractNum w15:restartNumberingAfterBreak="0" w:abstractNumId="5">
     <w:nsid w:val="FFFFFF81"/>
     <w:multiLevelType w:val="singleLevel"/>
     <w:tmpl w:val="E2128A1A"/>
@@ -1671,16 +1591,16 @@
       <w:lvlJc w:val="left"/>
       <w:pPr>
         <w:tabs>
-          <w:tab w:val="num" w:pos="1440"/>
+          <w:tab w:pos="1440" w:val="num"/>
         </w:tabs>
-        <w:ind w:left="1440" w:hanging="360"/>
+        <w:ind w:hanging="360" w:left="1440"/>
       </w:pPr>
       <w:rPr>
         <w:rFonts w:ascii="Symbol" w:hAnsi="Symbol" w:hint="default"/>
       </w:rPr>
     </w:lvl>
   </w:abstractNum>
-  <w:abstractNum w:abstractNumId="6" w15:restartNumberingAfterBreak="0">
+  <w:abstractNum w15:restartNumberingAfterBreak="0" w:abstractNumId="6">
     <w:nsid w:val="FFFFFF82"/>
     <w:multiLevelType w:val="singleLevel"/>
     <w:tmpl w:val="D18C86DE"/>
@@ -1691,16 +1611,16 @@
       <w:lvlJc w:val="left"/>
       <w:pPr>
         <w:tabs>
-          <w:tab w:val="num" w:pos="1080"/>
+          <w:tab w:pos="1080" w:val="num"/>
         </w:tabs>
-        <w:ind w:left="1080" w:hanging="360"/>
+        <w:ind w:hanging="360" w:left="1080"/>
       </w:pPr>
       <w:rPr>
         <w:rFonts w:ascii="Symbol" w:hAnsi="Symbol" w:hint="default"/>
       </w:rPr>
     </w:lvl>
   </w:abstractNum>
-  <w:abstractNum w:abstractNumId="7" w15:restartNumberingAfterBreak="0">
+  <w:abstractNum w15:restartNumberingAfterBreak="0" w:abstractNumId="7">
     <w:nsid w:val="FFFFFF83"/>
     <w:multiLevelType w:val="singleLevel"/>
     <w:tmpl w:val="165E97EA"/>
@@ -1711,16 +1631,16 @@
       <w:lvlJc w:val="left"/>
       <w:pPr>
         <w:tabs>
-          <w:tab w:val="num" w:pos="720"/>
+          <w:tab w:pos="720" w:val="num"/>
         </w:tabs>
-        <w:ind w:left="720" w:hanging="360"/>
+        <w:ind w:hanging="360" w:left="720"/>
       </w:pPr>
       <w:rPr>
         <w:rFonts w:ascii="Symbol" w:hAnsi="Symbol" w:hint="default"/>
       </w:rPr>
     </w:lvl>
   </w:abstractNum>
-  <w:abstractNum w:abstractNumId="8" w15:restartNumberingAfterBreak="0">
+  <w:abstractNum w15:restartNumberingAfterBreak="0" w:abstractNumId="8">
     <w:nsid w:val="FFFFFF88"/>
     <w:multiLevelType w:val="singleLevel"/>
     <w:tmpl w:val="35509728"/>
@@ -1731,13 +1651,13 @@
       <w:lvlJc w:val="left"/>
       <w:pPr>
         <w:tabs>
-          <w:tab w:val="num" w:pos="360"/>
+          <w:tab w:pos="360" w:val="num"/>
         </w:tabs>
-        <w:ind w:left="360" w:hanging="360"/>
+        <w:ind w:hanging="360" w:left="360"/>
       </w:pPr>
     </w:lvl>
   </w:abstractNum>
-  <w:abstractNum w:abstractNumId="9" w15:restartNumberingAfterBreak="0">
+  <w:abstractNum w15:restartNumberingAfterBreak="0" w:abstractNumId="9">
     <w:nsid w:val="FFFFFF89"/>
     <w:multiLevelType w:val="singleLevel"/>
     <w:tmpl w:val="38C8C9DE"/>
@@ -1748,93 +1668,16 @@
       <w:lvlJc w:val="left"/>
       <w:pPr>
         <w:tabs>
-          <w:tab w:val="num" w:pos="360"/>
+          <w:tab w:pos="360" w:val="num"/>
         </w:tabs>
-        <w:ind w:left="360" w:hanging="360"/>
+        <w:ind w:hanging="360" w:left="360"/>
       </w:pPr>
       <w:rPr>
         <w:rFonts w:ascii="Symbol" w:hAnsi="Symbol" w:hint="default"/>
       </w:rPr>
     </w:lvl>
   </w:abstractNum>
-  <w:abstractNum w:abstractNumId="10" w15:restartNumberingAfterBreak="0">
-    <w:nsid w:val="0000A990"/>
-    <w:multiLevelType w:val="multilevel"/>
-    <w:tmpl w:val="E0747D0C"/>
-    <w:lvl w:ilvl="0">
-      <w:numFmt w:val="bullet"/>
-      <w:lvlText w:val=" "/>
-      <w:lvlJc w:val="left"/>
-      <w:pPr>
-        <w:ind w:left="720" w:hanging="360"/>
-      </w:pPr>
-    </w:lvl>
-    <w:lvl w:ilvl="1">
-      <w:numFmt w:val="bullet"/>
-      <w:lvlText w:val=" "/>
-      <w:lvlJc w:val="left"/>
-      <w:pPr>
-        <w:ind w:left="1440" w:hanging="360"/>
-      </w:pPr>
-    </w:lvl>
-    <w:lvl w:ilvl="2">
-      <w:numFmt w:val="bullet"/>
-      <w:lvlText w:val=" "/>
-      <w:lvlJc w:val="left"/>
-      <w:pPr>
-        <w:ind w:left="2160" w:hanging="360"/>
-      </w:pPr>
-    </w:lvl>
-    <w:lvl w:ilvl="3">
-      <w:numFmt w:val="bullet"/>
-      <w:lvlText w:val=" "/>
-      <w:lvlJc w:val="left"/>
-      <w:pPr>
-        <w:ind w:left="2880" w:hanging="360"/>
-      </w:pPr>
-    </w:lvl>
-    <w:lvl w:ilvl="4">
-      <w:numFmt w:val="bullet"/>
-      <w:lvlText w:val=" "/>
-      <w:lvlJc w:val="left"/>
-      <w:pPr>
-        <w:ind w:left="3600" w:hanging="360"/>
-      </w:pPr>
-    </w:lvl>
-    <w:lvl w:ilvl="5">
-      <w:numFmt w:val="bullet"/>
-      <w:lvlText w:val=" "/>
-      <w:lvlJc w:val="left"/>
-      <w:pPr>
-        <w:ind w:left="4320" w:hanging="360"/>
-      </w:pPr>
-    </w:lvl>
-    <w:lvl w:ilvl="6">
-      <w:numFmt w:val="bullet"/>
-      <w:lvlText w:val=" "/>
-      <w:lvlJc w:val="left"/>
-      <w:pPr>
-        <w:ind w:left="5040" w:hanging="360"/>
-      </w:pPr>
-    </w:lvl>
-    <w:lvl w:ilvl="7">
-      <w:numFmt w:val="bullet"/>
-      <w:lvlText w:val=" "/>
-      <w:lvlJc w:val="left"/>
-      <w:pPr>
-        <w:ind w:left="5760" w:hanging="360"/>
-      </w:pPr>
-    </w:lvl>
-    <w:lvl w:ilvl="8">
-      <w:numFmt w:val="bullet"/>
-      <w:lvlText w:val=" "/>
-      <w:lvlJc w:val="left"/>
-      <w:pPr>
-        <w:ind w:left="6480" w:hanging="360"/>
-      </w:pPr>
-    </w:lvl>
-  </w:abstractNum>
-  <w:abstractNum w:abstractNumId="11" w15:restartNumberingAfterBreak="0">
+  <w:abstractNum w15:restartNumberingAfterBreak="0" w:abstractNumId="10">
     <w:nsid w:val="5D1079BE"/>
     <w:multiLevelType w:val="hybridMultilevel"/>
     <w:tmpl w:val="589A61B8"/>
@@ -1845,163 +1688,239 @@
       <w:lvlText w:val="%1."/>
       <w:lvlJc w:val="left"/>
       <w:pPr>
-        <w:ind w:left="360" w:hanging="360"/>
+        <w:ind w:hanging="360" w:left="360"/>
       </w:pPr>
       <w:rPr>
         <w:rFonts w:hint="default"/>
       </w:rPr>
     </w:lvl>
-    <w:lvl w:ilvl="1" w:tplc="04090019" w:tentative="1">
+    <w:lvl w:ilvl="1" w:tentative="1" w:tplc="04090019">
       <w:start w:val="1"/>
       <w:numFmt w:val="lowerLetter"/>
       <w:lvlText w:val="%2."/>
       <w:lvlJc w:val="left"/>
       <w:pPr>
-        <w:ind w:left="1080" w:hanging="360"/>
+        <w:ind w:hanging="360" w:left="1080"/>
       </w:pPr>
     </w:lvl>
-    <w:lvl w:ilvl="2" w:tplc="0409001B" w:tentative="1">
+    <w:lvl w:ilvl="2" w:tentative="1" w:tplc="0409001B">
       <w:start w:val="1"/>
       <w:numFmt w:val="lowerRoman"/>
       <w:lvlText w:val="%3."/>
       <w:lvlJc w:val="right"/>
       <w:pPr>
-        <w:ind w:left="1800" w:hanging="180"/>
+        <w:ind w:hanging="180" w:left="1800"/>
       </w:pPr>
     </w:lvl>
-    <w:lvl w:ilvl="3" w:tplc="0409000F" w:tentative="1">
+    <w:lvl w:ilvl="3" w:tentative="1" w:tplc="0409000F">
       <w:start w:val="1"/>
       <w:numFmt w:val="decimal"/>
       <w:lvlText w:val="%4."/>
       <w:lvlJc w:val="left"/>
       <w:pPr>
-        <w:ind w:left="2520" w:hanging="360"/>
+        <w:ind w:hanging="360" w:left="2520"/>
       </w:pPr>
     </w:lvl>
-    <w:lvl w:ilvl="4" w:tplc="04090019" w:tentative="1">
+    <w:lvl w:ilvl="4" w:tentative="1" w:tplc="04090019">
       <w:start w:val="1"/>
       <w:numFmt w:val="lowerLetter"/>
       <w:lvlText w:val="%5."/>
       <w:lvlJc w:val="left"/>
       <w:pPr>
-        <w:ind w:left="3240" w:hanging="360"/>
+        <w:ind w:hanging="360" w:left="3240"/>
       </w:pPr>
     </w:lvl>
-    <w:lvl w:ilvl="5" w:tplc="0409001B" w:tentative="1">
+    <w:lvl w:ilvl="5" w:tentative="1" w:tplc="0409001B">
       <w:start w:val="1"/>
       <w:numFmt w:val="lowerRoman"/>
       <w:lvlText w:val="%6."/>
       <w:lvlJc w:val="right"/>
       <w:pPr>
-        <w:ind w:left="3960" w:hanging="180"/>
+        <w:ind w:hanging="180" w:left="3960"/>
       </w:pPr>
     </w:lvl>
-    <w:lvl w:ilvl="6" w:tplc="0409000F" w:tentative="1">
+    <w:lvl w:ilvl="6" w:tentative="1" w:tplc="0409000F">
       <w:start w:val="1"/>
       <w:numFmt w:val="decimal"/>
       <w:lvlText w:val="%7."/>
       <w:lvlJc w:val="left"/>
       <w:pPr>
-        <w:ind w:left="4680" w:hanging="360"/>
+        <w:ind w:hanging="360" w:left="4680"/>
       </w:pPr>
     </w:lvl>
-    <w:lvl w:ilvl="7" w:tplc="04090019" w:tentative="1">
+    <w:lvl w:ilvl="7" w:tentative="1" w:tplc="04090019">
       <w:start w:val="1"/>
       <w:numFmt w:val="lowerLetter"/>
       <w:lvlText w:val="%8."/>
       <w:lvlJc w:val="left"/>
       <w:pPr>
-        <w:ind w:left="5400" w:hanging="360"/>
+        <w:ind w:hanging="360" w:left="5400"/>
       </w:pPr>
     </w:lvl>
-    <w:lvl w:ilvl="8" w:tplc="0409001B" w:tentative="1">
+    <w:lvl w:ilvl="8" w:tentative="1" w:tplc="0409001B">
       <w:start w:val="1"/>
       <w:numFmt w:val="lowerRoman"/>
       <w:lvlText w:val="%9."/>
       <w:lvlJc w:val="right"/>
       <w:pPr>
-        <w:ind w:left="6120" w:hanging="180"/>
+        <w:ind w:hanging="180" w:left="6120"/>
       </w:pPr>
     </w:lvl>
   </w:abstractNum>
-  <w:num w:numId="1" w16cid:durableId="423961382">
-    <w:abstractNumId w:val="11"/>
+  <w:abstractNum w:abstractNumId="990">
+    <w:nsid w:val="0000A990"/>
+    <w:multiLevelType w:val="multilevel"/>
+    <w:lvl w:ilvl="0">
+      <w:numFmt w:val="bullet"/>
+      <w:lvlText w:val=" "/>
+      <w:lvlJc w:val="left"/>
+      <w:pPr>
+        <w:ind w:left="720" w:hanging="360"/>
+      </w:pPr>
+    </w:lvl>
+    <w:lvl w:ilvl="1">
+      <w:numFmt w:val="bullet"/>
+      <w:lvlText w:val=" "/>
+      <w:lvlJc w:val="left"/>
+      <w:pPr>
+        <w:ind w:left="1440" w:hanging="360"/>
+      </w:pPr>
+    </w:lvl>
+    <w:lvl w:ilvl="2">
+      <w:numFmt w:val="bullet"/>
+      <w:lvlText w:val=" "/>
+      <w:lvlJc w:val="left"/>
+      <w:pPr>
+        <w:ind w:left="2160" w:hanging="360"/>
+      </w:pPr>
+    </w:lvl>
+    <w:lvl w:ilvl="3">
+      <w:numFmt w:val="bullet"/>
+      <w:lvlText w:val=" "/>
+      <w:lvlJc w:val="left"/>
+      <w:pPr>
+        <w:ind w:left="2880" w:hanging="360"/>
+      </w:pPr>
+    </w:lvl>
+    <w:lvl w:ilvl="4">
+      <w:numFmt w:val="bullet"/>
+      <w:lvlText w:val=" "/>
+      <w:lvlJc w:val="left"/>
+      <w:pPr>
+        <w:ind w:left="3600" w:hanging="360"/>
+      </w:pPr>
+    </w:lvl>
+    <w:lvl w:ilvl="5">
+      <w:numFmt w:val="bullet"/>
+      <w:lvlText w:val=" "/>
+      <w:lvlJc w:val="left"/>
+      <w:pPr>
+        <w:ind w:left="4320" w:hanging="360"/>
+      </w:pPr>
+    </w:lvl>
+    <w:lvl w:ilvl="6">
+      <w:numFmt w:val="bullet"/>
+      <w:lvlText w:val=" "/>
+      <w:lvlJc w:val="left"/>
+      <w:pPr>
+        <w:ind w:left="5040" w:hanging="360"/>
+      </w:pPr>
+    </w:lvl>
+    <w:lvl w:ilvl="7">
+      <w:numFmt w:val="bullet"/>
+      <w:lvlText w:val=" "/>
+      <w:lvlJc w:val="left"/>
+      <w:pPr>
+        <w:ind w:left="5760" w:hanging="360"/>
+      </w:pPr>
+    </w:lvl>
+    <w:lvl w:ilvl="8">
+      <w:numFmt w:val="bullet"/>
+      <w:lvlText w:val=" "/>
+      <w:lvlJc w:val="left"/>
+      <w:pPr>
+        <w:ind w:left="6480" w:hanging="360"/>
+      </w:pPr>
+    </w:lvl>
+  </w:abstractNum>
+  <w:num w16cid:durableId="423961382" w:numId="1">
+    <w:abstractNumId w:val="10"/>
   </w:num>
-  <w:num w:numId="2" w16cid:durableId="1687557963">
+  <w:num w16cid:durableId="1687557963" w:numId="2">
     <w:abstractNumId w:val="9"/>
   </w:num>
-  <w:num w:numId="3" w16cid:durableId="1037200209">
+  <w:num w16cid:durableId="1037200209" w:numId="3">
     <w:abstractNumId w:val="7"/>
   </w:num>
-  <w:num w:numId="4" w16cid:durableId="1834566650">
+  <w:num w16cid:durableId="1834566650" w:numId="4">
     <w:abstractNumId w:val="6"/>
   </w:num>
-  <w:num w:numId="5" w16cid:durableId="1713074931">
+  <w:num w16cid:durableId="1713074931" w:numId="5">
     <w:abstractNumId w:val="5"/>
   </w:num>
-  <w:num w:numId="6" w16cid:durableId="90976974">
+  <w:num w16cid:durableId="90976974" w:numId="6">
     <w:abstractNumId w:val="4"/>
   </w:num>
-  <w:num w:numId="7" w16cid:durableId="1378773811">
+  <w:num w16cid:durableId="1378773811" w:numId="7">
     <w:abstractNumId w:val="8"/>
   </w:num>
-  <w:num w:numId="8" w16cid:durableId="2106684559">
+  <w:num w16cid:durableId="2106684559" w:numId="8">
     <w:abstractNumId w:val="3"/>
   </w:num>
-  <w:num w:numId="9" w16cid:durableId="1702896435">
+  <w:num w16cid:durableId="1702896435" w:numId="9">
     <w:abstractNumId w:val="2"/>
   </w:num>
-  <w:num w:numId="10" w16cid:durableId="1542131015">
+  <w:num w16cid:durableId="1542131015" w:numId="10">
     <w:abstractNumId w:val="1"/>
   </w:num>
-  <w:num w:numId="11" w16cid:durableId="1202327122">
+  <w:num w16cid:durableId="1202327122" w:numId="11">
     <w:abstractNumId w:val="0"/>
   </w:num>
-  <w:num w:numId="12" w16cid:durableId="1855149352">
+  <w:num w16cid:durableId="1855149352" w:numId="12">
     <w:abstractNumId w:val="9"/>
   </w:num>
-  <w:num w:numId="13" w16cid:durableId="1364743380">
+  <w:num w16cid:durableId="1364743380" w:numId="13">
     <w:abstractNumId w:val="7"/>
   </w:num>
-  <w:num w:numId="14" w16cid:durableId="20473214">
+  <w:num w16cid:durableId="20473214" w:numId="14">
     <w:abstractNumId w:val="6"/>
   </w:num>
-  <w:num w:numId="15" w16cid:durableId="1905485383">
+  <w:num w16cid:durableId="1905485383" w:numId="15">
     <w:abstractNumId w:val="5"/>
   </w:num>
-  <w:num w:numId="16" w16cid:durableId="1657997273">
+  <w:num w16cid:durableId="1657997273" w:numId="16">
     <w:abstractNumId w:val="4"/>
   </w:num>
-  <w:num w:numId="17" w16cid:durableId="1775712193">
+  <w:num w16cid:durableId="1775712193" w:numId="17">
     <w:abstractNumId w:val="8"/>
   </w:num>
-  <w:num w:numId="18" w16cid:durableId="772827886">
+  <w:num w16cid:durableId="772827886" w:numId="18">
     <w:abstractNumId w:val="3"/>
   </w:num>
-  <w:num w:numId="19" w16cid:durableId="1912688915">
+  <w:num w16cid:durableId="1912688915" w:numId="19">
     <w:abstractNumId w:val="2"/>
   </w:num>
-  <w:num w:numId="20" w16cid:durableId="1611625261">
+  <w:num w16cid:durableId="1611625261" w:numId="20">
     <w:abstractNumId w:val="1"/>
   </w:num>
-  <w:num w:numId="21" w16cid:durableId="2107966237">
+  <w:num w16cid:durableId="2107966237" w:numId="21">
     <w:abstractNumId w:val="0"/>
   </w:num>
-  <w:num w:numId="22" w16cid:durableId="710810419">
-    <w:abstractNumId w:val="10"/>
+  <w:num w:numId="1000">
+    <w:abstractNumId w:val="990"/>
   </w:num>
 </w:numbering>
 </file>
 
 <file path=word/styles.xml><?xml version="1.0" encoding="utf-8"?>
-<w:styles xmlns:mc="http://schemas.openxmlformats.org/markup-compatibility/2006" xmlns:r="http://schemas.openxmlformats.org/officeDocument/2006/relationships" xmlns:w="http://schemas.openxmlformats.org/wordprocessingml/2006/main" xmlns:w14="http://schemas.microsoft.com/office/word/2010/wordml" xmlns:w15="http://schemas.microsoft.com/office/word/2012/wordml" xmlns:w16cex="http://schemas.microsoft.com/office/word/2018/wordml/cex" xmlns:w16cid="http://schemas.microsoft.com/office/word/2016/wordml/cid" xmlns:w16="http://schemas.microsoft.com/office/word/2018/wordml" xmlns:w16sdtdh="http://schemas.microsoft.com/office/word/2020/wordml/sdtdatahash" xmlns:w16sdtfl="http://schemas.microsoft.com/office/word/2024/wordml/sdtformatlock" xmlns:w16se="http://schemas.microsoft.com/office/word/2015/wordml/symex" xmlns:w16du="http://schemas.microsoft.com/office/word/2023/wordml/word16du" mc:Ignorable="w14 w15 w16se w16cid w16 w16cex w16sdtdh w16sdtfl w16du">
+<w:styles xmlns:mc="http://schemas.openxmlformats.org/markup-compatibility/2006" xmlns:r="http://schemas.openxmlformats.org/officeDocument/2006/relationships" xmlns:w="http://schemas.openxmlformats.org/wordprocessingml/2006/main" xmlns:w14="http://schemas.microsoft.com/office/word/2010/wordml" xmlns:w15="http://schemas.microsoft.com/office/word/2012/wordml" xmlns:w16="http://schemas.microsoft.com/office/word/2018/wordml" xmlns:w16cex="http://schemas.microsoft.com/office/word/2018/wordml/cex" xmlns:w16cid="http://schemas.microsoft.com/office/word/2016/wordml/cid" xmlns:w16du="http://schemas.microsoft.com/office/word/2023/wordml/word16du" xmlns:w16sdtdh="http://schemas.microsoft.com/office/word/2020/wordml/sdtdatahash" xmlns:w16sdtfl="http://schemas.microsoft.com/office/word/2024/wordml/sdtformatlock" xmlns:w16se="http://schemas.microsoft.com/office/word/2015/wordml/symex" mc:Ignorable="w14 w15 w16se w16cid w16 w16cex w16sdtdh w16sdtfl w16du">
   <w:docDefaults>
     <w:rPrDefault>
       <w:rPr>
-        <w:rFonts w:asciiTheme="minorHAnsi" w:eastAsiaTheme="minorHAnsi" w:hAnsiTheme="minorHAnsi" w:cstheme="minorBidi"/>
+        <w:rFonts w:asciiTheme="minorHAnsi" w:cstheme="minorBidi" w:eastAsiaTheme="minorHAnsi" w:hAnsiTheme="minorHAnsi"/>
         <w:sz w:val="24"/>
         <w:szCs w:val="24"/>
-        <w:lang w:val="en-US" w:eastAsia="en-US" w:bidi="ar-SA"/>
+        <w:lang w:bidi="ar-SA" w:eastAsia="en-US" w:val="en-US"/>
       </w:rPr>
     </w:rPrDefault>
     <w:pPrDefault>
@@ -2010,7 +1929,7 @@
       </w:pPr>
     </w:pPrDefault>
   </w:docDefaults>
-  <w:latentStyles w:defLockedState="0" w:defUIPriority="0" w:defSemiHidden="0" w:defUnhideWhenUsed="0" w:defQFormat="0" w:count="376">
+  <w:latentStyles w:count="376" w:defLockedState="0" w:defQFormat="0" w:defSemiHidden="0" w:defUIPriority="0" w:defUnhideWhenUsed="0">
     <w:lsdException w:name="heading 5" w:semiHidden="1" w:unhideWhenUsed="1"/>
     <w:lsdException w:name="index 2" w:semiHidden="1" w:unhideWhenUsed="1"/>
     <w:lsdException w:name="index 3" w:semiHidden="1" w:unhideWhenUsed="1"/>
@@ -2348,7 +2267,7 @@
     <w:lsdException w:name="Unresolved Mention" w:semiHidden="1" w:uiPriority="99" w:unhideWhenUsed="1"/>
     <w:lsdException w:name="Smart Link" w:semiHidden="1" w:uiPriority="99" w:unhideWhenUsed="1"/>
   </w:latentStyles>
-  <w:style w:type="paragraph" w:default="1" w:styleId="Normal">
+  <w:style w:default="1" w:styleId="Normal" w:type="paragraph">
     <w:name w:val="Normal"/>
     <w:qFormat/>
     <w:rsid w:val="0083560B"/>
@@ -2356,7 +2275,7 @@
       <w:spacing w:after="0" w:line="480" w:lineRule="auto"/>
     </w:pPr>
   </w:style>
-  <w:style w:type="paragraph" w:styleId="Heading1">
+  <w:style w:styleId="Heading1" w:type="paragraph">
     <w:name w:val="heading 1"/>
     <w:basedOn w:val="Normal"/>
     <w:next w:val="BodyText"/>
@@ -2370,13 +2289,13 @@
       <w:outlineLvl w:val="0"/>
     </w:pPr>
     <w:rPr>
-      <w:rFonts w:asciiTheme="majorHAnsi" w:eastAsiaTheme="majorEastAsia" w:hAnsiTheme="majorHAnsi" w:cstheme="majorBidi"/>
+      <w:rFonts w:asciiTheme="majorHAnsi" w:cstheme="majorBidi" w:eastAsiaTheme="majorEastAsia" w:hAnsiTheme="majorHAnsi"/>
       <w:b/>
       <w:bCs/>
       <w:szCs w:val="32"/>
     </w:rPr>
   </w:style>
-  <w:style w:type="paragraph" w:styleId="Heading2">
+  <w:style w:styleId="Heading2" w:type="paragraph">
     <w:name w:val="heading 2"/>
     <w:basedOn w:val="Normal"/>
     <w:next w:val="BodyText"/>
@@ -2390,13 +2309,13 @@
       <w:outlineLvl w:val="1"/>
     </w:pPr>
     <w:rPr>
-      <w:rFonts w:asciiTheme="majorHAnsi" w:eastAsiaTheme="majorEastAsia" w:hAnsiTheme="majorHAnsi" w:cstheme="majorBidi"/>
+      <w:rFonts w:asciiTheme="majorHAnsi" w:cstheme="majorBidi" w:eastAsiaTheme="majorEastAsia" w:hAnsiTheme="majorHAnsi"/>
       <w:b/>
       <w:bCs/>
       <w:szCs w:val="28"/>
     </w:rPr>
   </w:style>
-  <w:style w:type="paragraph" w:styleId="Heading3">
+  <w:style w:styleId="Heading3" w:type="paragraph">
     <w:name w:val="heading 3"/>
     <w:basedOn w:val="Normal"/>
     <w:next w:val="BodyText"/>
@@ -2410,13 +2329,13 @@
       <w:outlineLvl w:val="2"/>
     </w:pPr>
     <w:rPr>
-      <w:rFonts w:asciiTheme="majorHAnsi" w:eastAsiaTheme="majorEastAsia" w:hAnsiTheme="majorHAnsi" w:cstheme="majorBidi"/>
+      <w:rFonts w:asciiTheme="majorHAnsi" w:cstheme="majorBidi" w:eastAsiaTheme="majorEastAsia" w:hAnsiTheme="majorHAnsi"/>
       <w:b/>
       <w:bCs/>
       <w:i/>
     </w:rPr>
   </w:style>
-  <w:style w:type="paragraph" w:styleId="Heading4">
+  <w:style w:styleId="Heading4" w:type="paragraph">
     <w:name w:val="heading 4"/>
     <w:basedOn w:val="Normal"/>
     <w:next w:val="BodyText"/>
@@ -2431,12 +2350,12 @@
       <w:outlineLvl w:val="3"/>
     </w:pPr>
     <w:rPr>
-      <w:rFonts w:asciiTheme="majorHAnsi" w:eastAsiaTheme="majorEastAsia" w:hAnsiTheme="majorHAnsi" w:cstheme="majorBidi"/>
+      <w:rFonts w:asciiTheme="majorHAnsi" w:cstheme="majorBidi" w:eastAsiaTheme="majorEastAsia" w:hAnsiTheme="majorHAnsi"/>
       <w:b/>
       <w:bCs/>
     </w:rPr>
   </w:style>
-  <w:style w:type="paragraph" w:styleId="Heading5">
+  <w:style w:styleId="Heading5" w:type="paragraph">
     <w:name w:val="heading 5"/>
     <w:basedOn w:val="Normal"/>
     <w:next w:val="BodyText"/>
@@ -2451,13 +2370,13 @@
       <w:outlineLvl w:val="4"/>
     </w:pPr>
     <w:rPr>
-      <w:rFonts w:asciiTheme="majorHAnsi" w:eastAsiaTheme="majorEastAsia" w:hAnsiTheme="majorHAnsi" w:cstheme="majorBidi"/>
+      <w:rFonts w:asciiTheme="majorHAnsi" w:cstheme="majorBidi" w:eastAsiaTheme="majorEastAsia" w:hAnsiTheme="majorHAnsi"/>
       <w:b/>
       <w:i/>
       <w:iCs/>
     </w:rPr>
   </w:style>
-  <w:style w:type="paragraph" w:styleId="Heading6">
+  <w:style w:styleId="Heading6" w:type="paragraph">
     <w:name w:val="heading 6"/>
     <w:basedOn w:val="Normal"/>
     <w:next w:val="BodyText"/>
@@ -2470,11 +2389,11 @@
       <w:outlineLvl w:val="5"/>
     </w:pPr>
     <w:rPr>
-      <w:rFonts w:asciiTheme="majorHAnsi" w:eastAsiaTheme="majorEastAsia" w:hAnsiTheme="majorHAnsi" w:cstheme="majorBidi"/>
-      <w:color w:val="4472C4" w:themeColor="accent1"/>
-    </w:rPr>
-  </w:style>
-  <w:style w:type="paragraph" w:styleId="Heading7">
+      <w:rFonts w:asciiTheme="majorHAnsi" w:cstheme="majorBidi" w:eastAsiaTheme="majorEastAsia" w:hAnsiTheme="majorHAnsi"/>
+      <w:color w:themeColor="accent1" w:val="4472C4"/>
+    </w:rPr>
+  </w:style>
+  <w:style w:styleId="Heading7" w:type="paragraph">
     <w:name w:val="heading 7"/>
     <w:basedOn w:val="Normal"/>
     <w:next w:val="BodyText"/>
@@ -2487,11 +2406,11 @@
       <w:outlineLvl w:val="6"/>
     </w:pPr>
     <w:rPr>
-      <w:rFonts w:asciiTheme="majorHAnsi" w:eastAsiaTheme="majorEastAsia" w:hAnsiTheme="majorHAnsi" w:cstheme="majorBidi"/>
-      <w:color w:val="4472C4" w:themeColor="accent1"/>
-    </w:rPr>
-  </w:style>
-  <w:style w:type="paragraph" w:styleId="Heading8">
+      <w:rFonts w:asciiTheme="majorHAnsi" w:cstheme="majorBidi" w:eastAsiaTheme="majorEastAsia" w:hAnsiTheme="majorHAnsi"/>
+      <w:color w:themeColor="accent1" w:val="4472C4"/>
+    </w:rPr>
+  </w:style>
+  <w:style w:styleId="Heading8" w:type="paragraph">
     <w:name w:val="heading 8"/>
     <w:basedOn w:val="Normal"/>
     <w:next w:val="BodyText"/>
@@ -2504,11 +2423,11 @@
       <w:outlineLvl w:val="7"/>
     </w:pPr>
     <w:rPr>
-      <w:rFonts w:asciiTheme="majorHAnsi" w:eastAsiaTheme="majorEastAsia" w:hAnsiTheme="majorHAnsi" w:cstheme="majorBidi"/>
-      <w:color w:val="4472C4" w:themeColor="accent1"/>
-    </w:rPr>
-  </w:style>
-  <w:style w:type="paragraph" w:styleId="Heading9">
+      <w:rFonts w:asciiTheme="majorHAnsi" w:cstheme="majorBidi" w:eastAsiaTheme="majorEastAsia" w:hAnsiTheme="majorHAnsi"/>
+      <w:color w:themeColor="accent1" w:val="4472C4"/>
+    </w:rPr>
+  </w:style>
+  <w:style w:styleId="Heading9" w:type="paragraph">
     <w:name w:val="heading 9"/>
     <w:basedOn w:val="Normal"/>
     <w:next w:val="BodyText"/>
@@ -2521,37 +2440,38 @@
       <w:outlineLvl w:val="8"/>
     </w:pPr>
     <w:rPr>
-      <w:rFonts w:asciiTheme="majorHAnsi" w:eastAsiaTheme="majorEastAsia" w:hAnsiTheme="majorHAnsi" w:cstheme="majorBidi"/>
-      <w:color w:val="4472C4" w:themeColor="accent1"/>
-    </w:rPr>
-  </w:style>
-  <w:style w:type="character" w:default="1" w:styleId="DefaultParagraphFont">
+      <w:rFonts w:asciiTheme="majorHAnsi" w:cstheme="majorBidi" w:eastAsiaTheme="majorEastAsia" w:hAnsiTheme="majorHAnsi"/>
+      <w:color w:themeColor="accent1" w:val="4472C4"/>
+    </w:rPr>
+  </w:style>
+  <w:style w:default="1" w:styleId="DefaultParagraphFont" w:type="character">
     <w:name w:val="Default Paragraph Font"/>
     <w:uiPriority w:val="1"/>
+    <w:semiHidden/>
     <w:unhideWhenUsed/>
   </w:style>
-  <w:style w:type="table" w:default="1" w:styleId="TableNormal">
+  <w:style w:default="1" w:styleId="TableNormal" w:type="table">
     <w:name w:val="Normal Table"/>
     <w:uiPriority w:val="99"/>
     <w:semiHidden/>
     <w:unhideWhenUsed/>
     <w:tblPr>
-      <w:tblInd w:w="0" w:type="dxa"/>
+      <w:tblInd w:type="dxa" w:w="0"/>
       <w:tblCellMar>
-        <w:top w:w="0" w:type="dxa"/>
-        <w:left w:w="108" w:type="dxa"/>
-        <w:bottom w:w="0" w:type="dxa"/>
-        <w:right w:w="108" w:type="dxa"/>
+        <w:top w:type="dxa" w:w="0"/>
+        <w:left w:type="dxa" w:w="108"/>
+        <w:bottom w:type="dxa" w:w="0"/>
+        <w:right w:type="dxa" w:w="108"/>
       </w:tblCellMar>
     </w:tblPr>
   </w:style>
-  <w:style w:type="numbering" w:default="1" w:styleId="NoList">
+  <w:style w:default="1" w:styleId="NoList" w:type="numbering">
     <w:name w:val="No List"/>
     <w:uiPriority w:val="99"/>
     <w:semiHidden/>
     <w:unhideWhenUsed/>
   </w:style>
-  <w:style w:type="paragraph" w:styleId="BodyText">
+  <w:style w:styleId="BodyText" w:type="paragraph">
     <w:name w:val="Body Text"/>
     <w:basedOn w:val="Normal"/>
     <w:link w:val="BodyTextChar"/>
@@ -2561,14 +2481,14 @@
       <w:ind w:firstLine="720"/>
     </w:pPr>
   </w:style>
-  <w:style w:type="paragraph" w:customStyle="1" w:styleId="FirstParagraph">
+  <w:style w:customStyle="1" w:styleId="FirstParagraph" w:type="paragraph">
     <w:name w:val="First Paragraph"/>
     <w:basedOn w:val="BodyText"/>
     <w:next w:val="BodyText"/>
     <w:qFormat/>
     <w:rsid w:val="008174AC"/>
   </w:style>
-  <w:style w:type="paragraph" w:customStyle="1" w:styleId="Compact">
+  <w:style w:customStyle="1" w:styleId="Compact" w:type="paragraph">
     <w:name w:val="Compact"/>
     <w:basedOn w:val="BodyText"/>
     <w:qFormat/>
@@ -2578,7 +2498,7 @@
       <w:ind w:firstLine="0"/>
     </w:pPr>
   </w:style>
-  <w:style w:type="paragraph" w:styleId="Title">
+  <w:style w:styleId="Title" w:type="paragraph">
     <w:name w:val="Title"/>
     <w:basedOn w:val="Normal"/>
     <w:next w:val="BodyText"/>
@@ -2594,7 +2514,7 @@
       <w:bCs/>
     </w:rPr>
   </w:style>
-  <w:style w:type="paragraph" w:styleId="Subtitle">
+  <w:style w:styleId="Subtitle" w:type="paragraph">
     <w:name w:val="Subtitle"/>
     <w:basedOn w:val="Title"/>
     <w:next w:val="BodyText"/>
@@ -2607,7 +2527,7 @@
       <w:szCs w:val="30"/>
     </w:rPr>
   </w:style>
-  <w:style w:type="paragraph" w:customStyle="1" w:styleId="Author">
+  <w:style w:customStyle="1" w:styleId="Author" w:type="paragraph">
     <w:name w:val="Author"/>
     <w:next w:val="BodyText"/>
     <w:qFormat/>
@@ -2617,7 +2537,7 @@
       <w:jc w:val="center"/>
     </w:pPr>
   </w:style>
-  <w:style w:type="paragraph" w:styleId="Date">
+  <w:style w:styleId="Date" w:type="paragraph">
     <w:name w:val="Date"/>
     <w:next w:val="BodyText"/>
     <w:qFormat/>
@@ -2627,7 +2547,7 @@
       <w:jc w:val="center"/>
     </w:pPr>
   </w:style>
-  <w:style w:type="paragraph" w:customStyle="1" w:styleId="Abstract">
+  <w:style w:customStyle="1" w:styleId="Abstract" w:type="paragraph">
     <w:name w:val="Abstract"/>
     <w:basedOn w:val="Normal"/>
     <w:next w:val="BodyText"/>
@@ -2641,16 +2561,16 @@
       <w:szCs w:val="20"/>
     </w:rPr>
   </w:style>
-  <w:style w:type="paragraph" w:styleId="Bibliography">
+  <w:style w:styleId="Bibliography" w:type="paragraph">
     <w:name w:val="Bibliography"/>
     <w:basedOn w:val="Normal"/>
     <w:qFormat/>
     <w:rsid w:val="00CB7758"/>
     <w:pPr>
-      <w:ind w:left="720" w:hanging="720"/>
-    </w:pPr>
-  </w:style>
-  <w:style w:type="paragraph" w:styleId="BlockText">
+      <w:ind w:hanging="720" w:left="720"/>
+    </w:pPr>
+  </w:style>
+  <w:style w:styleId="BlockText" w:type="paragraph">
     <w:name w:val="Block Text"/>
     <w:basedOn w:val="BodyText"/>
     <w:next w:val="BodyText"/>
@@ -2660,35 +2580,35 @@
     <w:qFormat/>
     <w:rsid w:val="0017682D"/>
     <w:pPr>
-      <w:ind w:left="720" w:right="720" w:firstLine="0"/>
-    </w:pPr>
-  </w:style>
-  <w:style w:type="paragraph" w:styleId="FootnoteText">
+      <w:ind w:firstLine="0" w:left="720" w:right="720"/>
+    </w:pPr>
+  </w:style>
+  <w:style w:styleId="FootnoteText" w:type="paragraph">
     <w:name w:val="footnote text"/>
     <w:basedOn w:val="Normal"/>
     <w:uiPriority w:val="9"/>
     <w:unhideWhenUsed/>
     <w:qFormat/>
   </w:style>
-  <w:style w:type="table" w:customStyle="1" w:styleId="Table">
+  <w:style w:customStyle="1" w:styleId="Table" w:type="table">
     <w:name w:val="Table"/>
     <w:semiHidden/>
     <w:unhideWhenUsed/>
     <w:qFormat/>
     <w:rsid w:val="00387689"/>
     <w:pPr>
-      <w:spacing w:before="60" w:after="60"/>
+      <w:spacing w:after="60" w:before="60"/>
     </w:pPr>
     <w:tblPr>
-      <w:tblInd w:w="0" w:type="dxa"/>
+      <w:tblInd w:type="dxa" w:w="0"/>
       <w:tblBorders>
-        <w:bottom w:val="single" w:sz="4" w:space="0" w:color="auto"/>
+        <w:bottom w:color="auto" w:space="0" w:sz="4" w:val="single"/>
       </w:tblBorders>
       <w:tblCellMar>
-        <w:top w:w="58" w:type="dxa"/>
-        <w:left w:w="58" w:type="dxa"/>
-        <w:bottom w:w="58" w:type="dxa"/>
-        <w:right w:w="58" w:type="dxa"/>
+        <w:top w:type="dxa" w:w="58"/>
+        <w:left w:type="dxa" w:w="58"/>
+        <w:bottom w:type="dxa" w:w="58"/>
+        <w:right w:type="dxa" w:w="58"/>
       </w:tblCellMar>
     </w:tblPr>
     <w:tcPr>
@@ -2698,9 +2618,9 @@
       <w:tblPr/>
       <w:tcPr>
         <w:tcBorders>
-          <w:top w:val="single" w:sz="4" w:space="0" w:color="auto"/>
+          <w:top w:color="auto" w:space="0" w:sz="4" w:val="single"/>
           <w:left w:val="nil"/>
-          <w:bottom w:val="single" w:sz="4" w:space="0" w:color="auto"/>
+          <w:bottom w:color="auto" w:space="0" w:sz="4" w:val="single"/>
           <w:right w:val="nil"/>
           <w:insideH w:val="nil"/>
           <w:insideV w:val="nil"/>
@@ -2710,7 +2630,7 @@
       </w:tcPr>
     </w:tblStylePr>
   </w:style>
-  <w:style w:type="paragraph" w:customStyle="1" w:styleId="DefinitionTerm">
+  <w:style w:customStyle="1" w:styleId="DefinitionTerm" w:type="paragraph">
     <w:name w:val="Definition Term"/>
     <w:basedOn w:val="Normal"/>
     <w:next w:val="Definition"/>
@@ -2722,11 +2642,11 @@
       <w:b/>
     </w:rPr>
   </w:style>
-  <w:style w:type="paragraph" w:customStyle="1" w:styleId="Definition">
+  <w:style w:customStyle="1" w:styleId="Definition" w:type="paragraph">
     <w:name w:val="Definition"/>
     <w:basedOn w:val="Normal"/>
   </w:style>
-  <w:style w:type="paragraph" w:styleId="Caption">
+  <w:style w:styleId="Caption" w:type="paragraph">
     <w:name w:val="caption"/>
     <w:basedOn w:val="Normal"/>
     <w:link w:val="CaptionChar"/>
@@ -2740,15 +2660,15 @@
       <w:i/>
     </w:rPr>
   </w:style>
-  <w:style w:type="paragraph" w:customStyle="1" w:styleId="TableCaption">
+  <w:style w:customStyle="1" w:styleId="TableCaption" w:type="paragraph">
     <w:name w:val="Table Caption"/>
     <w:basedOn w:val="Caption"/>
   </w:style>
-  <w:style w:type="paragraph" w:customStyle="1" w:styleId="ImageCaption">
+  <w:style w:customStyle="1" w:styleId="ImageCaption" w:type="paragraph">
     <w:name w:val="Image Caption"/>
     <w:basedOn w:val="Caption"/>
   </w:style>
-  <w:style w:type="paragraph" w:customStyle="1" w:styleId="Figure">
+  <w:style w:customStyle="1" w:styleId="Figure" w:type="paragraph">
     <w:name w:val="Figure"/>
     <w:basedOn w:val="Normal"/>
     <w:link w:val="FigureChar"/>
@@ -2757,12 +2677,12 @@
       <w:spacing w:line="240" w:lineRule="auto"/>
     </w:pPr>
   </w:style>
-  <w:style w:type="paragraph" w:customStyle="1" w:styleId="CaptionedFigure">
+  <w:style w:customStyle="1" w:styleId="CaptionedFigure" w:type="paragraph">
     <w:name w:val="Captioned Figure"/>
     <w:basedOn w:val="Figure"/>
     <w:rsid w:val="00AE5BBA"/>
   </w:style>
-  <w:style w:type="character" w:customStyle="1" w:styleId="CaptionChar">
+  <w:style w:customStyle="1" w:styleId="CaptionChar" w:type="character">
     <w:name w:val="Caption Char"/>
     <w:basedOn w:val="DefaultParagraphFont"/>
     <w:link w:val="Caption"/>
@@ -2771,24 +2691,24 @@
       <w:i/>
     </w:rPr>
   </w:style>
-  <w:style w:type="character" w:customStyle="1" w:styleId="VerbatimChar">
+  <w:style w:customStyle="1" w:styleId="VerbatimChar" w:type="character">
     <w:name w:val="Verbatim Char"/>
     <w:basedOn w:val="CaptionChar"/>
     <w:link w:val="SourceCode"/>
     <w:rsid w:val="00036EDA"/>
     <w:rPr>
       <w:i w:val="0"/>
-      <w:shd w:val="clear" w:color="auto" w:fill="F1F3F5"/>
-    </w:rPr>
-  </w:style>
-  <w:style w:type="character" w:customStyle="1" w:styleId="SectionNumber">
+      <w:shd w:color="auto" w:fill="F1F3F5" w:val="clear"/>
+    </w:rPr>
+  </w:style>
+  <w:style w:customStyle="1" w:styleId="SectionNumber" w:type="character">
     <w:name w:val="Section Number"/>
     <w:basedOn w:val="CaptionChar"/>
     <w:rPr>
       <w:i/>
     </w:rPr>
   </w:style>
-  <w:style w:type="character" w:styleId="FootnoteReference">
+  <w:style w:styleId="FootnoteReference" w:type="character">
     <w:name w:val="footnote reference"/>
     <w:basedOn w:val="CaptionChar"/>
     <w:rPr>
@@ -2796,16 +2716,16 @@
       <w:vertAlign w:val="superscript"/>
     </w:rPr>
   </w:style>
-  <w:style w:type="character" w:styleId="Hyperlink">
+  <w:style w:styleId="Hyperlink" w:type="character">
     <w:name w:val="Hyperlink"/>
     <w:basedOn w:val="CaptionChar"/>
     <w:rsid w:val="00250BD5"/>
     <w:rPr>
       <w:i w:val="0"/>
-      <w:color w:val="4472C4" w:themeColor="accent1"/>
-    </w:rPr>
-  </w:style>
-  <w:style w:type="paragraph" w:styleId="TOCHeading">
+      <w:color w:themeColor="accent1" w:val="4472C4"/>
+    </w:rPr>
+  </w:style>
+  <w:style w:styleId="TOCHeading" w:type="paragraph">
     <w:name w:val="TOC Heading"/>
     <w:basedOn w:val="Heading1"/>
     <w:next w:val="BodyText"/>
@@ -2819,16 +2739,16 @@
     <w:rPr>
       <w:b w:val="0"/>
       <w:bCs w:val="0"/>
-      <w:color w:val="2F5496" w:themeColor="accent1" w:themeShade="BF"/>
-    </w:rPr>
-  </w:style>
-  <w:style w:type="character" w:customStyle="1" w:styleId="BodyTextChar">
+      <w:color w:themeColor="accent1" w:themeShade="BF" w:val="2F5496"/>
+    </w:rPr>
+  </w:style>
+  <w:style w:customStyle="1" w:styleId="BodyTextChar" w:type="character">
     <w:name w:val="Body Text Char"/>
     <w:basedOn w:val="DefaultParagraphFont"/>
     <w:link w:val="BodyText"/>
     <w:rsid w:val="0083560B"/>
   </w:style>
-  <w:style w:type="paragraph" w:customStyle="1" w:styleId="red">
+  <w:style w:customStyle="1" w:styleId="red" w:type="paragraph">
     <w:name w:val="red"/>
     <w:basedOn w:val="BodyText"/>
     <w:link w:val="redChar"/>
@@ -2838,7 +2758,7 @@
       <w:color w:val="FF0000"/>
     </w:rPr>
   </w:style>
-  <w:style w:type="character" w:customStyle="1" w:styleId="redChar">
+  <w:style w:customStyle="1" w:styleId="redChar" w:type="character">
     <w:name w:val="red Char"/>
     <w:basedOn w:val="BodyTextChar"/>
     <w:link w:val="red"/>
@@ -2847,19 +2767,19 @@
       <w:color w:val="FF0000"/>
     </w:rPr>
   </w:style>
-  <w:style w:type="paragraph" w:customStyle="1" w:styleId="SourceCode">
+  <w:style w:customStyle="1" w:styleId="SourceCode" w:type="paragraph">
     <w:name w:val="Source Code"/>
     <w:basedOn w:val="Normal"/>
     <w:link w:val="VerbatimChar"/>
     <w:rsid w:val="00036EDA"/>
     <w:pPr>
-      <w:shd w:val="clear" w:color="auto" w:fill="F1F3F5"/>
+      <w:shd w:color="auto" w:fill="F1F3F5" w:val="clear"/>
       <w:wordWrap w:val="0"/>
       <w:spacing w:after="240" w:line="240" w:lineRule="auto"/>
       <w:contextualSpacing/>
     </w:pPr>
   </w:style>
-  <w:style w:type="character" w:customStyle="1" w:styleId="KeywordTok">
+  <w:style w:customStyle="1" w:styleId="KeywordTok" w:type="character">
     <w:name w:val="KeywordTok"/>
     <w:basedOn w:val="VerbatimChar"/>
     <w:rPr>
@@ -2867,10 +2787,10 @@
       <w:i w:val="0"/>
       <w:color w:val="003B4F"/>
       <w:sz w:val="22"/>
-      <w:shd w:val="clear" w:color="auto" w:fill="F1F3F5"/>
-    </w:rPr>
-  </w:style>
-  <w:style w:type="character" w:customStyle="1" w:styleId="DataTypeTok">
+      <w:shd w:color="auto" w:fill="F1F3F5" w:val="clear"/>
+    </w:rPr>
+  </w:style>
+  <w:style w:customStyle="1" w:styleId="DataTypeTok" w:type="character">
     <w:name w:val="DataTypeTok"/>
     <w:basedOn w:val="VerbatimChar"/>
     <w:rPr>
@@ -2878,10 +2798,10 @@
       <w:i w:val="0"/>
       <w:color w:val="AD0000"/>
       <w:sz w:val="22"/>
-      <w:shd w:val="clear" w:color="auto" w:fill="F1F3F5"/>
-    </w:rPr>
-  </w:style>
-  <w:style w:type="character" w:customStyle="1" w:styleId="DecValTok">
+      <w:shd w:color="auto" w:fill="F1F3F5" w:val="clear"/>
+    </w:rPr>
+  </w:style>
+  <w:style w:customStyle="1" w:styleId="DecValTok" w:type="character">
     <w:name w:val="DecValTok"/>
     <w:basedOn w:val="VerbatimChar"/>
     <w:rPr>
@@ -2889,10 +2809,10 @@
       <w:i w:val="0"/>
       <w:color w:val="AD0000"/>
       <w:sz w:val="22"/>
-      <w:shd w:val="clear" w:color="auto" w:fill="F1F3F5"/>
-    </w:rPr>
-  </w:style>
-  <w:style w:type="character" w:customStyle="1" w:styleId="BaseNTok">
+      <w:shd w:color="auto" w:fill="F1F3F5" w:val="clear"/>
+    </w:rPr>
+  </w:style>
+  <w:style w:customStyle="1" w:styleId="BaseNTok" w:type="character">
     <w:name w:val="BaseNTok"/>
     <w:basedOn w:val="VerbatimChar"/>
     <w:rPr>
@@ -2900,10 +2820,10 @@
       <w:i w:val="0"/>
       <w:color w:val="AD0000"/>
       <w:sz w:val="22"/>
-      <w:shd w:val="clear" w:color="auto" w:fill="F1F3F5"/>
-    </w:rPr>
-  </w:style>
-  <w:style w:type="character" w:customStyle="1" w:styleId="FloatTok">
+      <w:shd w:color="auto" w:fill="F1F3F5" w:val="clear"/>
+    </w:rPr>
+  </w:style>
+  <w:style w:customStyle="1" w:styleId="FloatTok" w:type="character">
     <w:name w:val="FloatTok"/>
     <w:basedOn w:val="VerbatimChar"/>
     <w:rPr>
@@ -2911,10 +2831,10 @@
       <w:i w:val="0"/>
       <w:color w:val="AD0000"/>
       <w:sz w:val="22"/>
-      <w:shd w:val="clear" w:color="auto" w:fill="F1F3F5"/>
-    </w:rPr>
-  </w:style>
-  <w:style w:type="character" w:customStyle="1" w:styleId="ConstantTok">
+      <w:shd w:color="auto" w:fill="F1F3F5" w:val="clear"/>
+    </w:rPr>
+  </w:style>
+  <w:style w:customStyle="1" w:styleId="ConstantTok" w:type="character">
     <w:name w:val="ConstantTok"/>
     <w:basedOn w:val="VerbatimChar"/>
     <w:rPr>
@@ -2922,10 +2842,10 @@
       <w:i w:val="0"/>
       <w:color w:val="8F5902"/>
       <w:sz w:val="22"/>
-      <w:shd w:val="clear" w:color="auto" w:fill="F1F3F5"/>
-    </w:rPr>
-  </w:style>
-  <w:style w:type="character" w:customStyle="1" w:styleId="CharTok">
+      <w:shd w:color="auto" w:fill="F1F3F5" w:val="clear"/>
+    </w:rPr>
+  </w:style>
+  <w:style w:customStyle="1" w:styleId="CharTok" w:type="character">
     <w:name w:val="CharTok"/>
     <w:basedOn w:val="VerbatimChar"/>
     <w:rPr>
@@ -2933,10 +2853,10 @@
       <w:i w:val="0"/>
       <w:color w:val="20794D"/>
       <w:sz w:val="22"/>
-      <w:shd w:val="clear" w:color="auto" w:fill="F1F3F5"/>
-    </w:rPr>
-  </w:style>
-  <w:style w:type="character" w:customStyle="1" w:styleId="SpecialCharTok">
+      <w:shd w:color="auto" w:fill="F1F3F5" w:val="clear"/>
+    </w:rPr>
+  </w:style>
+  <w:style w:customStyle="1" w:styleId="SpecialCharTok" w:type="character">
     <w:name w:val="SpecialCharTok"/>
     <w:basedOn w:val="VerbatimChar"/>
     <w:rPr>
@@ -2944,10 +2864,10 @@
       <w:i w:val="0"/>
       <w:color w:val="5E5E5E"/>
       <w:sz w:val="22"/>
-      <w:shd w:val="clear" w:color="auto" w:fill="F1F3F5"/>
-    </w:rPr>
-  </w:style>
-  <w:style w:type="character" w:customStyle="1" w:styleId="StringTok">
+      <w:shd w:color="auto" w:fill="F1F3F5" w:val="clear"/>
+    </w:rPr>
+  </w:style>
+  <w:style w:customStyle="1" w:styleId="StringTok" w:type="character">
     <w:name w:val="StringTok"/>
     <w:basedOn w:val="VerbatimChar"/>
     <w:rPr>
@@ -2955,10 +2875,10 @@
       <w:i w:val="0"/>
       <w:color w:val="20794D"/>
       <w:sz w:val="22"/>
-      <w:shd w:val="clear" w:color="auto" w:fill="F1F3F5"/>
-    </w:rPr>
-  </w:style>
-  <w:style w:type="character" w:customStyle="1" w:styleId="VerbatimStringTok">
+      <w:shd w:color="auto" w:fill="F1F3F5" w:val="clear"/>
+    </w:rPr>
+  </w:style>
+  <w:style w:customStyle="1" w:styleId="VerbatimStringTok" w:type="character">
     <w:name w:val="VerbatimStringTok"/>
     <w:basedOn w:val="VerbatimChar"/>
     <w:rPr>
@@ -2966,10 +2886,10 @@
       <w:i w:val="0"/>
       <w:color w:val="20794D"/>
       <w:sz w:val="22"/>
-      <w:shd w:val="clear" w:color="auto" w:fill="F1F3F5"/>
-    </w:rPr>
-  </w:style>
-  <w:style w:type="character" w:customStyle="1" w:styleId="SpecialStringTok">
+      <w:shd w:color="auto" w:fill="F1F3F5" w:val="clear"/>
+    </w:rPr>
+  </w:style>
+  <w:style w:customStyle="1" w:styleId="SpecialStringTok" w:type="character">
     <w:name w:val="SpecialStringTok"/>
     <w:basedOn w:val="VerbatimChar"/>
     <w:rPr>
@@ -2977,10 +2897,10 @@
       <w:i w:val="0"/>
       <w:color w:val="20794D"/>
       <w:sz w:val="22"/>
-      <w:shd w:val="clear" w:color="auto" w:fill="F1F3F5"/>
-    </w:rPr>
-  </w:style>
-  <w:style w:type="character" w:customStyle="1" w:styleId="ImportTok">
+      <w:shd w:color="auto" w:fill="F1F3F5" w:val="clear"/>
+    </w:rPr>
+  </w:style>
+  <w:style w:customStyle="1" w:styleId="ImportTok" w:type="character">
     <w:name w:val="ImportTok"/>
     <w:basedOn w:val="VerbatimChar"/>
     <w:rPr>
@@ -2988,10 +2908,10 @@
       <w:i w:val="0"/>
       <w:color w:val="00769E"/>
       <w:sz w:val="22"/>
-      <w:shd w:val="clear" w:color="auto" w:fill="F1F3F5"/>
-    </w:rPr>
-  </w:style>
-  <w:style w:type="character" w:customStyle="1" w:styleId="CommentTok">
+      <w:shd w:color="auto" w:fill="F1F3F5" w:val="clear"/>
+    </w:rPr>
+  </w:style>
+  <w:style w:customStyle="1" w:styleId="CommentTok" w:type="character">
     <w:name w:val="CommentTok"/>
     <w:basedOn w:val="VerbatimChar"/>
     <w:rPr>
@@ -2999,10 +2919,10 @@
       <w:i w:val="0"/>
       <w:color w:val="5E5E5E"/>
       <w:sz w:val="22"/>
-      <w:shd w:val="clear" w:color="auto" w:fill="F1F3F5"/>
-    </w:rPr>
-  </w:style>
-  <w:style w:type="character" w:customStyle="1" w:styleId="DocumentationTok">
+      <w:shd w:color="auto" w:fill="F1F3F5" w:val="clear"/>
+    </w:rPr>
+  </w:style>
+  <w:style w:customStyle="1" w:styleId="DocumentationTok" w:type="character">
     <w:name w:val="DocumentationTok"/>
     <w:basedOn w:val="VerbatimChar"/>
     <w:rPr>
@@ -3010,10 +2930,10 @@
       <w:i/>
       <w:color w:val="5E5E5E"/>
       <w:sz w:val="22"/>
-      <w:shd w:val="clear" w:color="auto" w:fill="F1F3F5"/>
-    </w:rPr>
-  </w:style>
-  <w:style w:type="character" w:customStyle="1" w:styleId="AnnotationTok">
+      <w:shd w:color="auto" w:fill="F1F3F5" w:val="clear"/>
+    </w:rPr>
+  </w:style>
+  <w:style w:customStyle="1" w:styleId="AnnotationTok" w:type="character">
     <w:name w:val="AnnotationTok"/>
     <w:basedOn w:val="VerbatimChar"/>
     <w:rPr>
@@ -3021,10 +2941,10 @@
       <w:i w:val="0"/>
       <w:color w:val="5E5E5E"/>
       <w:sz w:val="22"/>
-      <w:shd w:val="clear" w:color="auto" w:fill="F1F3F5"/>
-    </w:rPr>
-  </w:style>
-  <w:style w:type="character" w:customStyle="1" w:styleId="CommentVarTok">
+      <w:shd w:color="auto" w:fill="F1F3F5" w:val="clear"/>
+    </w:rPr>
+  </w:style>
+  <w:style w:customStyle="1" w:styleId="CommentVarTok" w:type="character">
     <w:name w:val="CommentVarTok"/>
     <w:basedOn w:val="VerbatimChar"/>
     <w:rPr>
@@ -3032,10 +2952,10 @@
       <w:i/>
       <w:color w:val="5E5E5E"/>
       <w:sz w:val="22"/>
-      <w:shd w:val="clear" w:color="auto" w:fill="F1F3F5"/>
-    </w:rPr>
-  </w:style>
-  <w:style w:type="character" w:customStyle="1" w:styleId="OtherTok">
+      <w:shd w:color="auto" w:fill="F1F3F5" w:val="clear"/>
+    </w:rPr>
+  </w:style>
+  <w:style w:customStyle="1" w:styleId="OtherTok" w:type="character">
     <w:name w:val="OtherTok"/>
     <w:basedOn w:val="VerbatimChar"/>
     <w:rPr>
@@ -3043,10 +2963,10 @@
       <w:i w:val="0"/>
       <w:color w:val="003B4F"/>
       <w:sz w:val="22"/>
-      <w:shd w:val="clear" w:color="auto" w:fill="F1F3F5"/>
-    </w:rPr>
-  </w:style>
-  <w:style w:type="character" w:customStyle="1" w:styleId="FunctionTok">
+      <w:shd w:color="auto" w:fill="F1F3F5" w:val="clear"/>
+    </w:rPr>
+  </w:style>
+  <w:style w:customStyle="1" w:styleId="FunctionTok" w:type="character">
     <w:name w:val="FunctionTok"/>
     <w:basedOn w:val="VerbatimChar"/>
     <w:rPr>
@@ -3054,10 +2974,10 @@
       <w:i w:val="0"/>
       <w:color w:val="4758AB"/>
       <w:sz w:val="22"/>
-      <w:shd w:val="clear" w:color="auto" w:fill="F1F3F5"/>
-    </w:rPr>
-  </w:style>
-  <w:style w:type="character" w:customStyle="1" w:styleId="VariableTok">
+      <w:shd w:color="auto" w:fill="F1F3F5" w:val="clear"/>
+    </w:rPr>
+  </w:style>
+  <w:style w:customStyle="1" w:styleId="VariableTok" w:type="character">
     <w:name w:val="VariableTok"/>
     <w:basedOn w:val="VerbatimChar"/>
     <w:rPr>
@@ -3065,10 +2985,10 @@
       <w:i w:val="0"/>
       <w:color w:val="111111"/>
       <w:sz w:val="22"/>
-      <w:shd w:val="clear" w:color="auto" w:fill="F1F3F5"/>
-    </w:rPr>
-  </w:style>
-  <w:style w:type="character" w:customStyle="1" w:styleId="ControlFlowTok">
+      <w:shd w:color="auto" w:fill="F1F3F5" w:val="clear"/>
+    </w:rPr>
+  </w:style>
+  <w:style w:customStyle="1" w:styleId="ControlFlowTok" w:type="character">
     <w:name w:val="ControlFlowTok"/>
     <w:basedOn w:val="VerbatimChar"/>
     <w:rPr>
@@ -3076,10 +2996,10 @@
       <w:i w:val="0"/>
       <w:color w:val="003B4F"/>
       <w:sz w:val="22"/>
-      <w:shd w:val="clear" w:color="auto" w:fill="F1F3F5"/>
-    </w:rPr>
-  </w:style>
-  <w:style w:type="character" w:customStyle="1" w:styleId="OperatorTok">
+      <w:shd w:color="auto" w:fill="F1F3F5" w:val="clear"/>
+    </w:rPr>
+  </w:style>
+  <w:style w:customStyle="1" w:styleId="OperatorTok" w:type="character">
     <w:name w:val="OperatorTok"/>
     <w:basedOn w:val="VerbatimChar"/>
     <w:rPr>
@@ -3087,10 +3007,10 @@
       <w:i w:val="0"/>
       <w:color w:val="5E5E5E"/>
       <w:sz w:val="22"/>
-      <w:shd w:val="clear" w:color="auto" w:fill="F1F3F5"/>
-    </w:rPr>
-  </w:style>
-  <w:style w:type="character" w:customStyle="1" w:styleId="BuiltInTok">
+      <w:shd w:color="auto" w:fill="F1F3F5" w:val="clear"/>
+    </w:rPr>
+  </w:style>
+  <w:style w:customStyle="1" w:styleId="BuiltInTok" w:type="character">
     <w:name w:val="BuiltInTok"/>
     <w:basedOn w:val="VerbatimChar"/>
     <w:rPr>
@@ -3098,10 +3018,10 @@
       <w:i w:val="0"/>
       <w:color w:val="003B4F"/>
       <w:sz w:val="22"/>
-      <w:shd w:val="clear" w:color="auto" w:fill="F1F3F5"/>
-    </w:rPr>
-  </w:style>
-  <w:style w:type="character" w:customStyle="1" w:styleId="ExtensionTok">
+      <w:shd w:color="auto" w:fill="F1F3F5" w:val="clear"/>
+    </w:rPr>
+  </w:style>
+  <w:style w:customStyle="1" w:styleId="ExtensionTok" w:type="character">
     <w:name w:val="ExtensionTok"/>
     <w:basedOn w:val="VerbatimChar"/>
     <w:rPr>
@@ -3109,10 +3029,10 @@
       <w:i w:val="0"/>
       <w:color w:val="003B4F"/>
       <w:sz w:val="22"/>
-      <w:shd w:val="clear" w:color="auto" w:fill="F1F3F5"/>
-    </w:rPr>
-  </w:style>
-  <w:style w:type="character" w:customStyle="1" w:styleId="PreprocessorTok">
+      <w:shd w:color="auto" w:fill="F1F3F5" w:val="clear"/>
+    </w:rPr>
+  </w:style>
+  <w:style w:customStyle="1" w:styleId="PreprocessorTok" w:type="character">
     <w:name w:val="PreprocessorTok"/>
     <w:basedOn w:val="VerbatimChar"/>
     <w:rPr>
@@ -3120,10 +3040,10 @@
       <w:i w:val="0"/>
       <w:color w:val="AD0000"/>
       <w:sz w:val="22"/>
-      <w:shd w:val="clear" w:color="auto" w:fill="F1F3F5"/>
-    </w:rPr>
-  </w:style>
-  <w:style w:type="character" w:customStyle="1" w:styleId="AttributeTok">
+      <w:shd w:color="auto" w:fill="F1F3F5" w:val="clear"/>
+    </w:rPr>
+  </w:style>
+  <w:style w:customStyle="1" w:styleId="AttributeTok" w:type="character">
     <w:name w:val="AttributeTok"/>
     <w:basedOn w:val="VerbatimChar"/>
     <w:rPr>
@@ -3131,10 +3051,10 @@
       <w:i w:val="0"/>
       <w:color w:val="657422"/>
       <w:sz w:val="22"/>
-      <w:shd w:val="clear" w:color="auto" w:fill="F1F3F5"/>
-    </w:rPr>
-  </w:style>
-  <w:style w:type="character" w:customStyle="1" w:styleId="RegionMarkerTok">
+      <w:shd w:color="auto" w:fill="F1F3F5" w:val="clear"/>
+    </w:rPr>
+  </w:style>
+  <w:style w:customStyle="1" w:styleId="RegionMarkerTok" w:type="character">
     <w:name w:val="RegionMarkerTok"/>
     <w:basedOn w:val="VerbatimChar"/>
     <w:rPr>
@@ -3142,10 +3062,10 @@
       <w:i w:val="0"/>
       <w:color w:val="003B4F"/>
       <w:sz w:val="22"/>
-      <w:shd w:val="clear" w:color="auto" w:fill="F1F3F5"/>
-    </w:rPr>
-  </w:style>
-  <w:style w:type="character" w:customStyle="1" w:styleId="InformationTok">
+      <w:shd w:color="auto" w:fill="F1F3F5" w:val="clear"/>
+    </w:rPr>
+  </w:style>
+  <w:style w:customStyle="1" w:styleId="InformationTok" w:type="character">
     <w:name w:val="InformationTok"/>
     <w:basedOn w:val="VerbatimChar"/>
     <w:rPr>
@@ -3153,10 +3073,10 @@
       <w:i w:val="0"/>
       <w:color w:val="5E5E5E"/>
       <w:sz w:val="22"/>
-      <w:shd w:val="clear" w:color="auto" w:fill="F1F3F5"/>
-    </w:rPr>
-  </w:style>
-  <w:style w:type="character" w:customStyle="1" w:styleId="WarningTok">
+      <w:shd w:color="auto" w:fill="F1F3F5" w:val="clear"/>
+    </w:rPr>
+  </w:style>
+  <w:style w:customStyle="1" w:styleId="WarningTok" w:type="character">
     <w:name w:val="WarningTok"/>
     <w:basedOn w:val="VerbatimChar"/>
     <w:rPr>
@@ -3164,10 +3084,10 @@
       <w:i/>
       <w:color w:val="5E5E5E"/>
       <w:sz w:val="22"/>
-      <w:shd w:val="clear" w:color="auto" w:fill="F1F3F5"/>
-    </w:rPr>
-  </w:style>
-  <w:style w:type="character" w:customStyle="1" w:styleId="AlertTok">
+      <w:shd w:color="auto" w:fill="F1F3F5" w:val="clear"/>
+    </w:rPr>
+  </w:style>
+  <w:style w:customStyle="1" w:styleId="AlertTok" w:type="character">
     <w:name w:val="AlertTok"/>
     <w:basedOn w:val="VerbatimChar"/>
     <w:rPr>
@@ -3175,10 +3095,10 @@
       <w:i w:val="0"/>
       <w:color w:val="AD0000"/>
       <w:sz w:val="22"/>
-      <w:shd w:val="clear" w:color="auto" w:fill="F1F3F5"/>
-    </w:rPr>
-  </w:style>
-  <w:style w:type="character" w:customStyle="1" w:styleId="ErrorTok">
+      <w:shd w:color="auto" w:fill="F1F3F5" w:val="clear"/>
+    </w:rPr>
+  </w:style>
+  <w:style w:customStyle="1" w:styleId="ErrorTok" w:type="character">
     <w:name w:val="ErrorTok"/>
     <w:basedOn w:val="VerbatimChar"/>
     <w:rPr>
@@ -3186,10 +3106,10 @@
       <w:i w:val="0"/>
       <w:color w:val="AD0000"/>
       <w:sz w:val="22"/>
-      <w:shd w:val="clear" w:color="auto" w:fill="F1F3F5"/>
-    </w:rPr>
-  </w:style>
-  <w:style w:type="character" w:customStyle="1" w:styleId="NormalTok">
+      <w:shd w:color="auto" w:fill="F1F3F5" w:val="clear"/>
+    </w:rPr>
+  </w:style>
+  <w:style w:customStyle="1" w:styleId="NormalTok" w:type="character">
     <w:name w:val="NormalTok"/>
     <w:basedOn w:val="VerbatimChar"/>
     <w:rPr>
@@ -3197,10 +3117,10 @@
       <w:i w:val="0"/>
       <w:color w:val="003B4F"/>
       <w:sz w:val="22"/>
-      <w:shd w:val="clear" w:color="auto" w:fill="F1F3F5"/>
-    </w:rPr>
-  </w:style>
-  <w:style w:type="paragraph" w:styleId="Header">
+      <w:shd w:color="auto" w:fill="F1F3F5" w:val="clear"/>
+    </w:rPr>
+  </w:style>
+  <w:style w:styleId="Header" w:type="paragraph">
     <w:name w:val="header"/>
     <w:basedOn w:val="Normal"/>
     <w:link w:val="HeaderChar"/>
@@ -3209,19 +3129,19 @@
     <w:rsid w:val="00340B9E"/>
     <w:pPr>
       <w:tabs>
-        <w:tab w:val="center" w:pos="4680"/>
-        <w:tab w:val="right" w:pos="9360"/>
+        <w:tab w:pos="4680" w:val="center"/>
+        <w:tab w:pos="9360" w:val="right"/>
       </w:tabs>
     </w:pPr>
   </w:style>
-  <w:style w:type="character" w:customStyle="1" w:styleId="HeaderChar">
+  <w:style w:customStyle="1" w:styleId="HeaderChar" w:type="character">
     <w:name w:val="Header Char"/>
     <w:basedOn w:val="DefaultParagraphFont"/>
     <w:link w:val="Header"/>
     <w:uiPriority w:val="99"/>
     <w:rsid w:val="00340B9E"/>
   </w:style>
-  <w:style w:type="paragraph" w:styleId="Footer">
+  <w:style w:styleId="Footer" w:type="paragraph">
     <w:name w:val="footer"/>
     <w:basedOn w:val="Normal"/>
     <w:link w:val="FooterChar"/>
@@ -3229,18 +3149,18 @@
     <w:rsid w:val="00340B9E"/>
     <w:pPr>
       <w:tabs>
-        <w:tab w:val="center" w:pos="4680"/>
-        <w:tab w:val="right" w:pos="9360"/>
+        <w:tab w:pos="4680" w:val="center"/>
+        <w:tab w:pos="9360" w:val="right"/>
       </w:tabs>
     </w:pPr>
   </w:style>
-  <w:style w:type="character" w:customStyle="1" w:styleId="FooterChar">
+  <w:style w:customStyle="1" w:styleId="FooterChar" w:type="character">
     <w:name w:val="Footer Char"/>
     <w:basedOn w:val="DefaultParagraphFont"/>
     <w:link w:val="Footer"/>
     <w:rsid w:val="00340B9E"/>
   </w:style>
-  <w:style w:type="paragraph" w:customStyle="1" w:styleId="APAEnumerated">
+  <w:style w:customStyle="1" w:styleId="APAEnumerated" w:type="paragraph">
     <w:name w:val="APAEnumerated"/>
     <w:basedOn w:val="BodyText"/>
     <w:link w:val="APAEnumeratedChar"/>
@@ -3253,7 +3173,7 @@
       <w:ind w:left="792"/>
     </w:pPr>
   </w:style>
-  <w:style w:type="character" w:customStyle="1" w:styleId="TitleChar">
+  <w:style w:customStyle="1" w:styleId="TitleChar" w:type="character">
     <w:name w:val="Title Char"/>
     <w:basedOn w:val="DefaultParagraphFont"/>
     <w:link w:val="Title"/>
@@ -3263,7 +3183,7 @@
       <w:bCs/>
     </w:rPr>
   </w:style>
-  <w:style w:type="paragraph" w:customStyle="1" w:styleId="FigureTitle">
+  <w:style w:customStyle="1" w:styleId="FigureTitle" w:type="paragraph">
     <w:name w:val="FigureTitle"/>
     <w:basedOn w:val="Figure"/>
     <w:link w:val="FigureTitleChar"/>
@@ -3279,13 +3199,13 @@
       <w:b/>
     </w:rPr>
   </w:style>
-  <w:style w:type="character" w:customStyle="1" w:styleId="FigureChar">
+  <w:style w:customStyle="1" w:styleId="FigureChar" w:type="character">
     <w:name w:val="Figure Char"/>
     <w:basedOn w:val="DefaultParagraphFont"/>
     <w:link w:val="Figure"/>
     <w:rsid w:val="00D630B7"/>
   </w:style>
-  <w:style w:type="character" w:customStyle="1" w:styleId="FigureTitleChar">
+  <w:style w:customStyle="1" w:styleId="FigureTitleChar" w:type="character">
     <w:name w:val="FigureTitle Char"/>
     <w:basedOn w:val="FigureChar"/>
     <w:link w:val="FigureTitle"/>
@@ -3294,7 +3214,7 @@
       <w:b/>
     </w:rPr>
   </w:style>
-  <w:style w:type="paragraph" w:customStyle="1" w:styleId="FigureNote">
+  <w:style w:customStyle="1" w:styleId="FigureNote" w:type="paragraph">
     <w:name w:val="FigureNote"/>
     <w:basedOn w:val="BodyText"/>
     <w:link w:val="FigureNoteChar"/>
@@ -3305,19 +3225,19 @@
       <w:ind w:firstLine="0"/>
     </w:pPr>
   </w:style>
-  <w:style w:type="character" w:customStyle="1" w:styleId="FigureNoteChar">
+  <w:style w:customStyle="1" w:styleId="FigureNoteChar" w:type="character">
     <w:name w:val="FigureNote Char"/>
     <w:basedOn w:val="BodyTextChar"/>
     <w:link w:val="FigureNote"/>
     <w:rsid w:val="00A946AC"/>
   </w:style>
-  <w:style w:type="character" w:customStyle="1" w:styleId="APAEnumeratedChar">
+  <w:style w:customStyle="1" w:styleId="APAEnumeratedChar" w:type="character">
     <w:name w:val="APAEnumerated Char"/>
     <w:basedOn w:val="BodyTextChar"/>
     <w:link w:val="APAEnumerated"/>
     <w:rsid w:val="00717963"/>
   </w:style>
-  <w:style w:type="paragraph" w:customStyle="1" w:styleId="FigureWithNote">
+  <w:style w:customStyle="1" w:styleId="FigureWithNote" w:type="paragraph">
     <w:name w:val="FigureWithNote"/>
     <w:basedOn w:val="Figure"/>
     <w:link w:val="FigureWithNoteChar"/>
@@ -3327,13 +3247,13 @@
       <w:keepNext/>
     </w:pPr>
   </w:style>
-  <w:style w:type="character" w:customStyle="1" w:styleId="FigureWithNoteChar">
+  <w:style w:customStyle="1" w:styleId="FigureWithNoteChar" w:type="character">
     <w:name w:val="FigureWithNote Char"/>
     <w:basedOn w:val="FigureChar"/>
     <w:link w:val="FigureWithNote"/>
     <w:rsid w:val="00B42EBE"/>
   </w:style>
-  <w:style w:type="paragraph" w:customStyle="1" w:styleId="FigureWithoutNote">
+  <w:style w:customStyle="1" w:styleId="FigureWithoutNote" w:type="paragraph">
     <w:name w:val="FigureWithoutNote"/>
     <w:basedOn w:val="Figure"/>
     <w:link w:val="FigureWithoutNoteChar"/>
@@ -3343,13 +3263,13 @@
       <w:spacing w:after="240"/>
     </w:pPr>
   </w:style>
-  <w:style w:type="character" w:customStyle="1" w:styleId="FigureWithoutNoteChar">
+  <w:style w:customStyle="1" w:styleId="FigureWithoutNoteChar" w:type="character">
     <w:name w:val="FigureWithoutNote Char"/>
     <w:basedOn w:val="FigureChar"/>
     <w:link w:val="FigureWithoutNote"/>
     <w:rsid w:val="00C304F7"/>
   </w:style>
-  <w:style w:type="paragraph" w:customStyle="1" w:styleId="AuthorNote">
+  <w:style w:customStyle="1" w:styleId="AuthorNote" w:type="paragraph">
     <w:name w:val="AuthorNote"/>
     <w:basedOn w:val="Author"/>
     <w:qFormat/>
@@ -3362,7 +3282,7 @@
       <w:jc w:val="left"/>
     </w:pPr>
   </w:style>
-  <w:style w:type="paragraph" w:customStyle="1" w:styleId="AfterWithoutNote">
+  <w:style w:customStyle="1" w:styleId="AfterWithoutNote" w:type="paragraph">
     <w:name w:val="AfterWithoutNote"/>
     <w:basedOn w:val="BodyText"/>
     <w:link w:val="AfterWithoutNoteChar"/>
@@ -3372,13 +3292,13 @@
       <w:spacing w:before="240"/>
     </w:pPr>
   </w:style>
-  <w:style w:type="character" w:customStyle="1" w:styleId="AfterWithoutNoteChar">
+  <w:style w:customStyle="1" w:styleId="AfterWithoutNoteChar" w:type="character">
     <w:name w:val="AfterWithoutNote Char"/>
     <w:basedOn w:val="BodyTextChar"/>
     <w:link w:val="AfterWithoutNote"/>
     <w:rsid w:val="00BB3FEC"/>
   </w:style>
-  <w:style w:type="paragraph" w:customStyle="1" w:styleId="NoIndent">
+  <w:style w:customStyle="1" w:styleId="NoIndent" w:type="paragraph">
     <w:name w:val="NoIndent"/>
     <w:basedOn w:val="BodyText"/>
     <w:link w:val="NoIndentChar"/>
@@ -3388,13 +3308,13 @@
       <w:ind w:firstLine="0"/>
     </w:pPr>
   </w:style>
-  <w:style w:type="character" w:customStyle="1" w:styleId="NoIndentChar">
+  <w:style w:customStyle="1" w:styleId="NoIndentChar" w:type="character">
     <w:name w:val="NoIndent Char"/>
     <w:basedOn w:val="BodyTextChar"/>
     <w:link w:val="NoIndent"/>
     <w:rsid w:val="004023D3"/>
   </w:style>
-  <w:style w:type="paragraph" w:customStyle="1" w:styleId="NextBlockText">
+  <w:style w:customStyle="1" w:styleId="NextBlockText" w:type="paragraph">
     <w:name w:val="NextBlockText"/>
     <w:basedOn w:val="BlockText"/>
     <w:link w:val="NextBlockTextChar"/>
@@ -3404,20 +3324,20 @@
       <w:ind w:firstLine="720"/>
     </w:pPr>
   </w:style>
-  <w:style w:type="character" w:customStyle="1" w:styleId="BlockTextChar">
+  <w:style w:customStyle="1" w:styleId="BlockTextChar" w:type="character">
     <w:name w:val="Block Text Char"/>
     <w:basedOn w:val="BodyTextChar"/>
     <w:link w:val="BlockText"/>
     <w:uiPriority w:val="9"/>
     <w:rsid w:val="00065938"/>
   </w:style>
-  <w:style w:type="character" w:customStyle="1" w:styleId="NextBlockTextChar">
+  <w:style w:customStyle="1" w:styleId="NextBlockTextChar" w:type="character">
     <w:name w:val="NextBlockText Char"/>
     <w:basedOn w:val="BlockTextChar"/>
     <w:link w:val="NextBlockText"/>
     <w:rsid w:val="00065938"/>
   </w:style>
-  <w:style w:type="character" w:styleId="PlaceholderText">
+  <w:style w:styleId="PlaceholderText" w:type="character">
     <w:name w:val="Placeholder Text"/>
     <w:basedOn w:val="DefaultParagraphFont"/>
     <w:semiHidden/>
@@ -3426,7 +3346,7 @@
       <w:color w:val="666666"/>
     </w:rPr>
   </w:style>
-  <w:style w:type="character" w:customStyle="1" w:styleId="H4">
+  <w:style w:customStyle="1" w:styleId="H4" w:type="character">
     <w:name w:val="H4"/>
     <w:basedOn w:val="DefaultParagraphFont"/>
     <w:uiPriority w:val="1"/>
@@ -3436,7 +3356,7 @@
       <w:b/>
     </w:rPr>
   </w:style>
-  <w:style w:type="character" w:customStyle="1" w:styleId="H5">
+  <w:style w:customStyle="1" w:styleId="H5" w:type="character">
     <w:name w:val="H5"/>
     <w:basedOn w:val="H4"/>
     <w:uiPriority w:val="1"/>
@@ -3447,7 +3367,7 @@
       <w:i/>
     </w:rPr>
   </w:style>
-  <w:style w:type="paragraph" w:customStyle="1" w:styleId="AbstractFirstParagraph">
+  <w:style w:customStyle="1" w:styleId="AbstractFirstParagraph" w:type="paragraph">
     <w:name w:val="AbstractFirstParagraph"/>
     <w:basedOn w:val="Abstract"/>
     <w:link w:val="AbstractFirstParagraphChar"/>
@@ -3457,7 +3377,7 @@
       <w:ind w:firstLine="0"/>
     </w:pPr>
   </w:style>
-  <w:style w:type="character" w:customStyle="1" w:styleId="AbstractChar">
+  <w:style w:customStyle="1" w:styleId="AbstractChar" w:type="character">
     <w:name w:val="Abstract Char"/>
     <w:basedOn w:val="DefaultParagraphFont"/>
     <w:link w:val="Abstract"/>
@@ -3466,7 +3386,7 @@
       <w:szCs w:val="20"/>
     </w:rPr>
   </w:style>
-  <w:style w:type="character" w:customStyle="1" w:styleId="AbstractFirstParagraphChar">
+  <w:style w:customStyle="1" w:styleId="AbstractFirstParagraphChar" w:type="character">
     <w:name w:val="AbstractFirstParagraph Char"/>
     <w:basedOn w:val="AbstractChar"/>
     <w:link w:val="AbstractFirstParagraph"/>
